--- a/dr/bistrin_diplomen_proekt.docx
+++ b/dr/bistrin_diplomen_proekt.docx
@@ -36,6 +36,8 @@
           <w:r>
             <w:t>Съдържание</w:t>
           </w:r>
+          <w:bookmarkStart w:id="0" w:name="_GoBack"/>
+          <w:bookmarkEnd w:id="0"/>
         </w:p>
         <w:p>
           <w:pPr>
@@ -61,7 +63,7 @@
           <w:r>
             <w:fldChar w:fldCharType="separate"/>
           </w:r>
-          <w:hyperlink w:anchor="_Toc195609976" w:history="1">
+          <w:hyperlink w:anchor="_Toc196213582" w:history="1">
             <w:r>
               <w:rPr>
                 <w:rStyle w:val="Hyperlink"/>
@@ -105,7 +107,7 @@
                 <w:noProof/>
                 <w:webHidden/>
               </w:rPr>
-              <w:instrText xml:space="preserve"> PAGEREF _Toc195609976 \h </w:instrText>
+              <w:instrText xml:space="preserve"> PAGEREF _Toc196213582 \h </w:instrText>
             </w:r>
             <w:r>
               <w:rPr>
@@ -151,7 +153,7 @@
               <w:lang w:eastAsia="bg-BG"/>
             </w:rPr>
           </w:pPr>
-          <w:hyperlink w:anchor="_Toc195609977" w:history="1">
+          <w:hyperlink w:anchor="_Toc196213583" w:history="1">
             <w:r>
               <w:rPr>
                 <w:rStyle w:val="Hyperlink"/>
@@ -195,7 +197,7 @@
                 <w:noProof/>
                 <w:webHidden/>
               </w:rPr>
-              <w:instrText xml:space="preserve"> PAGEREF _Toc195609977 \h </w:instrText>
+              <w:instrText xml:space="preserve"> PAGEREF _Toc196213583 \h </w:instrText>
             </w:r>
             <w:r>
               <w:rPr>
@@ -241,7 +243,7 @@
               <w:lang w:eastAsia="bg-BG"/>
             </w:rPr>
           </w:pPr>
-          <w:hyperlink w:anchor="_Toc195609978" w:history="1">
+          <w:hyperlink w:anchor="_Toc196213584" w:history="1">
             <w:r>
               <w:rPr>
                 <w:rStyle w:val="Hyperlink"/>
@@ -285,7 +287,7 @@
                 <w:noProof/>
                 <w:webHidden/>
               </w:rPr>
-              <w:instrText xml:space="preserve"> PAGEREF _Toc195609978 \h </w:instrText>
+              <w:instrText xml:space="preserve"> PAGEREF _Toc196213584 \h </w:instrText>
             </w:r>
             <w:r>
               <w:rPr>
@@ -331,7 +333,7 @@
               <w:lang w:eastAsia="bg-BG"/>
             </w:rPr>
           </w:pPr>
-          <w:hyperlink w:anchor="_Toc195609979" w:history="1">
+          <w:hyperlink w:anchor="_Toc196213585" w:history="1">
             <w:r>
               <w:rPr>
                 <w:rStyle w:val="Hyperlink"/>
@@ -375,7 +377,7 @@
                 <w:noProof/>
                 <w:webHidden/>
               </w:rPr>
-              <w:instrText xml:space="preserve"> PAGEREF _Toc195609979 \h </w:instrText>
+              <w:instrText xml:space="preserve"> PAGEREF _Toc196213585 \h </w:instrText>
             </w:r>
             <w:r>
               <w:rPr>
@@ -421,7 +423,7 @@
               <w:lang w:eastAsia="bg-BG"/>
             </w:rPr>
           </w:pPr>
-          <w:hyperlink w:anchor="_Toc195609980" w:history="1">
+          <w:hyperlink w:anchor="_Toc196213586" w:history="1">
             <w:r>
               <w:rPr>
                 <w:rStyle w:val="Hyperlink"/>
@@ -465,7 +467,7 @@
                 <w:noProof/>
                 <w:webHidden/>
               </w:rPr>
-              <w:instrText xml:space="preserve"> PAGEREF _Toc195609980 \h </w:instrText>
+              <w:instrText xml:space="preserve"> PAGEREF _Toc196213586 \h </w:instrText>
             </w:r>
             <w:r>
               <w:rPr>
@@ -511,7 +513,7 @@
               <w:lang w:eastAsia="bg-BG"/>
             </w:rPr>
           </w:pPr>
-          <w:hyperlink w:anchor="_Toc195609981" w:history="1">
+          <w:hyperlink w:anchor="_Toc196213587" w:history="1">
             <w:r>
               <w:rPr>
                 <w:rStyle w:val="Hyperlink"/>
@@ -555,7 +557,7 @@
                 <w:noProof/>
                 <w:webHidden/>
               </w:rPr>
-              <w:instrText xml:space="preserve"> PAGEREF _Toc195609981 \h </w:instrText>
+              <w:instrText xml:space="preserve"> PAGEREF _Toc196213587 \h </w:instrText>
             </w:r>
             <w:r>
               <w:rPr>
@@ -601,7 +603,7 @@
               <w:lang w:eastAsia="bg-BG"/>
             </w:rPr>
           </w:pPr>
-          <w:hyperlink w:anchor="_Toc195609982" w:history="1">
+          <w:hyperlink w:anchor="_Toc196213588" w:history="1">
             <w:r>
               <w:rPr>
                 <w:rStyle w:val="Hyperlink"/>
@@ -645,7 +647,7 @@
                 <w:noProof/>
                 <w:webHidden/>
               </w:rPr>
-              <w:instrText xml:space="preserve"> PAGEREF _Toc195609982 \h </w:instrText>
+              <w:instrText xml:space="preserve"> PAGEREF _Toc196213588 \h </w:instrText>
             </w:r>
             <w:r>
               <w:rPr>
@@ -691,7 +693,7 @@
               <w:lang w:eastAsia="bg-BG"/>
             </w:rPr>
           </w:pPr>
-          <w:hyperlink w:anchor="_Toc195609983" w:history="1">
+          <w:hyperlink w:anchor="_Toc196213589" w:history="1">
             <w:r>
               <w:rPr>
                 <w:rStyle w:val="Hyperlink"/>
@@ -735,7 +737,7 @@
                 <w:noProof/>
                 <w:webHidden/>
               </w:rPr>
-              <w:instrText xml:space="preserve"> PAGEREF _Toc195609983 \h </w:instrText>
+              <w:instrText xml:space="preserve"> PAGEREF _Toc196213589 \h </w:instrText>
             </w:r>
             <w:r>
               <w:rPr>
@@ -781,7 +783,7 @@
               <w:lang w:eastAsia="bg-BG"/>
             </w:rPr>
           </w:pPr>
-          <w:hyperlink w:anchor="_Toc195609984" w:history="1">
+          <w:hyperlink w:anchor="_Toc196213590" w:history="1">
             <w:r>
               <w:rPr>
                 <w:rStyle w:val="Hyperlink"/>
@@ -825,7 +827,7 @@
                 <w:noProof/>
                 <w:webHidden/>
               </w:rPr>
-              <w:instrText xml:space="preserve"> PAGEREF _Toc195609984 \h </w:instrText>
+              <w:instrText xml:space="preserve"> PAGEREF _Toc196213590 \h </w:instrText>
             </w:r>
             <w:r>
               <w:rPr>
@@ -871,7 +873,7 @@
               <w:lang w:eastAsia="bg-BG"/>
             </w:rPr>
           </w:pPr>
-          <w:hyperlink w:anchor="_Toc195609985" w:history="1">
+          <w:hyperlink w:anchor="_Toc196213591" w:history="1">
             <w:r>
               <w:rPr>
                 <w:rStyle w:val="Hyperlink"/>
@@ -915,7 +917,7 @@
                 <w:noProof/>
                 <w:webHidden/>
               </w:rPr>
-              <w:instrText xml:space="preserve"> PAGEREF _Toc195609985 \h </w:instrText>
+              <w:instrText xml:space="preserve"> PAGEREF _Toc196213591 \h </w:instrText>
             </w:r>
             <w:r>
               <w:rPr>
@@ -961,7 +963,7 @@
               <w:lang w:eastAsia="bg-BG"/>
             </w:rPr>
           </w:pPr>
-          <w:hyperlink w:anchor="_Toc195609986" w:history="1">
+          <w:hyperlink w:anchor="_Toc196213592" w:history="1">
             <w:r>
               <w:rPr>
                 <w:rStyle w:val="Hyperlink"/>
@@ -1005,7 +1007,7 @@
                 <w:noProof/>
                 <w:webHidden/>
               </w:rPr>
-              <w:instrText xml:space="preserve"> PAGEREF _Toc195609986 \h </w:instrText>
+              <w:instrText xml:space="preserve"> PAGEREF _Toc196213592 \h </w:instrText>
             </w:r>
             <w:r>
               <w:rPr>
@@ -1051,7 +1053,7 @@
               <w:lang w:eastAsia="bg-BG"/>
             </w:rPr>
           </w:pPr>
-          <w:hyperlink w:anchor="_Toc195609987" w:history="1">
+          <w:hyperlink w:anchor="_Toc196213593" w:history="1">
             <w:r>
               <w:rPr>
                 <w:rStyle w:val="Hyperlink"/>
@@ -1095,7 +1097,7 @@
                 <w:noProof/>
                 <w:webHidden/>
               </w:rPr>
-              <w:instrText xml:space="preserve"> PAGEREF _Toc195609987 \h </w:instrText>
+              <w:instrText xml:space="preserve"> PAGEREF _Toc196213593 \h </w:instrText>
             </w:r>
             <w:r>
               <w:rPr>
@@ -1141,7 +1143,7 @@
               <w:lang w:eastAsia="bg-BG"/>
             </w:rPr>
           </w:pPr>
-          <w:hyperlink w:anchor="_Toc195609988" w:history="1">
+          <w:hyperlink w:anchor="_Toc196213594" w:history="1">
             <w:r>
               <w:rPr>
                 <w:rStyle w:val="Hyperlink"/>
@@ -1185,7 +1187,7 @@
                 <w:noProof/>
                 <w:webHidden/>
               </w:rPr>
-              <w:instrText xml:space="preserve"> PAGEREF _Toc195609988 \h </w:instrText>
+              <w:instrText xml:space="preserve"> PAGEREF _Toc196213594 \h </w:instrText>
             </w:r>
             <w:r>
               <w:rPr>
@@ -1231,7 +1233,7 @@
               <w:lang w:eastAsia="bg-BG"/>
             </w:rPr>
           </w:pPr>
-          <w:hyperlink w:anchor="_Toc195609989" w:history="1">
+          <w:hyperlink w:anchor="_Toc196213595" w:history="1">
             <w:r>
               <w:rPr>
                 <w:rStyle w:val="Hyperlink"/>
@@ -1275,7 +1277,7 @@
                 <w:noProof/>
                 <w:webHidden/>
               </w:rPr>
-              <w:instrText xml:space="preserve"> PAGEREF _Toc195609989 \h </w:instrText>
+              <w:instrText xml:space="preserve"> PAGEREF _Toc196213595 \h </w:instrText>
             </w:r>
             <w:r>
               <w:rPr>
@@ -1296,6 +1298,242 @@
                 <w:webHidden/>
               </w:rPr>
               <w:t>7</w:t>
+            </w:r>
+            <w:r>
+              <w:rPr>
+                <w:noProof/>
+                <w:webHidden/>
+              </w:rPr>
+              <w:fldChar w:fldCharType="end"/>
+            </w:r>
+          </w:hyperlink>
+        </w:p>
+        <w:p>
+          <w:pPr>
+            <w:pStyle w:val="TOC3"/>
+            <w:tabs>
+              <w:tab w:val="right" w:leader="dot" w:pos="9062"/>
+            </w:tabs>
+            <w:rPr>
+              <w:rFonts w:asciiTheme="minorHAnsi" w:hAnsiTheme="minorHAnsi" w:cstheme="minorBidi"/>
+              <w:noProof/>
+              <w:sz w:val="22"/>
+              <w:szCs w:val="22"/>
+              <w:lang w:eastAsia="bg-BG"/>
+            </w:rPr>
+          </w:pPr>
+          <w:hyperlink w:anchor="_Toc196213596" w:history="1">
+            <w:r>
+              <w:rPr>
+                <w:rStyle w:val="Hyperlink"/>
+                <w:rFonts w:ascii="Arial" w:hAnsi="Arial" w:cs="Arial"/>
+                <w:noProof/>
+              </w:rPr>
+              <w:t>3.6 БАЗИ ДАННИ</w:t>
+            </w:r>
+            <w:r>
+              <w:rPr>
+                <w:noProof/>
+                <w:webHidden/>
+              </w:rPr>
+              <w:tab/>
+            </w:r>
+            <w:r>
+              <w:rPr>
+                <w:noProof/>
+                <w:webHidden/>
+              </w:rPr>
+              <w:fldChar w:fldCharType="begin"/>
+            </w:r>
+            <w:r>
+              <w:rPr>
+                <w:noProof/>
+                <w:webHidden/>
+              </w:rPr>
+              <w:instrText xml:space="preserve"> PAGEREF _Toc196213596 \h </w:instrText>
+            </w:r>
+            <w:r>
+              <w:rPr>
+                <w:noProof/>
+                <w:webHidden/>
+              </w:rPr>
+            </w:r>
+            <w:r>
+              <w:rPr>
+                <w:noProof/>
+                <w:webHidden/>
+              </w:rPr>
+              <w:fldChar w:fldCharType="separate"/>
+            </w:r>
+            <w:r>
+              <w:rPr>
+                <w:noProof/>
+                <w:webHidden/>
+              </w:rPr>
+              <w:t>7</w:t>
+            </w:r>
+            <w:r>
+              <w:rPr>
+                <w:noProof/>
+                <w:webHidden/>
+              </w:rPr>
+              <w:fldChar w:fldCharType="end"/>
+            </w:r>
+          </w:hyperlink>
+        </w:p>
+        <w:p>
+          <w:pPr>
+            <w:pStyle w:val="TOC3"/>
+            <w:tabs>
+              <w:tab w:val="right" w:leader="dot" w:pos="9062"/>
+            </w:tabs>
+            <w:rPr>
+              <w:rFonts w:asciiTheme="minorHAnsi" w:hAnsiTheme="minorHAnsi" w:cstheme="minorBidi"/>
+              <w:noProof/>
+              <w:sz w:val="22"/>
+              <w:szCs w:val="22"/>
+              <w:lang w:eastAsia="bg-BG"/>
+            </w:rPr>
+          </w:pPr>
+          <w:hyperlink w:anchor="_Toc196213597" w:history="1">
+            <w:r>
+              <w:rPr>
+                <w:rStyle w:val="Hyperlink"/>
+                <w:rFonts w:ascii="Arial" w:hAnsi="Arial" w:cs="Arial"/>
+                <w:noProof/>
+              </w:rPr>
+              <w:t>3.6.1 Инсталиране и конфигуриране на MySQL</w:t>
+            </w:r>
+            <w:r>
+              <w:rPr>
+                <w:noProof/>
+                <w:webHidden/>
+              </w:rPr>
+              <w:tab/>
+            </w:r>
+            <w:r>
+              <w:rPr>
+                <w:noProof/>
+                <w:webHidden/>
+              </w:rPr>
+              <w:fldChar w:fldCharType="begin"/>
+            </w:r>
+            <w:r>
+              <w:rPr>
+                <w:noProof/>
+                <w:webHidden/>
+              </w:rPr>
+              <w:instrText xml:space="preserve"> PAGEREF _Toc196213597 \h </w:instrText>
+            </w:r>
+            <w:r>
+              <w:rPr>
+                <w:noProof/>
+                <w:webHidden/>
+              </w:rPr>
+            </w:r>
+            <w:r>
+              <w:rPr>
+                <w:noProof/>
+                <w:webHidden/>
+              </w:rPr>
+              <w:fldChar w:fldCharType="separate"/>
+            </w:r>
+            <w:r>
+              <w:rPr>
+                <w:noProof/>
+                <w:webHidden/>
+              </w:rPr>
+              <w:t>7</w:t>
+            </w:r>
+            <w:r>
+              <w:rPr>
+                <w:noProof/>
+                <w:webHidden/>
+              </w:rPr>
+              <w:fldChar w:fldCharType="end"/>
+            </w:r>
+          </w:hyperlink>
+        </w:p>
+        <w:p>
+          <w:pPr>
+            <w:pStyle w:val="TOC1"/>
+            <w:tabs>
+              <w:tab w:val="left" w:pos="1320"/>
+              <w:tab w:val="right" w:leader="dot" w:pos="9062"/>
+            </w:tabs>
+            <w:rPr>
+              <w:rFonts w:asciiTheme="minorHAnsi" w:hAnsiTheme="minorHAnsi" w:cstheme="minorBidi"/>
+              <w:noProof/>
+              <w:sz w:val="22"/>
+              <w:szCs w:val="22"/>
+              <w:lang w:eastAsia="bg-BG"/>
+            </w:rPr>
+          </w:pPr>
+          <w:hyperlink w:anchor="_Toc196213598" w:history="1">
+            <w:r>
+              <w:rPr>
+                <w:rStyle w:val="Hyperlink"/>
+                <w:noProof/>
+              </w:rPr>
+              <w:t>4.</w:t>
+            </w:r>
+            <w:r>
+              <w:rPr>
+                <w:rFonts w:asciiTheme="minorHAnsi" w:hAnsiTheme="minorHAnsi" w:cstheme="minorBidi"/>
+                <w:noProof/>
+                <w:sz w:val="22"/>
+                <w:szCs w:val="22"/>
+                <w:lang w:eastAsia="bg-BG"/>
+              </w:rPr>
+              <w:tab/>
+            </w:r>
+            <w:r>
+              <w:rPr>
+                <w:rStyle w:val="Hyperlink"/>
+                <w:noProof/>
+              </w:rPr>
+              <w:t>Методология</w:t>
+            </w:r>
+            <w:r>
+              <w:rPr>
+                <w:noProof/>
+                <w:webHidden/>
+              </w:rPr>
+              <w:tab/>
+            </w:r>
+            <w:r>
+              <w:rPr>
+                <w:noProof/>
+                <w:webHidden/>
+              </w:rPr>
+              <w:fldChar w:fldCharType="begin"/>
+            </w:r>
+            <w:r>
+              <w:rPr>
+                <w:noProof/>
+                <w:webHidden/>
+              </w:rPr>
+              <w:instrText xml:space="preserve"> PAGEREF _Toc196213598 \h </w:instrText>
+            </w:r>
+            <w:r>
+              <w:rPr>
+                <w:noProof/>
+                <w:webHidden/>
+              </w:rPr>
+            </w:r>
+            <w:r>
+              <w:rPr>
+                <w:noProof/>
+                <w:webHidden/>
+              </w:rPr>
+              <w:fldChar w:fldCharType="separate"/>
+            </w:r>
+            <w:r>
+              <w:rPr>
+                <w:noProof/>
+                <w:webHidden/>
+              </w:rPr>
+              <w:t>8</w:t>
             </w:r>
             <w:r>
               <w:rPr>
@@ -1321,13 +1559,13 @@
               <w:lang w:eastAsia="bg-BG"/>
             </w:rPr>
           </w:pPr>
-          <w:hyperlink w:anchor="_Toc195609990" w:history="1">
+          <w:hyperlink w:anchor="_Toc196213599" w:history="1">
             <w:r>
               <w:rPr>
                 <w:rStyle w:val="Hyperlink"/>
                 <w:noProof/>
               </w:rPr>
-              <w:t>3.6</w:t>
+              <w:t>4.1</w:t>
             </w:r>
             <w:r>
               <w:rPr>
@@ -1344,7 +1582,7 @@
                 <w:rStyle w:val="Hyperlink"/>
                 <w:noProof/>
               </w:rPr>
-              <w:t>Бази данни</w:t>
+              <w:t>Планиране на проекта</w:t>
             </w:r>
             <w:r>
               <w:rPr>
@@ -1365,7 +1603,7 @@
                 <w:noProof/>
                 <w:webHidden/>
               </w:rPr>
-              <w:instrText xml:space="preserve"> PAGEREF _Toc195609990 \h </w:instrText>
+              <w:instrText xml:space="preserve"> PAGEREF _Toc196213599 \h </w:instrText>
             </w:r>
             <w:r>
               <w:rPr>
@@ -1385,7 +1623,7 @@
                 <w:noProof/>
                 <w:webHidden/>
               </w:rPr>
-              <w:t>7</w:t>
+              <w:t>9</w:t>
             </w:r>
             <w:r>
               <w:rPr>
@@ -1411,13 +1649,13 @@
               <w:lang w:eastAsia="bg-BG"/>
             </w:rPr>
           </w:pPr>
-          <w:hyperlink w:anchor="_Toc195609991" w:history="1">
+          <w:hyperlink w:anchor="_Toc196213600" w:history="1">
             <w:r>
               <w:rPr>
                 <w:rStyle w:val="Hyperlink"/>
                 <w:noProof/>
               </w:rPr>
-              <w:t>3.6.1</w:t>
+              <w:t>4.1.1</w:t>
             </w:r>
             <w:r>
               <w:rPr>
@@ -1434,7 +1672,7 @@
                 <w:rStyle w:val="Hyperlink"/>
                 <w:noProof/>
               </w:rPr>
-              <w:t>Инсталиране и конфигуриране на PostgreSQL</w:t>
+              <w:t>Определяне на целите</w:t>
             </w:r>
             <w:r>
               <w:rPr>
@@ -1455,7 +1693,7 @@
                 <w:noProof/>
                 <w:webHidden/>
               </w:rPr>
-              <w:instrText xml:space="preserve"> PAGEREF _Toc195609991 \h </w:instrText>
+              <w:instrText xml:space="preserve"> PAGEREF _Toc196213600 \h </w:instrText>
             </w:r>
             <w:r>
               <w:rPr>
@@ -1475,7 +1713,548 @@
                 <w:noProof/>
                 <w:webHidden/>
               </w:rPr>
-              <w:t>7</w:t>
+              <w:t>9</w:t>
+            </w:r>
+            <w:r>
+              <w:rPr>
+                <w:noProof/>
+                <w:webHidden/>
+              </w:rPr>
+              <w:fldChar w:fldCharType="end"/>
+            </w:r>
+          </w:hyperlink>
+        </w:p>
+        <w:p>
+          <w:pPr>
+            <w:pStyle w:val="TOC3"/>
+            <w:tabs>
+              <w:tab w:val="left" w:pos="2031"/>
+              <w:tab w:val="right" w:leader="dot" w:pos="9062"/>
+            </w:tabs>
+            <w:rPr>
+              <w:rFonts w:asciiTheme="minorHAnsi" w:hAnsiTheme="minorHAnsi" w:cstheme="minorBidi"/>
+              <w:noProof/>
+              <w:sz w:val="22"/>
+              <w:szCs w:val="22"/>
+              <w:lang w:eastAsia="bg-BG"/>
+            </w:rPr>
+          </w:pPr>
+          <w:hyperlink w:anchor="_Toc196213601" w:history="1">
+            <w:r>
+              <w:rPr>
+                <w:rStyle w:val="Hyperlink"/>
+                <w:noProof/>
+              </w:rPr>
+              <w:t>4.1.2</w:t>
+            </w:r>
+            <w:r>
+              <w:rPr>
+                <w:rFonts w:asciiTheme="minorHAnsi" w:hAnsiTheme="minorHAnsi" w:cstheme="minorBidi"/>
+                <w:noProof/>
+                <w:sz w:val="22"/>
+                <w:szCs w:val="22"/>
+                <w:lang w:eastAsia="bg-BG"/>
+              </w:rPr>
+              <w:tab/>
+            </w:r>
+            <w:r>
+              <w:rPr>
+                <w:rStyle w:val="Hyperlink"/>
+                <w:noProof/>
+              </w:rPr>
+              <w:t>Създаване на график</w:t>
+            </w:r>
+            <w:r>
+              <w:rPr>
+                <w:noProof/>
+                <w:webHidden/>
+              </w:rPr>
+              <w:tab/>
+            </w:r>
+            <w:r>
+              <w:rPr>
+                <w:noProof/>
+                <w:webHidden/>
+              </w:rPr>
+              <w:fldChar w:fldCharType="begin"/>
+            </w:r>
+            <w:r>
+              <w:rPr>
+                <w:noProof/>
+                <w:webHidden/>
+              </w:rPr>
+              <w:instrText xml:space="preserve"> PAGEREF _Toc196213601 \h </w:instrText>
+            </w:r>
+            <w:r>
+              <w:rPr>
+                <w:noProof/>
+                <w:webHidden/>
+              </w:rPr>
+            </w:r>
+            <w:r>
+              <w:rPr>
+                <w:noProof/>
+                <w:webHidden/>
+              </w:rPr>
+              <w:fldChar w:fldCharType="separate"/>
+            </w:r>
+            <w:r>
+              <w:rPr>
+                <w:noProof/>
+                <w:webHidden/>
+              </w:rPr>
+              <w:t>9</w:t>
+            </w:r>
+            <w:r>
+              <w:rPr>
+                <w:noProof/>
+                <w:webHidden/>
+              </w:rPr>
+              <w:fldChar w:fldCharType="end"/>
+            </w:r>
+          </w:hyperlink>
+        </w:p>
+        <w:p>
+          <w:pPr>
+            <w:pStyle w:val="TOC3"/>
+            <w:tabs>
+              <w:tab w:val="left" w:pos="2031"/>
+              <w:tab w:val="right" w:leader="dot" w:pos="9062"/>
+            </w:tabs>
+            <w:rPr>
+              <w:rFonts w:asciiTheme="minorHAnsi" w:hAnsiTheme="minorHAnsi" w:cstheme="minorBidi"/>
+              <w:noProof/>
+              <w:sz w:val="22"/>
+              <w:szCs w:val="22"/>
+              <w:lang w:eastAsia="bg-BG"/>
+            </w:rPr>
+          </w:pPr>
+          <w:hyperlink w:anchor="_Toc196213602" w:history="1">
+            <w:r>
+              <w:rPr>
+                <w:rStyle w:val="Hyperlink"/>
+                <w:noProof/>
+              </w:rPr>
+              <w:t>4.1.3</w:t>
+            </w:r>
+            <w:r>
+              <w:rPr>
+                <w:rFonts w:asciiTheme="minorHAnsi" w:hAnsiTheme="minorHAnsi" w:cstheme="minorBidi"/>
+                <w:noProof/>
+                <w:sz w:val="22"/>
+                <w:szCs w:val="22"/>
+                <w:lang w:eastAsia="bg-BG"/>
+              </w:rPr>
+              <w:tab/>
+            </w:r>
+            <w:r>
+              <w:rPr>
+                <w:rStyle w:val="Hyperlink"/>
+                <w:noProof/>
+              </w:rPr>
+              <w:t>Идентифициране на ресурси</w:t>
+            </w:r>
+            <w:r>
+              <w:rPr>
+                <w:noProof/>
+                <w:webHidden/>
+              </w:rPr>
+              <w:tab/>
+            </w:r>
+            <w:r>
+              <w:rPr>
+                <w:noProof/>
+                <w:webHidden/>
+              </w:rPr>
+              <w:fldChar w:fldCharType="begin"/>
+            </w:r>
+            <w:r>
+              <w:rPr>
+                <w:noProof/>
+                <w:webHidden/>
+              </w:rPr>
+              <w:instrText xml:space="preserve"> PAGEREF _Toc196213602 \h </w:instrText>
+            </w:r>
+            <w:r>
+              <w:rPr>
+                <w:noProof/>
+                <w:webHidden/>
+              </w:rPr>
+            </w:r>
+            <w:r>
+              <w:rPr>
+                <w:noProof/>
+                <w:webHidden/>
+              </w:rPr>
+              <w:fldChar w:fldCharType="separate"/>
+            </w:r>
+            <w:r>
+              <w:rPr>
+                <w:noProof/>
+                <w:webHidden/>
+              </w:rPr>
+              <w:t>9</w:t>
+            </w:r>
+            <w:r>
+              <w:rPr>
+                <w:noProof/>
+                <w:webHidden/>
+              </w:rPr>
+              <w:fldChar w:fldCharType="end"/>
+            </w:r>
+          </w:hyperlink>
+        </w:p>
+        <w:p>
+          <w:pPr>
+            <w:pStyle w:val="TOC2"/>
+            <w:tabs>
+              <w:tab w:val="left" w:pos="1760"/>
+              <w:tab w:val="right" w:leader="dot" w:pos="9062"/>
+            </w:tabs>
+            <w:rPr>
+              <w:rFonts w:asciiTheme="minorHAnsi" w:hAnsiTheme="minorHAnsi" w:cstheme="minorBidi"/>
+              <w:noProof/>
+              <w:sz w:val="22"/>
+              <w:szCs w:val="22"/>
+              <w:lang w:eastAsia="bg-BG"/>
+            </w:rPr>
+          </w:pPr>
+          <w:hyperlink w:anchor="_Toc196213603" w:history="1">
+            <w:r>
+              <w:rPr>
+                <w:rStyle w:val="Hyperlink"/>
+                <w:rFonts w:ascii="Arial" w:hAnsi="Arial" w:cs="Arial"/>
+                <w:noProof/>
+              </w:rPr>
+              <w:t>4.2</w:t>
+            </w:r>
+            <w:r>
+              <w:rPr>
+                <w:rFonts w:asciiTheme="minorHAnsi" w:hAnsiTheme="minorHAnsi" w:cstheme="minorBidi"/>
+                <w:noProof/>
+                <w:sz w:val="22"/>
+                <w:szCs w:val="22"/>
+                <w:lang w:eastAsia="bg-BG"/>
+              </w:rPr>
+              <w:tab/>
+            </w:r>
+            <w:r>
+              <w:rPr>
+                <w:rStyle w:val="Hyperlink"/>
+                <w:noProof/>
+              </w:rPr>
+              <w:t>Подготовка на сървърната среда</w:t>
+            </w:r>
+            <w:r>
+              <w:rPr>
+                <w:noProof/>
+                <w:webHidden/>
+              </w:rPr>
+              <w:tab/>
+            </w:r>
+            <w:r>
+              <w:rPr>
+                <w:noProof/>
+                <w:webHidden/>
+              </w:rPr>
+              <w:fldChar w:fldCharType="begin"/>
+            </w:r>
+            <w:r>
+              <w:rPr>
+                <w:noProof/>
+                <w:webHidden/>
+              </w:rPr>
+              <w:instrText xml:space="preserve"> PAGEREF _Toc196213603 \h </w:instrText>
+            </w:r>
+            <w:r>
+              <w:rPr>
+                <w:noProof/>
+                <w:webHidden/>
+              </w:rPr>
+            </w:r>
+            <w:r>
+              <w:rPr>
+                <w:noProof/>
+                <w:webHidden/>
+              </w:rPr>
+              <w:fldChar w:fldCharType="separate"/>
+            </w:r>
+            <w:r>
+              <w:rPr>
+                <w:noProof/>
+                <w:webHidden/>
+              </w:rPr>
+              <w:t>10</w:t>
+            </w:r>
+            <w:r>
+              <w:rPr>
+                <w:noProof/>
+                <w:webHidden/>
+              </w:rPr>
+              <w:fldChar w:fldCharType="end"/>
+            </w:r>
+          </w:hyperlink>
+        </w:p>
+        <w:p>
+          <w:pPr>
+            <w:pStyle w:val="TOC3"/>
+            <w:tabs>
+              <w:tab w:val="left" w:pos="2031"/>
+              <w:tab w:val="right" w:leader="dot" w:pos="9062"/>
+            </w:tabs>
+            <w:rPr>
+              <w:rFonts w:asciiTheme="minorHAnsi" w:hAnsiTheme="minorHAnsi" w:cstheme="minorBidi"/>
+              <w:noProof/>
+              <w:sz w:val="22"/>
+              <w:szCs w:val="22"/>
+              <w:lang w:eastAsia="bg-BG"/>
+            </w:rPr>
+          </w:pPr>
+          <w:hyperlink w:anchor="_Toc196213604" w:history="1">
+            <w:r>
+              <w:rPr>
+                <w:rStyle w:val="Hyperlink"/>
+                <w:noProof/>
+              </w:rPr>
+              <w:t>4.2.1</w:t>
+            </w:r>
+            <w:r>
+              <w:rPr>
+                <w:rFonts w:asciiTheme="minorHAnsi" w:hAnsiTheme="minorHAnsi" w:cstheme="minorBidi"/>
+                <w:noProof/>
+                <w:sz w:val="22"/>
+                <w:szCs w:val="22"/>
+                <w:lang w:eastAsia="bg-BG"/>
+              </w:rPr>
+              <w:tab/>
+            </w:r>
+            <w:r>
+              <w:rPr>
+                <w:rStyle w:val="Hyperlink"/>
+                <w:noProof/>
+              </w:rPr>
+              <w:t>Избор на хостинг</w:t>
+            </w:r>
+            <w:r>
+              <w:rPr>
+                <w:noProof/>
+                <w:webHidden/>
+              </w:rPr>
+              <w:tab/>
+            </w:r>
+            <w:r>
+              <w:rPr>
+                <w:noProof/>
+                <w:webHidden/>
+              </w:rPr>
+              <w:fldChar w:fldCharType="begin"/>
+            </w:r>
+            <w:r>
+              <w:rPr>
+                <w:noProof/>
+                <w:webHidden/>
+              </w:rPr>
+              <w:instrText xml:space="preserve"> PAGEREF _Toc196213604 \h </w:instrText>
+            </w:r>
+            <w:r>
+              <w:rPr>
+                <w:noProof/>
+                <w:webHidden/>
+              </w:rPr>
+            </w:r>
+            <w:r>
+              <w:rPr>
+                <w:noProof/>
+                <w:webHidden/>
+              </w:rPr>
+              <w:fldChar w:fldCharType="separate"/>
+            </w:r>
+            <w:r>
+              <w:rPr>
+                <w:noProof/>
+                <w:webHidden/>
+              </w:rPr>
+              <w:t>10</w:t>
+            </w:r>
+            <w:r>
+              <w:rPr>
+                <w:noProof/>
+                <w:webHidden/>
+              </w:rPr>
+              <w:fldChar w:fldCharType="end"/>
+            </w:r>
+          </w:hyperlink>
+        </w:p>
+        <w:p>
+          <w:pPr>
+            <w:pStyle w:val="TOC3"/>
+            <w:tabs>
+              <w:tab w:val="left" w:pos="2031"/>
+              <w:tab w:val="right" w:leader="dot" w:pos="9062"/>
+            </w:tabs>
+            <w:rPr>
+              <w:rFonts w:asciiTheme="minorHAnsi" w:hAnsiTheme="minorHAnsi" w:cstheme="minorBidi"/>
+              <w:noProof/>
+              <w:sz w:val="22"/>
+              <w:szCs w:val="22"/>
+              <w:lang w:eastAsia="bg-BG"/>
+            </w:rPr>
+          </w:pPr>
+          <w:hyperlink w:anchor="_Toc196213605" w:history="1">
+            <w:r>
+              <w:rPr>
+                <w:rStyle w:val="Hyperlink"/>
+                <w:noProof/>
+              </w:rPr>
+              <w:t>4.2.2</w:t>
+            </w:r>
+            <w:r>
+              <w:rPr>
+                <w:rFonts w:asciiTheme="minorHAnsi" w:hAnsiTheme="minorHAnsi" w:cstheme="minorBidi"/>
+                <w:noProof/>
+                <w:sz w:val="22"/>
+                <w:szCs w:val="22"/>
+                <w:lang w:eastAsia="bg-BG"/>
+              </w:rPr>
+              <w:tab/>
+            </w:r>
+            <w:r>
+              <w:rPr>
+                <w:rStyle w:val="Hyperlink"/>
+                <w:noProof/>
+              </w:rPr>
+              <w:t>Инсталиране на операционната система</w:t>
+            </w:r>
+            <w:r>
+              <w:rPr>
+                <w:noProof/>
+                <w:webHidden/>
+              </w:rPr>
+              <w:tab/>
+            </w:r>
+            <w:r>
+              <w:rPr>
+                <w:noProof/>
+                <w:webHidden/>
+              </w:rPr>
+              <w:fldChar w:fldCharType="begin"/>
+            </w:r>
+            <w:r>
+              <w:rPr>
+                <w:noProof/>
+                <w:webHidden/>
+              </w:rPr>
+              <w:instrText xml:space="preserve"> PAGEREF _Toc196213605 \h </w:instrText>
+            </w:r>
+            <w:r>
+              <w:rPr>
+                <w:noProof/>
+                <w:webHidden/>
+              </w:rPr>
+            </w:r>
+            <w:r>
+              <w:rPr>
+                <w:noProof/>
+                <w:webHidden/>
+              </w:rPr>
+              <w:fldChar w:fldCharType="separate"/>
+            </w:r>
+            <w:r>
+              <w:rPr>
+                <w:noProof/>
+                <w:webHidden/>
+              </w:rPr>
+              <w:t>10</w:t>
+            </w:r>
+            <w:r>
+              <w:rPr>
+                <w:noProof/>
+                <w:webHidden/>
+              </w:rPr>
+              <w:fldChar w:fldCharType="end"/>
+            </w:r>
+          </w:hyperlink>
+        </w:p>
+        <w:p>
+          <w:pPr>
+            <w:pStyle w:val="TOC3"/>
+            <w:tabs>
+              <w:tab w:val="left" w:pos="2031"/>
+              <w:tab w:val="right" w:leader="dot" w:pos="9062"/>
+            </w:tabs>
+            <w:rPr>
+              <w:rFonts w:asciiTheme="minorHAnsi" w:hAnsiTheme="minorHAnsi" w:cstheme="minorBidi"/>
+              <w:noProof/>
+              <w:sz w:val="22"/>
+              <w:szCs w:val="22"/>
+              <w:lang w:eastAsia="bg-BG"/>
+            </w:rPr>
+          </w:pPr>
+          <w:hyperlink w:anchor="_Toc196213606" w:history="1">
+            <w:r>
+              <w:rPr>
+                <w:rStyle w:val="Hyperlink"/>
+                <w:noProof/>
+              </w:rPr>
+              <w:t>4.2.3</w:t>
+            </w:r>
+            <w:r>
+              <w:rPr>
+                <w:rFonts w:asciiTheme="minorHAnsi" w:hAnsiTheme="minorHAnsi" w:cstheme="minorBidi"/>
+                <w:noProof/>
+                <w:sz w:val="22"/>
+                <w:szCs w:val="22"/>
+                <w:lang w:eastAsia="bg-BG"/>
+              </w:rPr>
+              <w:tab/>
+            </w:r>
+            <w:r>
+              <w:rPr>
+                <w:rStyle w:val="Hyperlink"/>
+                <w:noProof/>
+              </w:rPr>
+              <w:t>Инсталиране на основни пакети</w:t>
+            </w:r>
+            <w:r>
+              <w:rPr>
+                <w:noProof/>
+                <w:webHidden/>
+              </w:rPr>
+              <w:tab/>
+            </w:r>
+            <w:r>
+              <w:rPr>
+                <w:noProof/>
+                <w:webHidden/>
+              </w:rPr>
+              <w:fldChar w:fldCharType="begin"/>
+            </w:r>
+            <w:r>
+              <w:rPr>
+                <w:noProof/>
+                <w:webHidden/>
+              </w:rPr>
+              <w:instrText xml:space="preserve"> PAGEREF _Toc196213606 \h </w:instrText>
+            </w:r>
+            <w:r>
+              <w:rPr>
+                <w:noProof/>
+                <w:webHidden/>
+              </w:rPr>
+            </w:r>
+            <w:r>
+              <w:rPr>
+                <w:noProof/>
+                <w:webHidden/>
+              </w:rPr>
+              <w:fldChar w:fldCharType="separate"/>
+            </w:r>
+            <w:r>
+              <w:rPr>
+                <w:noProof/>
+                <w:webHidden/>
+              </w:rPr>
+              <w:t>10</w:t>
             </w:r>
             <w:r>
               <w:rPr>
@@ -1501,13 +2280,13 @@
               <w:lang w:eastAsia="bg-BG"/>
             </w:rPr>
           </w:pPr>
-          <w:hyperlink w:anchor="_Toc195609992" w:history="1">
+          <w:hyperlink w:anchor="_Toc196213607" w:history="1">
             <w:r>
               <w:rPr>
                 <w:rStyle w:val="Hyperlink"/>
                 <w:noProof/>
               </w:rPr>
-              <w:t>4.</w:t>
+              <w:t>5.</w:t>
             </w:r>
             <w:r>
               <w:rPr>
@@ -1524,7 +2303,7 @@
                 <w:rStyle w:val="Hyperlink"/>
                 <w:noProof/>
               </w:rPr>
-              <w:t>Методология</w:t>
+              <w:t>Практическа част</w:t>
             </w:r>
             <w:r>
               <w:rPr>
@@ -1545,7 +2324,7 @@
                 <w:noProof/>
                 <w:webHidden/>
               </w:rPr>
-              <w:instrText xml:space="preserve"> PAGEREF _Toc195609992 \h </w:instrText>
+              <w:instrText xml:space="preserve"> PAGEREF _Toc196213607 \h </w:instrText>
             </w:r>
             <w:r>
               <w:rPr>
@@ -1565,7 +2344,7 @@
                 <w:noProof/>
                 <w:webHidden/>
               </w:rPr>
-              <w:t>8</w:t>
+              <w:t>10</w:t>
             </w:r>
             <w:r>
               <w:rPr>
@@ -1591,13 +2370,13 @@
               <w:lang w:eastAsia="bg-BG"/>
             </w:rPr>
           </w:pPr>
-          <w:hyperlink w:anchor="_Toc195609993" w:history="1">
+          <w:hyperlink w:anchor="_Toc196213608" w:history="1">
             <w:r>
               <w:rPr>
                 <w:rStyle w:val="Hyperlink"/>
                 <w:noProof/>
               </w:rPr>
-              <w:t>4.1</w:t>
+              <w:t>5.1</w:t>
             </w:r>
             <w:r>
               <w:rPr>
@@ -1614,7 +2393,7 @@
                 <w:rStyle w:val="Hyperlink"/>
                 <w:noProof/>
               </w:rPr>
-              <w:t>Планиране на проекта</w:t>
+              <w:t>Инсталация на необходимия софтуер</w:t>
             </w:r>
             <w:r>
               <w:rPr>
@@ -1635,7 +2414,7 @@
                 <w:noProof/>
                 <w:webHidden/>
               </w:rPr>
-              <w:instrText xml:space="preserve"> PAGEREF _Toc195609993 \h </w:instrText>
+              <w:instrText xml:space="preserve"> PAGEREF _Toc196213608 \h </w:instrText>
             </w:r>
             <w:r>
               <w:rPr>
@@ -1655,7 +2434,7 @@
                 <w:noProof/>
                 <w:webHidden/>
               </w:rPr>
-              <w:t>8</w:t>
+              <w:t>11</w:t>
             </w:r>
             <w:r>
               <w:rPr>
@@ -1681,13 +2460,13 @@
               <w:lang w:eastAsia="bg-BG"/>
             </w:rPr>
           </w:pPr>
-          <w:hyperlink w:anchor="_Toc195609994" w:history="1">
+          <w:hyperlink w:anchor="_Toc196213609" w:history="1">
             <w:r>
               <w:rPr>
                 <w:rStyle w:val="Hyperlink"/>
                 <w:noProof/>
               </w:rPr>
-              <w:t>4.1.1</w:t>
+              <w:t>5.1.1</w:t>
             </w:r>
             <w:r>
               <w:rPr>
@@ -1704,7 +2483,7 @@
                 <w:rStyle w:val="Hyperlink"/>
                 <w:noProof/>
               </w:rPr>
-              <w:t>Определяне на целите</w:t>
+              <w:t>Инсталиране на Ubuntu Server</w:t>
             </w:r>
             <w:r>
               <w:rPr>
@@ -1725,7 +2504,7 @@
                 <w:noProof/>
                 <w:webHidden/>
               </w:rPr>
-              <w:instrText xml:space="preserve"> PAGEREF _Toc195609994 \h </w:instrText>
+              <w:instrText xml:space="preserve"> PAGEREF _Toc196213609 \h </w:instrText>
             </w:r>
             <w:r>
               <w:rPr>
@@ -1745,7 +2524,7 @@
                 <w:noProof/>
                 <w:webHidden/>
               </w:rPr>
-              <w:t>8</w:t>
+              <w:t>11</w:t>
             </w:r>
             <w:r>
               <w:rPr>
@@ -1771,13 +2550,13 @@
               <w:lang w:eastAsia="bg-BG"/>
             </w:rPr>
           </w:pPr>
-          <w:hyperlink w:anchor="_Toc195609995" w:history="1">
+          <w:hyperlink w:anchor="_Toc196213610" w:history="1">
             <w:r>
               <w:rPr>
                 <w:rStyle w:val="Hyperlink"/>
                 <w:noProof/>
               </w:rPr>
-              <w:t>4.1.2</w:t>
+              <w:t>5.1.2</w:t>
             </w:r>
             <w:r>
               <w:rPr>
@@ -1794,7 +2573,7 @@
                 <w:rStyle w:val="Hyperlink"/>
                 <w:noProof/>
               </w:rPr>
-              <w:t>Създаване на график</w:t>
+              <w:t>Инсталиране на необходими пакети</w:t>
             </w:r>
             <w:r>
               <w:rPr>
@@ -1815,7 +2594,7 @@
                 <w:noProof/>
                 <w:webHidden/>
               </w:rPr>
-              <w:instrText xml:space="preserve"> PAGEREF _Toc195609995 \h </w:instrText>
+              <w:instrText xml:space="preserve"> PAGEREF _Toc196213610 \h </w:instrText>
             </w:r>
             <w:r>
               <w:rPr>
@@ -1835,7 +2614,97 @@
                 <w:noProof/>
                 <w:webHidden/>
               </w:rPr>
-              <w:t>8</w:t>
+              <w:t>11</w:t>
+            </w:r>
+            <w:r>
+              <w:rPr>
+                <w:noProof/>
+                <w:webHidden/>
+              </w:rPr>
+              <w:fldChar w:fldCharType="end"/>
+            </w:r>
+          </w:hyperlink>
+        </w:p>
+        <w:p>
+          <w:pPr>
+            <w:pStyle w:val="TOC2"/>
+            <w:tabs>
+              <w:tab w:val="left" w:pos="1760"/>
+              <w:tab w:val="right" w:leader="dot" w:pos="9062"/>
+            </w:tabs>
+            <w:rPr>
+              <w:rFonts w:asciiTheme="minorHAnsi" w:hAnsiTheme="minorHAnsi" w:cstheme="minorBidi"/>
+              <w:noProof/>
+              <w:sz w:val="22"/>
+              <w:szCs w:val="22"/>
+              <w:lang w:eastAsia="bg-BG"/>
+            </w:rPr>
+          </w:pPr>
+          <w:hyperlink w:anchor="_Toc196213611" w:history="1">
+            <w:r>
+              <w:rPr>
+                <w:rStyle w:val="Hyperlink"/>
+                <w:noProof/>
+              </w:rPr>
+              <w:t>5.2</w:t>
+            </w:r>
+            <w:r>
+              <w:rPr>
+                <w:rFonts w:asciiTheme="minorHAnsi" w:hAnsiTheme="minorHAnsi" w:cstheme="minorBidi"/>
+                <w:noProof/>
+                <w:sz w:val="22"/>
+                <w:szCs w:val="22"/>
+                <w:lang w:eastAsia="bg-BG"/>
+              </w:rPr>
+              <w:tab/>
+            </w:r>
+            <w:r>
+              <w:rPr>
+                <w:rStyle w:val="Hyperlink"/>
+                <w:noProof/>
+              </w:rPr>
+              <w:t>Настройка на MySQL</w:t>
+            </w:r>
+            <w:r>
+              <w:rPr>
+                <w:noProof/>
+                <w:webHidden/>
+              </w:rPr>
+              <w:tab/>
+            </w:r>
+            <w:r>
+              <w:rPr>
+                <w:noProof/>
+                <w:webHidden/>
+              </w:rPr>
+              <w:fldChar w:fldCharType="begin"/>
+            </w:r>
+            <w:r>
+              <w:rPr>
+                <w:noProof/>
+                <w:webHidden/>
+              </w:rPr>
+              <w:instrText xml:space="preserve"> PAGEREF _Toc196213611 \h </w:instrText>
+            </w:r>
+            <w:r>
+              <w:rPr>
+                <w:noProof/>
+                <w:webHidden/>
+              </w:rPr>
+            </w:r>
+            <w:r>
+              <w:rPr>
+                <w:noProof/>
+                <w:webHidden/>
+              </w:rPr>
+              <w:fldChar w:fldCharType="separate"/>
+            </w:r>
+            <w:r>
+              <w:rPr>
+                <w:noProof/>
+                <w:webHidden/>
+              </w:rPr>
+              <w:t>12</w:t>
             </w:r>
             <w:r>
               <w:rPr>
@@ -1861,13 +2730,13 @@
               <w:lang w:eastAsia="bg-BG"/>
             </w:rPr>
           </w:pPr>
-          <w:hyperlink w:anchor="_Toc195609996" w:history="1">
+          <w:hyperlink w:anchor="_Toc196213612" w:history="1">
             <w:r>
               <w:rPr>
                 <w:rStyle w:val="Hyperlink"/>
                 <w:noProof/>
               </w:rPr>
-              <w:t>4.1.3</w:t>
+              <w:t>5.2.1</w:t>
             </w:r>
             <w:r>
               <w:rPr>
@@ -1884,7 +2753,7 @@
                 <w:rStyle w:val="Hyperlink"/>
                 <w:noProof/>
               </w:rPr>
-              <w:t>Идентифициране на ресурси</w:t>
+              <w:t>Създаване на MySQL база данни и потребител</w:t>
             </w:r>
             <w:r>
               <w:rPr>
@@ -1905,7 +2774,7 @@
                 <w:noProof/>
                 <w:webHidden/>
               </w:rPr>
-              <w:instrText xml:space="preserve"> PAGEREF _Toc195609996 \h </w:instrText>
+              <w:instrText xml:space="preserve"> PAGEREF _Toc196213612 \h </w:instrText>
             </w:r>
             <w:r>
               <w:rPr>
@@ -1925,7 +2794,7 @@
                 <w:noProof/>
                 <w:webHidden/>
               </w:rPr>
-              <w:t>9</w:t>
+              <w:t>12</w:t>
             </w:r>
             <w:r>
               <w:rPr>
@@ -1951,14 +2820,13 @@
               <w:lang w:eastAsia="bg-BG"/>
             </w:rPr>
           </w:pPr>
-          <w:hyperlink w:anchor="_Toc195609997" w:history="1">
+          <w:hyperlink w:anchor="_Toc196213613" w:history="1">
             <w:r>
               <w:rPr>
                 <w:rStyle w:val="Hyperlink"/>
-                <w:rFonts w:ascii="Arial" w:hAnsi="Arial" w:cs="Arial"/>
-                <w:noProof/>
-              </w:rPr>
-              <w:t>4.2</w:t>
+                <w:noProof/>
+              </w:rPr>
+              <w:t>5.3</w:t>
             </w:r>
             <w:r>
               <w:rPr>
@@ -1975,7 +2843,7 @@
                 <w:rStyle w:val="Hyperlink"/>
                 <w:noProof/>
               </w:rPr>
-              <w:t>Подготовка на сървърната среда</w:t>
+              <w:t>Инсталиране и конфигуриране на Django</w:t>
             </w:r>
             <w:r>
               <w:rPr>
@@ -1996,7 +2864,7 @@
                 <w:noProof/>
                 <w:webHidden/>
               </w:rPr>
-              <w:instrText xml:space="preserve"> PAGEREF _Toc195609997 \h </w:instrText>
+              <w:instrText xml:space="preserve"> PAGEREF _Toc196213613 \h </w:instrText>
             </w:r>
             <w:r>
               <w:rPr>
@@ -2016,7 +2884,97 @@
                 <w:noProof/>
                 <w:webHidden/>
               </w:rPr>
-              <w:t>9</w:t>
+              <w:t>13</w:t>
+            </w:r>
+            <w:r>
+              <w:rPr>
+                <w:noProof/>
+                <w:webHidden/>
+              </w:rPr>
+              <w:fldChar w:fldCharType="end"/>
+            </w:r>
+          </w:hyperlink>
+        </w:p>
+        <w:p>
+          <w:pPr>
+            <w:pStyle w:val="TOC2"/>
+            <w:tabs>
+              <w:tab w:val="left" w:pos="1760"/>
+              <w:tab w:val="right" w:leader="dot" w:pos="9062"/>
+            </w:tabs>
+            <w:rPr>
+              <w:rFonts w:asciiTheme="minorHAnsi" w:hAnsiTheme="minorHAnsi" w:cstheme="minorBidi"/>
+              <w:noProof/>
+              <w:sz w:val="22"/>
+              <w:szCs w:val="22"/>
+              <w:lang w:eastAsia="bg-BG"/>
+            </w:rPr>
+          </w:pPr>
+          <w:hyperlink w:anchor="_Toc196213614" w:history="1">
+            <w:r>
+              <w:rPr>
+                <w:rStyle w:val="Hyperlink"/>
+                <w:noProof/>
+              </w:rPr>
+              <w:t>5.4</w:t>
+            </w:r>
+            <w:r>
+              <w:rPr>
+                <w:rFonts w:asciiTheme="minorHAnsi" w:hAnsiTheme="minorHAnsi" w:cstheme="minorBidi"/>
+                <w:noProof/>
+                <w:sz w:val="22"/>
+                <w:szCs w:val="22"/>
+                <w:lang w:eastAsia="bg-BG"/>
+              </w:rPr>
+              <w:tab/>
+            </w:r>
+            <w:r>
+              <w:rPr>
+                <w:rStyle w:val="Hyperlink"/>
+                <w:noProof/>
+              </w:rPr>
+              <w:t>Настройка на Nginx</w:t>
+            </w:r>
+            <w:r>
+              <w:rPr>
+                <w:noProof/>
+                <w:webHidden/>
+              </w:rPr>
+              <w:tab/>
+            </w:r>
+            <w:r>
+              <w:rPr>
+                <w:noProof/>
+                <w:webHidden/>
+              </w:rPr>
+              <w:fldChar w:fldCharType="begin"/>
+            </w:r>
+            <w:r>
+              <w:rPr>
+                <w:noProof/>
+                <w:webHidden/>
+              </w:rPr>
+              <w:instrText xml:space="preserve"> PAGEREF _Toc196213614 \h </w:instrText>
+            </w:r>
+            <w:r>
+              <w:rPr>
+                <w:noProof/>
+                <w:webHidden/>
+              </w:rPr>
+            </w:r>
+            <w:r>
+              <w:rPr>
+                <w:noProof/>
+                <w:webHidden/>
+              </w:rPr>
+              <w:fldChar w:fldCharType="separate"/>
+            </w:r>
+            <w:r>
+              <w:rPr>
+                <w:noProof/>
+                <w:webHidden/>
+              </w:rPr>
+              <w:t>14</w:t>
             </w:r>
             <w:r>
               <w:rPr>
@@ -2042,13 +3000,13 @@
               <w:lang w:eastAsia="bg-BG"/>
             </w:rPr>
           </w:pPr>
-          <w:hyperlink w:anchor="_Toc195609998" w:history="1">
+          <w:hyperlink w:anchor="_Toc196213615" w:history="1">
             <w:r>
               <w:rPr>
                 <w:rStyle w:val="Hyperlink"/>
                 <w:noProof/>
               </w:rPr>
-              <w:t>4.2.1</w:t>
+              <w:t>5.4.1</w:t>
             </w:r>
             <w:r>
               <w:rPr>
@@ -2065,7 +3023,7 @@
                 <w:rStyle w:val="Hyperlink"/>
                 <w:noProof/>
               </w:rPr>
-              <w:t>Избор на хостинг</w:t>
+              <w:t>Конфигуриране на Nginx</w:t>
             </w:r>
             <w:r>
               <w:rPr>
@@ -2086,7 +3044,7 @@
                 <w:noProof/>
                 <w:webHidden/>
               </w:rPr>
-              <w:instrText xml:space="preserve"> PAGEREF _Toc195609998 \h </w:instrText>
+              <w:instrText xml:space="preserve"> PAGEREF _Toc196213615 \h </w:instrText>
             </w:r>
             <w:r>
               <w:rPr>
@@ -2106,187 +3064,7 @@
                 <w:noProof/>
                 <w:webHidden/>
               </w:rPr>
-              <w:t>9</w:t>
-            </w:r>
-            <w:r>
-              <w:rPr>
-                <w:noProof/>
-                <w:webHidden/>
-              </w:rPr>
-              <w:fldChar w:fldCharType="end"/>
-            </w:r>
-          </w:hyperlink>
-        </w:p>
-        <w:p>
-          <w:pPr>
-            <w:pStyle w:val="TOC3"/>
-            <w:tabs>
-              <w:tab w:val="left" w:pos="2031"/>
-              <w:tab w:val="right" w:leader="dot" w:pos="9062"/>
-            </w:tabs>
-            <w:rPr>
-              <w:rFonts w:asciiTheme="minorHAnsi" w:hAnsiTheme="minorHAnsi" w:cstheme="minorBidi"/>
-              <w:noProof/>
-              <w:sz w:val="22"/>
-              <w:szCs w:val="22"/>
-              <w:lang w:eastAsia="bg-BG"/>
-            </w:rPr>
-          </w:pPr>
-          <w:hyperlink w:anchor="_Toc195609999" w:history="1">
-            <w:r>
-              <w:rPr>
-                <w:rStyle w:val="Hyperlink"/>
-                <w:noProof/>
-              </w:rPr>
-              <w:t>4.2.2</w:t>
-            </w:r>
-            <w:r>
-              <w:rPr>
-                <w:rFonts w:asciiTheme="minorHAnsi" w:hAnsiTheme="minorHAnsi" w:cstheme="minorBidi"/>
-                <w:noProof/>
-                <w:sz w:val="22"/>
-                <w:szCs w:val="22"/>
-                <w:lang w:eastAsia="bg-BG"/>
-              </w:rPr>
-              <w:tab/>
-            </w:r>
-            <w:r>
-              <w:rPr>
-                <w:rStyle w:val="Hyperlink"/>
-                <w:noProof/>
-              </w:rPr>
-              <w:t>Инсталиране на операционната система</w:t>
-            </w:r>
-            <w:r>
-              <w:rPr>
-                <w:noProof/>
-                <w:webHidden/>
-              </w:rPr>
-              <w:tab/>
-            </w:r>
-            <w:r>
-              <w:rPr>
-                <w:noProof/>
-                <w:webHidden/>
-              </w:rPr>
-              <w:fldChar w:fldCharType="begin"/>
-            </w:r>
-            <w:r>
-              <w:rPr>
-                <w:noProof/>
-                <w:webHidden/>
-              </w:rPr>
-              <w:instrText xml:space="preserve"> PAGEREF _Toc195609999 \h </w:instrText>
-            </w:r>
-            <w:r>
-              <w:rPr>
-                <w:noProof/>
-                <w:webHidden/>
-              </w:rPr>
-            </w:r>
-            <w:r>
-              <w:rPr>
-                <w:noProof/>
-                <w:webHidden/>
-              </w:rPr>
-              <w:fldChar w:fldCharType="separate"/>
-            </w:r>
-            <w:r>
-              <w:rPr>
-                <w:noProof/>
-                <w:webHidden/>
-              </w:rPr>
-              <w:t>9</w:t>
-            </w:r>
-            <w:r>
-              <w:rPr>
-                <w:noProof/>
-                <w:webHidden/>
-              </w:rPr>
-              <w:fldChar w:fldCharType="end"/>
-            </w:r>
-          </w:hyperlink>
-        </w:p>
-        <w:p>
-          <w:pPr>
-            <w:pStyle w:val="TOC3"/>
-            <w:tabs>
-              <w:tab w:val="left" w:pos="2031"/>
-              <w:tab w:val="right" w:leader="dot" w:pos="9062"/>
-            </w:tabs>
-            <w:rPr>
-              <w:rFonts w:asciiTheme="minorHAnsi" w:hAnsiTheme="minorHAnsi" w:cstheme="minorBidi"/>
-              <w:noProof/>
-              <w:sz w:val="22"/>
-              <w:szCs w:val="22"/>
-              <w:lang w:eastAsia="bg-BG"/>
-            </w:rPr>
-          </w:pPr>
-          <w:hyperlink w:anchor="_Toc195610000" w:history="1">
-            <w:r>
-              <w:rPr>
-                <w:rStyle w:val="Hyperlink"/>
-                <w:noProof/>
-              </w:rPr>
-              <w:t>4.2.3</w:t>
-            </w:r>
-            <w:r>
-              <w:rPr>
-                <w:rFonts w:asciiTheme="minorHAnsi" w:hAnsiTheme="minorHAnsi" w:cstheme="minorBidi"/>
-                <w:noProof/>
-                <w:sz w:val="22"/>
-                <w:szCs w:val="22"/>
-                <w:lang w:eastAsia="bg-BG"/>
-              </w:rPr>
-              <w:tab/>
-            </w:r>
-            <w:r>
-              <w:rPr>
-                <w:rStyle w:val="Hyperlink"/>
-                <w:noProof/>
-              </w:rPr>
-              <w:t>Инсталиране на основни пакети</w:t>
-            </w:r>
-            <w:r>
-              <w:rPr>
-                <w:noProof/>
-                <w:webHidden/>
-              </w:rPr>
-              <w:tab/>
-            </w:r>
-            <w:r>
-              <w:rPr>
-                <w:noProof/>
-                <w:webHidden/>
-              </w:rPr>
-              <w:fldChar w:fldCharType="begin"/>
-            </w:r>
-            <w:r>
-              <w:rPr>
-                <w:noProof/>
-                <w:webHidden/>
-              </w:rPr>
-              <w:instrText xml:space="preserve"> PAGEREF _Toc195610000 \h </w:instrText>
-            </w:r>
-            <w:r>
-              <w:rPr>
-                <w:noProof/>
-                <w:webHidden/>
-              </w:rPr>
-            </w:r>
-            <w:r>
-              <w:rPr>
-                <w:noProof/>
-                <w:webHidden/>
-              </w:rPr>
-              <w:fldChar w:fldCharType="separate"/>
-            </w:r>
-            <w:r>
-              <w:rPr>
-                <w:noProof/>
-                <w:webHidden/>
-              </w:rPr>
-              <w:t>9</w:t>
+              <w:t>14</w:t>
             </w:r>
             <w:r>
               <w:rPr>
@@ -2312,13 +3090,13 @@
               <w:lang w:eastAsia="bg-BG"/>
             </w:rPr>
           </w:pPr>
-          <w:hyperlink w:anchor="_Toc195610001" w:history="1">
+          <w:hyperlink w:anchor="_Toc196213616" w:history="1">
             <w:r>
               <w:rPr>
                 <w:rStyle w:val="Hyperlink"/>
                 <w:noProof/>
               </w:rPr>
-              <w:t>5.</w:t>
+              <w:t>6.</w:t>
             </w:r>
             <w:r>
               <w:rPr>
@@ -2335,7 +3113,7 @@
                 <w:rStyle w:val="Hyperlink"/>
                 <w:noProof/>
               </w:rPr>
-              <w:t>Практическа част</w:t>
+              <w:t>Заключение</w:t>
             </w:r>
             <w:r>
               <w:rPr>
@@ -2356,7 +3134,7 @@
                 <w:noProof/>
                 <w:webHidden/>
               </w:rPr>
-              <w:instrText xml:space="preserve"> PAGEREF _Toc195610001 \h </w:instrText>
+              <w:instrText xml:space="preserve"> PAGEREF _Toc196213616 \h </w:instrText>
             </w:r>
             <w:r>
               <w:rPr>
@@ -2376,727 +3154,7 @@
                 <w:noProof/>
                 <w:webHidden/>
               </w:rPr>
-              <w:t>10</w:t>
-            </w:r>
-            <w:r>
-              <w:rPr>
-                <w:noProof/>
-                <w:webHidden/>
-              </w:rPr>
-              <w:fldChar w:fldCharType="end"/>
-            </w:r>
-          </w:hyperlink>
-        </w:p>
-        <w:p>
-          <w:pPr>
-            <w:pStyle w:val="TOC2"/>
-            <w:tabs>
-              <w:tab w:val="left" w:pos="1760"/>
-              <w:tab w:val="right" w:leader="dot" w:pos="9062"/>
-            </w:tabs>
-            <w:rPr>
-              <w:rFonts w:asciiTheme="minorHAnsi" w:hAnsiTheme="minorHAnsi" w:cstheme="minorBidi"/>
-              <w:noProof/>
-              <w:sz w:val="22"/>
-              <w:szCs w:val="22"/>
-              <w:lang w:eastAsia="bg-BG"/>
-            </w:rPr>
-          </w:pPr>
-          <w:hyperlink w:anchor="_Toc195610002" w:history="1">
-            <w:r>
-              <w:rPr>
-                <w:rStyle w:val="Hyperlink"/>
-                <w:noProof/>
-              </w:rPr>
-              <w:t>5.1</w:t>
-            </w:r>
-            <w:r>
-              <w:rPr>
-                <w:rFonts w:asciiTheme="minorHAnsi" w:hAnsiTheme="minorHAnsi" w:cstheme="minorBidi"/>
-                <w:noProof/>
-                <w:sz w:val="22"/>
-                <w:szCs w:val="22"/>
-                <w:lang w:eastAsia="bg-BG"/>
-              </w:rPr>
-              <w:tab/>
-            </w:r>
-            <w:r>
-              <w:rPr>
-                <w:rStyle w:val="Hyperlink"/>
-                <w:noProof/>
-              </w:rPr>
-              <w:t>Инсталация на необходимия софтуер</w:t>
-            </w:r>
-            <w:r>
-              <w:rPr>
-                <w:noProof/>
-                <w:webHidden/>
-              </w:rPr>
-              <w:tab/>
-            </w:r>
-            <w:r>
-              <w:rPr>
-                <w:noProof/>
-                <w:webHidden/>
-              </w:rPr>
-              <w:fldChar w:fldCharType="begin"/>
-            </w:r>
-            <w:r>
-              <w:rPr>
-                <w:noProof/>
-                <w:webHidden/>
-              </w:rPr>
-              <w:instrText xml:space="preserve"> PAGEREF _Toc195610002 \h </w:instrText>
-            </w:r>
-            <w:r>
-              <w:rPr>
-                <w:noProof/>
-                <w:webHidden/>
-              </w:rPr>
-            </w:r>
-            <w:r>
-              <w:rPr>
-                <w:noProof/>
-                <w:webHidden/>
-              </w:rPr>
-              <w:fldChar w:fldCharType="separate"/>
-            </w:r>
-            <w:r>
-              <w:rPr>
-                <w:noProof/>
-                <w:webHidden/>
-              </w:rPr>
-              <w:t>10</w:t>
-            </w:r>
-            <w:r>
-              <w:rPr>
-                <w:noProof/>
-                <w:webHidden/>
-              </w:rPr>
-              <w:fldChar w:fldCharType="end"/>
-            </w:r>
-          </w:hyperlink>
-        </w:p>
-        <w:p>
-          <w:pPr>
-            <w:pStyle w:val="TOC3"/>
-            <w:tabs>
-              <w:tab w:val="left" w:pos="2031"/>
-              <w:tab w:val="right" w:leader="dot" w:pos="9062"/>
-            </w:tabs>
-            <w:rPr>
-              <w:rFonts w:asciiTheme="minorHAnsi" w:hAnsiTheme="minorHAnsi" w:cstheme="minorBidi"/>
-              <w:noProof/>
-              <w:sz w:val="22"/>
-              <w:szCs w:val="22"/>
-              <w:lang w:eastAsia="bg-BG"/>
-            </w:rPr>
-          </w:pPr>
-          <w:hyperlink w:anchor="_Toc195610003" w:history="1">
-            <w:r>
-              <w:rPr>
-                <w:rStyle w:val="Hyperlink"/>
-                <w:noProof/>
-              </w:rPr>
-              <w:t>5.1.1</w:t>
-            </w:r>
-            <w:r>
-              <w:rPr>
-                <w:rFonts w:asciiTheme="minorHAnsi" w:hAnsiTheme="minorHAnsi" w:cstheme="minorBidi"/>
-                <w:noProof/>
-                <w:sz w:val="22"/>
-                <w:szCs w:val="22"/>
-                <w:lang w:eastAsia="bg-BG"/>
-              </w:rPr>
-              <w:tab/>
-            </w:r>
-            <w:r>
-              <w:rPr>
-                <w:rStyle w:val="Hyperlink"/>
-                <w:noProof/>
-              </w:rPr>
-              <w:t>Инсталиране на Ubuntu Server</w:t>
-            </w:r>
-            <w:r>
-              <w:rPr>
-                <w:noProof/>
-                <w:webHidden/>
-              </w:rPr>
-              <w:tab/>
-            </w:r>
-            <w:r>
-              <w:rPr>
-                <w:noProof/>
-                <w:webHidden/>
-              </w:rPr>
-              <w:fldChar w:fldCharType="begin"/>
-            </w:r>
-            <w:r>
-              <w:rPr>
-                <w:noProof/>
-                <w:webHidden/>
-              </w:rPr>
-              <w:instrText xml:space="preserve"> PAGEREF _Toc195610003 \h </w:instrText>
-            </w:r>
-            <w:r>
-              <w:rPr>
-                <w:noProof/>
-                <w:webHidden/>
-              </w:rPr>
-            </w:r>
-            <w:r>
-              <w:rPr>
-                <w:noProof/>
-                <w:webHidden/>
-              </w:rPr>
-              <w:fldChar w:fldCharType="separate"/>
-            </w:r>
-            <w:r>
-              <w:rPr>
-                <w:noProof/>
-                <w:webHidden/>
-              </w:rPr>
-              <w:t>10</w:t>
-            </w:r>
-            <w:r>
-              <w:rPr>
-                <w:noProof/>
-                <w:webHidden/>
-              </w:rPr>
-              <w:fldChar w:fldCharType="end"/>
-            </w:r>
-          </w:hyperlink>
-        </w:p>
-        <w:p>
-          <w:pPr>
-            <w:pStyle w:val="TOC3"/>
-            <w:tabs>
-              <w:tab w:val="left" w:pos="2031"/>
-              <w:tab w:val="right" w:leader="dot" w:pos="9062"/>
-            </w:tabs>
-            <w:rPr>
-              <w:rFonts w:asciiTheme="minorHAnsi" w:hAnsiTheme="minorHAnsi" w:cstheme="minorBidi"/>
-              <w:noProof/>
-              <w:sz w:val="22"/>
-              <w:szCs w:val="22"/>
-              <w:lang w:eastAsia="bg-BG"/>
-            </w:rPr>
-          </w:pPr>
-          <w:hyperlink w:anchor="_Toc195610004" w:history="1">
-            <w:r>
-              <w:rPr>
-                <w:rStyle w:val="Hyperlink"/>
-                <w:noProof/>
-              </w:rPr>
-              <w:t>5.1.2</w:t>
-            </w:r>
-            <w:r>
-              <w:rPr>
-                <w:rFonts w:asciiTheme="minorHAnsi" w:hAnsiTheme="minorHAnsi" w:cstheme="minorBidi"/>
-                <w:noProof/>
-                <w:sz w:val="22"/>
-                <w:szCs w:val="22"/>
-                <w:lang w:eastAsia="bg-BG"/>
-              </w:rPr>
-              <w:tab/>
-            </w:r>
-            <w:r>
-              <w:rPr>
-                <w:rStyle w:val="Hyperlink"/>
-                <w:noProof/>
-              </w:rPr>
-              <w:t>Инсталиране на необходими пакети</w:t>
-            </w:r>
-            <w:r>
-              <w:rPr>
-                <w:noProof/>
-                <w:webHidden/>
-              </w:rPr>
-              <w:tab/>
-            </w:r>
-            <w:r>
-              <w:rPr>
-                <w:noProof/>
-                <w:webHidden/>
-              </w:rPr>
-              <w:fldChar w:fldCharType="begin"/>
-            </w:r>
-            <w:r>
-              <w:rPr>
-                <w:noProof/>
-                <w:webHidden/>
-              </w:rPr>
-              <w:instrText xml:space="preserve"> PAGEREF _Toc195610004 \h </w:instrText>
-            </w:r>
-            <w:r>
-              <w:rPr>
-                <w:noProof/>
-                <w:webHidden/>
-              </w:rPr>
-            </w:r>
-            <w:r>
-              <w:rPr>
-                <w:noProof/>
-                <w:webHidden/>
-              </w:rPr>
-              <w:fldChar w:fldCharType="separate"/>
-            </w:r>
-            <w:r>
-              <w:rPr>
-                <w:noProof/>
-                <w:webHidden/>
-              </w:rPr>
-              <w:t>10</w:t>
-            </w:r>
-            <w:r>
-              <w:rPr>
-                <w:noProof/>
-                <w:webHidden/>
-              </w:rPr>
-              <w:fldChar w:fldCharType="end"/>
-            </w:r>
-          </w:hyperlink>
-        </w:p>
-        <w:p>
-          <w:pPr>
-            <w:pStyle w:val="TOC2"/>
-            <w:tabs>
-              <w:tab w:val="left" w:pos="1760"/>
-              <w:tab w:val="right" w:leader="dot" w:pos="9062"/>
-            </w:tabs>
-            <w:rPr>
-              <w:rFonts w:asciiTheme="minorHAnsi" w:hAnsiTheme="minorHAnsi" w:cstheme="minorBidi"/>
-              <w:noProof/>
-              <w:sz w:val="22"/>
-              <w:szCs w:val="22"/>
-              <w:lang w:eastAsia="bg-BG"/>
-            </w:rPr>
-          </w:pPr>
-          <w:hyperlink w:anchor="_Toc195610005" w:history="1">
-            <w:r>
-              <w:rPr>
-                <w:rStyle w:val="Hyperlink"/>
-                <w:noProof/>
-              </w:rPr>
-              <w:t>5.2</w:t>
-            </w:r>
-            <w:r>
-              <w:rPr>
-                <w:rFonts w:asciiTheme="minorHAnsi" w:hAnsiTheme="minorHAnsi" w:cstheme="minorBidi"/>
-                <w:noProof/>
-                <w:sz w:val="22"/>
-                <w:szCs w:val="22"/>
-                <w:lang w:eastAsia="bg-BG"/>
-              </w:rPr>
-              <w:tab/>
-            </w:r>
-            <w:r>
-              <w:rPr>
-                <w:rStyle w:val="Hyperlink"/>
-                <w:noProof/>
-              </w:rPr>
-              <w:t>Настройка на MySQL</w:t>
-            </w:r>
-            <w:r>
-              <w:rPr>
-                <w:noProof/>
-                <w:webHidden/>
-              </w:rPr>
-              <w:tab/>
-            </w:r>
-            <w:r>
-              <w:rPr>
-                <w:noProof/>
-                <w:webHidden/>
-              </w:rPr>
-              <w:fldChar w:fldCharType="begin"/>
-            </w:r>
-            <w:r>
-              <w:rPr>
-                <w:noProof/>
-                <w:webHidden/>
-              </w:rPr>
-              <w:instrText xml:space="preserve"> PAGEREF _Toc195610005 \h </w:instrText>
-            </w:r>
-            <w:r>
-              <w:rPr>
-                <w:noProof/>
-                <w:webHidden/>
-              </w:rPr>
-            </w:r>
-            <w:r>
-              <w:rPr>
-                <w:noProof/>
-                <w:webHidden/>
-              </w:rPr>
-              <w:fldChar w:fldCharType="separate"/>
-            </w:r>
-            <w:r>
-              <w:rPr>
-                <w:noProof/>
-                <w:webHidden/>
-              </w:rPr>
-              <w:t>11</w:t>
-            </w:r>
-            <w:r>
-              <w:rPr>
-                <w:noProof/>
-                <w:webHidden/>
-              </w:rPr>
-              <w:fldChar w:fldCharType="end"/>
-            </w:r>
-          </w:hyperlink>
-        </w:p>
-        <w:p>
-          <w:pPr>
-            <w:pStyle w:val="TOC3"/>
-            <w:tabs>
-              <w:tab w:val="left" w:pos="2031"/>
-              <w:tab w:val="right" w:leader="dot" w:pos="9062"/>
-            </w:tabs>
-            <w:rPr>
-              <w:rFonts w:asciiTheme="minorHAnsi" w:hAnsiTheme="minorHAnsi" w:cstheme="minorBidi"/>
-              <w:noProof/>
-              <w:sz w:val="22"/>
-              <w:szCs w:val="22"/>
-              <w:lang w:eastAsia="bg-BG"/>
-            </w:rPr>
-          </w:pPr>
-          <w:hyperlink w:anchor="_Toc195610006" w:history="1">
-            <w:r>
-              <w:rPr>
-                <w:rStyle w:val="Hyperlink"/>
-                <w:noProof/>
-              </w:rPr>
-              <w:t>5.2.1</w:t>
-            </w:r>
-            <w:r>
-              <w:rPr>
-                <w:rFonts w:asciiTheme="minorHAnsi" w:hAnsiTheme="minorHAnsi" w:cstheme="minorBidi"/>
-                <w:noProof/>
-                <w:sz w:val="22"/>
-                <w:szCs w:val="22"/>
-                <w:lang w:eastAsia="bg-BG"/>
-              </w:rPr>
-              <w:tab/>
-            </w:r>
-            <w:r>
-              <w:rPr>
-                <w:rStyle w:val="Hyperlink"/>
-                <w:noProof/>
-              </w:rPr>
-              <w:t>Създаване на MySQL база данни и потребител</w:t>
-            </w:r>
-            <w:r>
-              <w:rPr>
-                <w:noProof/>
-                <w:webHidden/>
-              </w:rPr>
-              <w:tab/>
-            </w:r>
-            <w:r>
-              <w:rPr>
-                <w:noProof/>
-                <w:webHidden/>
-              </w:rPr>
-              <w:fldChar w:fldCharType="begin"/>
-            </w:r>
-            <w:r>
-              <w:rPr>
-                <w:noProof/>
-                <w:webHidden/>
-              </w:rPr>
-              <w:instrText xml:space="preserve"> PAGEREF _Toc195610006 \h </w:instrText>
-            </w:r>
-            <w:r>
-              <w:rPr>
-                <w:noProof/>
-                <w:webHidden/>
-              </w:rPr>
-            </w:r>
-            <w:r>
-              <w:rPr>
-                <w:noProof/>
-                <w:webHidden/>
-              </w:rPr>
-              <w:fldChar w:fldCharType="separate"/>
-            </w:r>
-            <w:r>
-              <w:rPr>
-                <w:noProof/>
-                <w:webHidden/>
-              </w:rPr>
-              <w:t>11</w:t>
-            </w:r>
-            <w:r>
-              <w:rPr>
-                <w:noProof/>
-                <w:webHidden/>
-              </w:rPr>
-              <w:fldChar w:fldCharType="end"/>
-            </w:r>
-          </w:hyperlink>
-        </w:p>
-        <w:p>
-          <w:pPr>
-            <w:pStyle w:val="TOC2"/>
-            <w:tabs>
-              <w:tab w:val="left" w:pos="1760"/>
-              <w:tab w:val="right" w:leader="dot" w:pos="9062"/>
-            </w:tabs>
-            <w:rPr>
-              <w:rFonts w:asciiTheme="minorHAnsi" w:hAnsiTheme="minorHAnsi" w:cstheme="minorBidi"/>
-              <w:noProof/>
-              <w:sz w:val="22"/>
-              <w:szCs w:val="22"/>
-              <w:lang w:eastAsia="bg-BG"/>
-            </w:rPr>
-          </w:pPr>
-          <w:hyperlink w:anchor="_Toc195610007" w:history="1">
-            <w:r>
-              <w:rPr>
-                <w:rStyle w:val="Hyperlink"/>
-                <w:noProof/>
-              </w:rPr>
-              <w:t>5.3</w:t>
-            </w:r>
-            <w:r>
-              <w:rPr>
-                <w:rFonts w:asciiTheme="minorHAnsi" w:hAnsiTheme="minorHAnsi" w:cstheme="minorBidi"/>
-                <w:noProof/>
-                <w:sz w:val="22"/>
-                <w:szCs w:val="22"/>
-                <w:lang w:eastAsia="bg-BG"/>
-              </w:rPr>
-              <w:tab/>
-            </w:r>
-            <w:r>
-              <w:rPr>
-                <w:rStyle w:val="Hyperlink"/>
-                <w:noProof/>
-              </w:rPr>
-              <w:t>Инсталиране и конфигуриране на Django</w:t>
-            </w:r>
-            <w:r>
-              <w:rPr>
-                <w:noProof/>
-                <w:webHidden/>
-              </w:rPr>
-              <w:tab/>
-            </w:r>
-            <w:r>
-              <w:rPr>
-                <w:noProof/>
-                <w:webHidden/>
-              </w:rPr>
-              <w:fldChar w:fldCharType="begin"/>
-            </w:r>
-            <w:r>
-              <w:rPr>
-                <w:noProof/>
-                <w:webHidden/>
-              </w:rPr>
-              <w:instrText xml:space="preserve"> PAGEREF _Toc195610007 \h </w:instrText>
-            </w:r>
-            <w:r>
-              <w:rPr>
-                <w:noProof/>
-                <w:webHidden/>
-              </w:rPr>
-            </w:r>
-            <w:r>
-              <w:rPr>
-                <w:noProof/>
-                <w:webHidden/>
-              </w:rPr>
-              <w:fldChar w:fldCharType="separate"/>
-            </w:r>
-            <w:r>
-              <w:rPr>
-                <w:noProof/>
-                <w:webHidden/>
-              </w:rPr>
-              <w:t>12</w:t>
-            </w:r>
-            <w:r>
-              <w:rPr>
-                <w:noProof/>
-                <w:webHidden/>
-              </w:rPr>
-              <w:fldChar w:fldCharType="end"/>
-            </w:r>
-          </w:hyperlink>
-        </w:p>
-        <w:p>
-          <w:pPr>
-            <w:pStyle w:val="TOC2"/>
-            <w:tabs>
-              <w:tab w:val="left" w:pos="1760"/>
-              <w:tab w:val="right" w:leader="dot" w:pos="9062"/>
-            </w:tabs>
-            <w:rPr>
-              <w:rFonts w:asciiTheme="minorHAnsi" w:hAnsiTheme="minorHAnsi" w:cstheme="minorBidi"/>
-              <w:noProof/>
-              <w:sz w:val="22"/>
-              <w:szCs w:val="22"/>
-              <w:lang w:eastAsia="bg-BG"/>
-            </w:rPr>
-          </w:pPr>
-          <w:hyperlink w:anchor="_Toc195610008" w:history="1">
-            <w:r>
-              <w:rPr>
-                <w:rStyle w:val="Hyperlink"/>
-                <w:noProof/>
-              </w:rPr>
-              <w:t>5.4</w:t>
-            </w:r>
-            <w:r>
-              <w:rPr>
-                <w:rFonts w:asciiTheme="minorHAnsi" w:hAnsiTheme="minorHAnsi" w:cstheme="minorBidi"/>
-                <w:noProof/>
-                <w:sz w:val="22"/>
-                <w:szCs w:val="22"/>
-                <w:lang w:eastAsia="bg-BG"/>
-              </w:rPr>
-              <w:tab/>
-            </w:r>
-            <w:r>
-              <w:rPr>
-                <w:rStyle w:val="Hyperlink"/>
-                <w:noProof/>
-              </w:rPr>
-              <w:t>Настройка на Nginx</w:t>
-            </w:r>
-            <w:r>
-              <w:rPr>
-                <w:noProof/>
-                <w:webHidden/>
-              </w:rPr>
-              <w:tab/>
-            </w:r>
-            <w:r>
-              <w:rPr>
-                <w:noProof/>
-                <w:webHidden/>
-              </w:rPr>
-              <w:fldChar w:fldCharType="begin"/>
-            </w:r>
-            <w:r>
-              <w:rPr>
-                <w:noProof/>
-                <w:webHidden/>
-              </w:rPr>
-              <w:instrText xml:space="preserve"> PAGEREF _Toc195610008 \h </w:instrText>
-            </w:r>
-            <w:r>
-              <w:rPr>
-                <w:noProof/>
-                <w:webHidden/>
-              </w:rPr>
-            </w:r>
-            <w:r>
-              <w:rPr>
-                <w:noProof/>
-                <w:webHidden/>
-              </w:rPr>
-              <w:fldChar w:fldCharType="separate"/>
-            </w:r>
-            <w:r>
-              <w:rPr>
-                <w:noProof/>
-                <w:webHidden/>
-              </w:rPr>
-              <w:t>14</w:t>
-            </w:r>
-            <w:r>
-              <w:rPr>
-                <w:noProof/>
-                <w:webHidden/>
-              </w:rPr>
-              <w:fldChar w:fldCharType="end"/>
-            </w:r>
-          </w:hyperlink>
-        </w:p>
-        <w:p>
-          <w:pPr>
-            <w:pStyle w:val="TOC3"/>
-            <w:tabs>
-              <w:tab w:val="left" w:pos="2031"/>
-              <w:tab w:val="right" w:leader="dot" w:pos="9062"/>
-            </w:tabs>
-            <w:rPr>
-              <w:rFonts w:asciiTheme="minorHAnsi" w:hAnsiTheme="minorHAnsi" w:cstheme="minorBidi"/>
-              <w:noProof/>
-              <w:sz w:val="22"/>
-              <w:szCs w:val="22"/>
-              <w:lang w:eastAsia="bg-BG"/>
-            </w:rPr>
-          </w:pPr>
-          <w:hyperlink w:anchor="_Toc195610009" w:history="1">
-            <w:r>
-              <w:rPr>
-                <w:rStyle w:val="Hyperlink"/>
-                <w:noProof/>
-              </w:rPr>
-              <w:t>5.4.1</w:t>
-            </w:r>
-            <w:r>
-              <w:rPr>
-                <w:rFonts w:asciiTheme="minorHAnsi" w:hAnsiTheme="minorHAnsi" w:cstheme="minorBidi"/>
-                <w:noProof/>
-                <w:sz w:val="22"/>
-                <w:szCs w:val="22"/>
-                <w:lang w:eastAsia="bg-BG"/>
-              </w:rPr>
-              <w:tab/>
-            </w:r>
-            <w:r>
-              <w:rPr>
-                <w:rStyle w:val="Hyperlink"/>
-                <w:noProof/>
-              </w:rPr>
-              <w:t>Конфигуриране на Nginx</w:t>
-            </w:r>
-            <w:r>
-              <w:rPr>
-                <w:noProof/>
-                <w:webHidden/>
-              </w:rPr>
-              <w:tab/>
-            </w:r>
-            <w:r>
-              <w:rPr>
-                <w:noProof/>
-                <w:webHidden/>
-              </w:rPr>
-              <w:fldChar w:fldCharType="begin"/>
-            </w:r>
-            <w:r>
-              <w:rPr>
-                <w:noProof/>
-                <w:webHidden/>
-              </w:rPr>
-              <w:instrText xml:space="preserve"> PAGEREF _Toc195610009 \h </w:instrText>
-            </w:r>
-            <w:r>
-              <w:rPr>
-                <w:noProof/>
-                <w:webHidden/>
-              </w:rPr>
-            </w:r>
-            <w:r>
-              <w:rPr>
-                <w:noProof/>
-                <w:webHidden/>
-              </w:rPr>
-              <w:fldChar w:fldCharType="separate"/>
-            </w:r>
-            <w:r>
-              <w:rPr>
-                <w:noProof/>
-                <w:webHidden/>
-              </w:rPr>
-              <w:t>14</w:t>
+              <w:t>15</w:t>
             </w:r>
             <w:r>
               <w:rPr>
@@ -3122,13 +3180,13 @@
               <w:lang w:eastAsia="bg-BG"/>
             </w:rPr>
           </w:pPr>
-          <w:hyperlink w:anchor="_Toc195610010" w:history="1">
+          <w:hyperlink w:anchor="_Toc196213617" w:history="1">
             <w:r>
               <w:rPr>
                 <w:rStyle w:val="Hyperlink"/>
                 <w:noProof/>
               </w:rPr>
-              <w:t>6.</w:t>
+              <w:t>7.</w:t>
             </w:r>
             <w:r>
               <w:rPr>
@@ -3145,7 +3203,7 @@
                 <w:rStyle w:val="Hyperlink"/>
                 <w:noProof/>
               </w:rPr>
-              <w:t>Заключение</w:t>
+              <w:t>Литература:</w:t>
             </w:r>
             <w:r>
               <w:rPr>
@@ -3166,7 +3224,7 @@
                 <w:noProof/>
                 <w:webHidden/>
               </w:rPr>
-              <w:instrText xml:space="preserve"> PAGEREF _Toc195610010 \h </w:instrText>
+              <w:instrText xml:space="preserve"> PAGEREF _Toc196213617 \h </w:instrText>
             </w:r>
             <w:r>
               <w:rPr>
@@ -3186,97 +3244,7 @@
                 <w:noProof/>
                 <w:webHidden/>
               </w:rPr>
-              <w:t>14</w:t>
-            </w:r>
-            <w:r>
-              <w:rPr>
-                <w:noProof/>
-                <w:webHidden/>
-              </w:rPr>
-              <w:fldChar w:fldCharType="end"/>
-            </w:r>
-          </w:hyperlink>
-        </w:p>
-        <w:p>
-          <w:pPr>
-            <w:pStyle w:val="TOC1"/>
-            <w:tabs>
-              <w:tab w:val="left" w:pos="1320"/>
-              <w:tab w:val="right" w:leader="dot" w:pos="9062"/>
-            </w:tabs>
-            <w:rPr>
-              <w:rFonts w:asciiTheme="minorHAnsi" w:hAnsiTheme="minorHAnsi" w:cstheme="minorBidi"/>
-              <w:noProof/>
-              <w:sz w:val="22"/>
-              <w:szCs w:val="22"/>
-              <w:lang w:eastAsia="bg-BG"/>
-            </w:rPr>
-          </w:pPr>
-          <w:hyperlink w:anchor="_Toc195610011" w:history="1">
-            <w:r>
-              <w:rPr>
-                <w:rStyle w:val="Hyperlink"/>
-                <w:noProof/>
-              </w:rPr>
-              <w:t>7.</w:t>
-            </w:r>
-            <w:r>
-              <w:rPr>
-                <w:rFonts w:asciiTheme="minorHAnsi" w:hAnsiTheme="minorHAnsi" w:cstheme="minorBidi"/>
-                <w:noProof/>
-                <w:sz w:val="22"/>
-                <w:szCs w:val="22"/>
-                <w:lang w:eastAsia="bg-BG"/>
-              </w:rPr>
-              <w:tab/>
-            </w:r>
-            <w:r>
-              <w:rPr>
-                <w:rStyle w:val="Hyperlink"/>
-                <w:noProof/>
-              </w:rPr>
-              <w:t>Литература:</w:t>
-            </w:r>
-            <w:r>
-              <w:rPr>
-                <w:noProof/>
-                <w:webHidden/>
-              </w:rPr>
-              <w:tab/>
-            </w:r>
-            <w:r>
-              <w:rPr>
-                <w:noProof/>
-                <w:webHidden/>
-              </w:rPr>
-              <w:fldChar w:fldCharType="begin"/>
-            </w:r>
-            <w:r>
-              <w:rPr>
-                <w:noProof/>
-                <w:webHidden/>
-              </w:rPr>
-              <w:instrText xml:space="preserve"> PAGEREF _Toc195610011 \h </w:instrText>
-            </w:r>
-            <w:r>
-              <w:rPr>
-                <w:noProof/>
-                <w:webHidden/>
-              </w:rPr>
-            </w:r>
-            <w:r>
-              <w:rPr>
-                <w:noProof/>
-                <w:webHidden/>
-              </w:rPr>
-              <w:fldChar w:fldCharType="separate"/>
-            </w:r>
-            <w:r>
-              <w:rPr>
-                <w:noProof/>
-                <w:webHidden/>
-              </w:rPr>
-              <w:t>15</w:t>
+              <w:t>16</w:t>
             </w:r>
             <w:r>
               <w:rPr>
@@ -3308,22 +3276,22 @@
           <w:numId w:val="3"/>
         </w:numPr>
       </w:pPr>
-      <w:bookmarkStart w:id="0" w:name="_Toc195609976"/>
+      <w:bookmarkStart w:id="1" w:name="_Toc196213582"/>
       <w:r>
         <w:t>Увод</w:t>
       </w:r>
-      <w:bookmarkEnd w:id="0"/>
+      <w:bookmarkEnd w:id="1"/>
     </w:p>
     <w:p/>
     <w:p>
       <w:pPr>
         <w:pStyle w:val="Heading1"/>
       </w:pPr>
-      <w:bookmarkStart w:id="1" w:name="_Toc195609977"/>
+      <w:bookmarkStart w:id="2" w:name="_Toc196213583"/>
       <w:r>
         <w:t>Цел и задачите на дипломния проект</w:t>
       </w:r>
-      <w:bookmarkEnd w:id="1"/>
+      <w:bookmarkEnd w:id="2"/>
       <w:r>
         <w:t xml:space="preserve"> </w:t>
       </w:r>
@@ -3332,11 +3300,11 @@
       <w:pPr>
         <w:pStyle w:val="Heading2"/>
       </w:pPr>
-      <w:bookmarkStart w:id="2" w:name="_Toc195609978"/>
+      <w:bookmarkStart w:id="3" w:name="_Toc196213584"/>
       <w:r>
         <w:t>Цел на проекта</w:t>
       </w:r>
-      <w:bookmarkEnd w:id="2"/>
+      <w:bookmarkEnd w:id="3"/>
     </w:p>
     <w:p>
       <w:pPr>
@@ -3377,18 +3345,25 @@
         <w:rPr>
           <w:rFonts w:ascii="Segoe UI" w:hAnsi="Segoe UI" w:cs="Segoe UI"/>
         </w:rPr>
-        <w:t>По-конкретно, проектът предвижда изграждането на работещо приложение, което ще демонстрира основните принципи на структуриране на уеб приложения, работа с бази данни, обработка на HTTP заявки и взаимодействие с уеб сървъри. Също така, той ще осигури основа за разбиране на различията между локална и реална среда, което е критична част от професионализацията в областта на софтуерното инженерство и уеб разработката.</w:t>
+        <w:t xml:space="preserve">По-конкретно, проектът предвижда изграждането на работещо приложение, което ще демонстрира основните принципи на структуриране на </w:t>
+      </w:r>
+      <w:r>
+        <w:rPr>
+          <w:rFonts w:ascii="Segoe UI" w:hAnsi="Segoe UI" w:cs="Segoe UI"/>
+        </w:rPr>
+        <w:lastRenderedPageBreak/>
+        <w:t>уеб приложения, работа с бази данни, обработка на HTTP заявки и взаимодействие с уеб сървъри. Също така, той ще осигури основа за разбиране на различията между локална и реална среда, което е критична част от професионализацията в областта на софтуерното инженерство и уеб разработката.</w:t>
       </w:r>
     </w:p>
     <w:p>
       <w:pPr>
         <w:pStyle w:val="Heading2"/>
       </w:pPr>
-      <w:bookmarkStart w:id="3" w:name="_Toc195609979"/>
+      <w:bookmarkStart w:id="4" w:name="_Toc196213585"/>
       <w:r>
         <w:t>Задачи на проекта</w:t>
       </w:r>
-      <w:bookmarkEnd w:id="3"/>
+      <w:bookmarkEnd w:id="4"/>
     </w:p>
     <w:p>
       <w:r>
@@ -3710,6 +3685,7 @@
           <w:rFonts w:ascii="Segoe UI" w:hAnsi="Segoe UI" w:cs="Segoe UI"/>
           <w:bdr w:val="single" w:sz="2" w:space="0" w:color="E5E7EB" w:frame="1"/>
         </w:rPr>
+        <w:lastRenderedPageBreak/>
         <w:t>Документиране на процеса</w:t>
       </w:r>
       <w:r>
@@ -3764,11 +3740,11 @@
       <w:pPr>
         <w:pStyle w:val="Heading1"/>
       </w:pPr>
-      <w:bookmarkStart w:id="4" w:name="_Toc195609980"/>
+      <w:bookmarkStart w:id="5" w:name="_Toc196213586"/>
       <w:r>
         <w:t>Теоритичен преглед</w:t>
       </w:r>
-      <w:bookmarkEnd w:id="4"/>
+      <w:bookmarkEnd w:id="5"/>
     </w:p>
     <w:p>
       <w:pPr>
@@ -3777,11 +3753,11 @@
       <w:r>
         <w:t xml:space="preserve"> </w:t>
       </w:r>
-      <w:bookmarkStart w:id="5" w:name="_Toc195609981"/>
+      <w:bookmarkStart w:id="6" w:name="_Toc196213587"/>
       <w:r>
         <w:t>Въведение в уеб разработката</w:t>
       </w:r>
-      <w:bookmarkEnd w:id="5"/>
+      <w:bookmarkEnd w:id="6"/>
     </w:p>
     <w:p>
       <w:pPr>
@@ -3907,11 +3883,11 @@
       <w:r>
         <w:t xml:space="preserve"> </w:t>
       </w:r>
-      <w:bookmarkStart w:id="6" w:name="_Toc195609982"/>
+      <w:bookmarkStart w:id="7" w:name="_Toc196213588"/>
       <w:r>
         <w:t>Сървърна архитектура и уеб приложения</w:t>
       </w:r>
-      <w:bookmarkEnd w:id="6"/>
+      <w:bookmarkEnd w:id="7"/>
     </w:p>
     <w:p>
       <w:pPr>
@@ -3999,7 +3975,14 @@
         <w:rPr>
           <w:rFonts w:ascii="Segoe UI" w:hAnsi="Segoe UI" w:cs="Segoe UI"/>
         </w:rPr>
-        <w:t>: Тук се осъществява логиката на приложението, обработката на данни и взаимодействието с бази данни. Често се използват фреймворкове като Django (за Python), Laravel (за PHP) иRuby on Rails (за Ruby) за бързо и ефективно разработване на приложения.</w:t>
+        <w:t xml:space="preserve">: Тук се осъществява логиката на приложението, обработката на данни и взаимодействието с бази данни. Често се </w:t>
+      </w:r>
+      <w:r>
+        <w:rPr>
+          <w:rFonts w:ascii="Segoe UI" w:hAnsi="Segoe UI" w:cs="Segoe UI"/>
+        </w:rPr>
+        <w:lastRenderedPageBreak/>
+        <w:t>използват фреймворкове като Django (за Python), Laravel (за PHP) иRuby on Rails (за Ruby) за бързо и ефективно разработване на приложения.</w:t>
       </w:r>
     </w:p>
     <w:p>
@@ -4043,11 +4026,11 @@
       <w:r>
         <w:t xml:space="preserve"> </w:t>
       </w:r>
-      <w:bookmarkStart w:id="7" w:name="_Toc195609983"/>
+      <w:bookmarkStart w:id="8" w:name="_Toc196213589"/>
       <w:r>
         <w:t>WSGI сървъри</w:t>
       </w:r>
-      <w:bookmarkEnd w:id="7"/>
+      <w:bookmarkEnd w:id="8"/>
     </w:p>
     <w:p>
       <w:pPr>
@@ -4056,11 +4039,11 @@
       <w:r>
         <w:t xml:space="preserve"> </w:t>
       </w:r>
-      <w:bookmarkStart w:id="8" w:name="_Toc195609984"/>
+      <w:bookmarkStart w:id="9" w:name="_Toc196213590"/>
       <w:r>
         <w:t>WSGI (Web Server Gateway Interface)</w:t>
       </w:r>
-      <w:bookmarkEnd w:id="8"/>
+      <w:bookmarkEnd w:id="9"/>
     </w:p>
     <w:p>
       <w:pPr>
@@ -4090,11 +4073,11 @@
       <w:r>
         <w:t xml:space="preserve"> </w:t>
       </w:r>
-      <w:bookmarkStart w:id="9" w:name="_Toc195609985"/>
+      <w:bookmarkStart w:id="10" w:name="_Toc196213591"/>
       <w:r>
         <w:t>Gunicorn</w:t>
       </w:r>
-      <w:bookmarkEnd w:id="9"/>
+      <w:bookmarkEnd w:id="10"/>
     </w:p>
     <w:p>
       <w:pPr>
@@ -4207,11 +4190,11 @@
       <w:r>
         <w:t xml:space="preserve"> </w:t>
       </w:r>
-      <w:bookmarkStart w:id="10" w:name="_Toc195609986"/>
+      <w:bookmarkStart w:id="11" w:name="_Toc196213592"/>
       <w:r>
         <w:t>uWSGI</w:t>
       </w:r>
-      <w:bookmarkEnd w:id="10"/>
+      <w:bookmarkEnd w:id="11"/>
     </w:p>
     <w:p>
       <w:pPr>
@@ -4246,21 +4229,22 @@
       <w:pPr>
         <w:pStyle w:val="Heading2"/>
       </w:pPr>
-      <w:bookmarkStart w:id="11" w:name="_Toc195609987"/>
-      <w:r>
+      <w:bookmarkStart w:id="12" w:name="_Toc196213593"/>
+      <w:r>
+        <w:lastRenderedPageBreak/>
         <w:t>Уеб сървъри</w:t>
       </w:r>
-      <w:bookmarkEnd w:id="11"/>
+      <w:bookmarkEnd w:id="12"/>
     </w:p>
     <w:p>
       <w:pPr>
         <w:pStyle w:val="Heading3"/>
       </w:pPr>
-      <w:bookmarkStart w:id="12" w:name="_Toc195609988"/>
+      <w:bookmarkStart w:id="13" w:name="_Toc196213594"/>
       <w:r>
         <w:t>Nginx</w:t>
       </w:r>
-      <w:bookmarkEnd w:id="12"/>
+      <w:bookmarkEnd w:id="13"/>
     </w:p>
     <w:p>
       <w:pPr>
@@ -5103,7 +5087,6 @@
           <w:bdr w:val="none" w:sz="0" w:space="0" w:color="auto" w:frame="1"/>
         </w:rPr>
       </w:pPr>
-      <w:bookmarkStart w:id="13" w:name="_GoBack"/>
       <w:r>
         <w:rPr>
           <w:rStyle w:val="HTMLCode"/>
@@ -5116,15 +5099,15 @@
         <w:t xml:space="preserve">sudo systemctl restart nginx  </w:t>
       </w:r>
     </w:p>
-    <w:bookmarkEnd w:id="13"/>
     <w:p>
       <w:pPr>
         <w:pStyle w:val="Heading2"/>
       </w:pPr>
       <w:r>
+        <w:lastRenderedPageBreak/>
         <w:t xml:space="preserve"> </w:t>
       </w:r>
-      <w:bookmarkStart w:id="14" w:name="_Toc195609989"/>
+      <w:bookmarkStart w:id="14" w:name="_Toc196213595"/>
       <w:r>
         <w:t>Django Framework</w:t>
       </w:r>
@@ -5252,71 +5235,10 @@
     </w:p>
     <w:p>
       <w:pPr>
-        <w:pStyle w:val="Heading2"/>
-      </w:pPr>
-      <w:r>
-        <w:t xml:space="preserve"> </w:t>
-      </w:r>
-      <w:bookmarkStart w:id="15" w:name="_Toc195609990"/>
-      <w:r>
-        <w:t>Бази данни</w:t>
-      </w:r>
-      <w:bookmarkEnd w:id="15"/>
-    </w:p>
-    <w:p>
-      <w:pPr>
-        <w:pStyle w:val="NormalWeb"/>
-        <w:pBdr>
-          <w:top w:val="single" w:sz="2" w:space="0" w:color="E5E7EB"/>
-          <w:left w:val="single" w:sz="2" w:space="0" w:color="E5E7EB"/>
-          <w:bottom w:val="single" w:sz="2" w:space="0" w:color="E5E7EB"/>
-          <w:right w:val="single" w:sz="2" w:space="0" w:color="E5E7EB"/>
-        </w:pBdr>
-        <w:spacing w:before="0" w:beforeAutospacing="0" w:after="240" w:afterAutospacing="0"/>
-        <w:rPr>
-          <w:rFonts w:ascii="Segoe UI" w:hAnsi="Segoe UI" w:cs="Segoe UI"/>
-        </w:rPr>
-      </w:pPr>
-      <w:r>
-        <w:rPr>
-          <w:rFonts w:ascii="Segoe UI" w:hAnsi="Segoe UI" w:cs="Segoe UI"/>
-        </w:rPr>
-        <w:t>В проектите с Django се използват различни бази данни, но </w:t>
-      </w:r>
-      <w:r>
-        <w:rPr>
-          <w:rStyle w:val="Strong"/>
-          <w:rFonts w:ascii="Segoe UI" w:hAnsi="Segoe UI" w:cs="Segoe UI"/>
-          <w:bdr w:val="single" w:sz="2" w:space="0" w:color="E5E7EB" w:frame="1"/>
-        </w:rPr>
-        <w:t>PostgreSQL</w:t>
-      </w:r>
-      <w:r>
-        <w:rPr>
-          <w:rFonts w:ascii="Segoe UI" w:hAnsi="Segoe UI" w:cs="Segoe UI"/>
-        </w:rPr>
-        <w:t> е на особена почит поради своите функции, производителност и разширяемост. PostgreSQL е релационна база данни, известна със своята солидност и разнообразие от функции.</w:t>
-      </w:r>
-    </w:p>
-    <w:p>
-      <w:pPr>
         <w:pStyle w:val="Heading3"/>
-      </w:pPr>
-      <w:r>
-        <w:t xml:space="preserve"> </w:t>
-      </w:r>
-      <w:bookmarkStart w:id="16" w:name="_Toc195609991"/>
-      <w:r>
-        <w:t>Инсталиране и конфигуриране на PostgreSQL</w:t>
-      </w:r>
-      <w:bookmarkEnd w:id="16"/>
-    </w:p>
-    <w:p>
-      <w:pPr>
-        <w:pStyle w:val="NormalWeb"/>
         <w:numPr>
           <w:ilvl w:val="0"/>
-          <w:numId w:val="9"/>
+          <w:numId w:val="0"/>
         </w:numPr>
         <w:pBdr>
           <w:top w:val="single" w:sz="2" w:space="0" w:color="E5E7EB"/>
@@ -5324,7 +5246,89 @@
           <w:bottom w:val="single" w:sz="2" w:space="0" w:color="E5E7EB"/>
           <w:right w:val="single" w:sz="2" w:space="0" w:color="E5E7EB"/>
         </w:pBdr>
-        <w:spacing w:before="240" w:beforeAutospacing="0" w:after="240" w:afterAutospacing="0"/>
+        <w:spacing w:before="180" w:after="240"/>
+        <w:rPr>
+          <w:rFonts w:ascii="Arial" w:hAnsi="Arial" w:cs="Arial"/>
+          <w:sz w:val="30"/>
+          <w:szCs w:val="30"/>
+        </w:rPr>
+      </w:pPr>
+      <w:bookmarkStart w:id="15" w:name="_Toc196213596"/>
+      <w:r>
+        <w:rPr>
+          <w:rFonts w:ascii="Arial" w:hAnsi="Arial" w:cs="Arial"/>
+          <w:sz w:val="30"/>
+          <w:szCs w:val="30"/>
+        </w:rPr>
+        <w:t>3.6 БАЗИ ДАННИ</w:t>
+      </w:r>
+      <w:bookmarkEnd w:id="15"/>
+    </w:p>
+    <w:p>
+      <w:pPr>
+        <w:pStyle w:val="NormalWeb"/>
+        <w:pBdr>
+          <w:top w:val="single" w:sz="2" w:space="0" w:color="E5E7EB"/>
+          <w:left w:val="single" w:sz="2" w:space="0" w:color="E5E7EB"/>
+          <w:bottom w:val="single" w:sz="2" w:space="0" w:color="E5E7EB"/>
+          <w:right w:val="single" w:sz="2" w:space="0" w:color="E5E7EB"/>
+        </w:pBdr>
+        <w:spacing w:before="0" w:beforeAutospacing="0" w:after="240" w:afterAutospacing="0"/>
+        <w:rPr>
+          <w:rFonts w:ascii="Segoe UI" w:hAnsi="Segoe UI" w:cs="Segoe UI"/>
+        </w:rPr>
+      </w:pPr>
+      <w:r>
+        <w:rPr>
+          <w:rFonts w:ascii="Segoe UI" w:hAnsi="Segoe UI" w:cs="Segoe UI"/>
+        </w:rPr>
+        <w:t>В проектите с Django се използват различни бази данни, но MySQL е на особена почит поради своята производителност, широка поддръжка и лесна интеграция. MySQL е релационна база данни, която осигурява надеждност и ефективност при управление на структурираните данни и е подходящ избор за уеб приложения.</w:t>
+      </w:r>
+    </w:p>
+    <w:p>
+      <w:pPr>
+        <w:pStyle w:val="Heading3"/>
+        <w:numPr>
+          <w:ilvl w:val="0"/>
+          <w:numId w:val="0"/>
+        </w:numPr>
+        <w:pBdr>
+          <w:top w:val="single" w:sz="2" w:space="0" w:color="E5E7EB"/>
+          <w:left w:val="single" w:sz="2" w:space="0" w:color="E5E7EB"/>
+          <w:bottom w:val="single" w:sz="2" w:space="0" w:color="E5E7EB"/>
+          <w:right w:val="single" w:sz="2" w:space="0" w:color="E5E7EB"/>
+        </w:pBdr>
+        <w:spacing w:before="360" w:after="240"/>
+        <w:rPr>
+          <w:rFonts w:ascii="Arial" w:hAnsi="Arial" w:cs="Arial"/>
+          <w:sz w:val="30"/>
+          <w:szCs w:val="30"/>
+        </w:rPr>
+      </w:pPr>
+      <w:bookmarkStart w:id="16" w:name="_Toc196213597"/>
+      <w:r>
+        <w:rPr>
+          <w:rFonts w:ascii="Arial" w:hAnsi="Arial" w:cs="Arial"/>
+          <w:sz w:val="30"/>
+          <w:szCs w:val="30"/>
+        </w:rPr>
+        <w:t>3.6.1 Инсталиране и конфигуриране на MySQL</w:t>
+      </w:r>
+      <w:bookmarkEnd w:id="16"/>
+    </w:p>
+    <w:p>
+      <w:pPr>
+        <w:numPr>
+          <w:ilvl w:val="0"/>
+          <w:numId w:val="20"/>
+        </w:numPr>
+        <w:pBdr>
+          <w:top w:val="single" w:sz="2" w:space="0" w:color="E5E7EB"/>
+          <w:left w:val="single" w:sz="2" w:space="0" w:color="E5E7EB"/>
+          <w:bottom w:val="single" w:sz="2" w:space="0" w:color="E5E7EB"/>
+          <w:right w:val="single" w:sz="2" w:space="0" w:color="E5E7EB"/>
+        </w:pBdr>
+        <w:spacing w:before="100" w:beforeAutospacing="1" w:after="100" w:afterAutospacing="1" w:line="240" w:lineRule="auto"/>
         <w:jc w:val="left"/>
         <w:rPr>
           <w:rFonts w:ascii="Segoe UI" w:hAnsi="Segoe UI" w:cs="Segoe UI"/>
@@ -5336,13 +5340,7 @@
           <w:rFonts w:ascii="Segoe UI" w:hAnsi="Segoe UI" w:cs="Segoe UI"/>
           <w:bdr w:val="single" w:sz="2" w:space="0" w:color="E5E7EB" w:frame="1"/>
         </w:rPr>
-        <w:t>Инсталация</w:t>
-      </w:r>
-      <w:r>
-        <w:rPr>
-          <w:rFonts w:ascii="Segoe UI" w:hAnsi="Segoe UI" w:cs="Segoe UI"/>
-        </w:rPr>
-        <w:t>:</w:t>
+        <w:t>Инсталация:</w:t>
       </w:r>
     </w:p>
     <w:p>
@@ -5356,7 +5354,6 @@
         </w:pBdr>
         <w:shd w:val="clear" w:color="auto" w:fill="242634"/>
         <w:spacing w:after="240"/>
-        <w:ind w:left="720"/>
         <w:rPr>
           <w:rFonts w:ascii="Consolas" w:hAnsi="Consolas"/>
         </w:rPr>
@@ -5379,67 +5376,32 @@
           <w:bottom w:val="single" w:sz="2" w:space="0" w:color="E5E7EB"/>
           <w:right w:val="single" w:sz="2" w:space="0" w:color="E5E7EB"/>
         </w:pBdr>
-        <w:ind w:left="720"/>
-        <w:rPr>
-          <w:rStyle w:val="HTMLCode"/>
-          <w:rFonts w:ascii="Consolas" w:eastAsiaTheme="majorEastAsia" w:hAnsi="Consolas"/>
-          <w:color w:val="C9D1D9"/>
-          <w:sz w:val="18"/>
-          <w:szCs w:val="18"/>
-          <w:bdr w:val="none" w:sz="0" w:space="0" w:color="auto" w:frame="1"/>
-        </w:rPr>
-      </w:pPr>
-      <w:r>
-        <w:rPr>
-          <w:rStyle w:val="HTMLCode"/>
-          <w:rFonts w:ascii="Consolas" w:eastAsiaTheme="majorEastAsia" w:hAnsi="Consolas"/>
-          <w:color w:val="C9D1D9"/>
-          <w:sz w:val="18"/>
-          <w:szCs w:val="18"/>
-          <w:bdr w:val="none" w:sz="0" w:space="0" w:color="auto" w:frame="1"/>
-        </w:rPr>
-        <w:t xml:space="preserve">sudo apt-get install postgresql postgresql-contrib  </w:t>
-      </w:r>
-    </w:p>
-    <w:p>
-      <w:pPr>
-        <w:pStyle w:val="NormalWeb"/>
+        <w:rPr>
+          <w:rStyle w:val="HTMLCode"/>
+          <w:rFonts w:ascii="Consolas" w:hAnsi="Consolas"/>
+          <w:color w:val="C9D1D9"/>
+          <w:sz w:val="18"/>
+          <w:szCs w:val="18"/>
+          <w:bdr w:val="none" w:sz="0" w:space="0" w:color="auto" w:frame="1"/>
+        </w:rPr>
+      </w:pPr>
+      <w:r>
+        <w:rPr>
+          <w:rStyle w:val="HTMLCode"/>
+          <w:rFonts w:ascii="Consolas" w:hAnsi="Consolas"/>
+          <w:color w:val="C9D1D9"/>
+          <w:sz w:val="18"/>
+          <w:szCs w:val="18"/>
+          <w:bdr w:val="none" w:sz="0" w:space="0" w:color="auto" w:frame="1"/>
+        </w:rPr>
+        <w:t xml:space="preserve">sudo apt-get install mysql-server  </w:t>
+      </w:r>
+    </w:p>
+    <w:p>
+      <w:pPr>
         <w:numPr>
           <w:ilvl w:val="0"/>
-          <w:numId w:val="9"/>
-        </w:numPr>
-        <w:pBdr>
-          <w:top w:val="single" w:sz="2" w:space="0" w:color="E5E7EB"/>
-          <w:left w:val="single" w:sz="2" w:space="0" w:color="E5E7EB"/>
-          <w:bottom w:val="single" w:sz="2" w:space="0" w:color="E5E7EB"/>
-          <w:right w:val="single" w:sz="2" w:space="0" w:color="E5E7EB"/>
-        </w:pBdr>
-        <w:spacing w:before="240" w:beforeAutospacing="0" w:after="240" w:afterAutospacing="0"/>
-        <w:jc w:val="left"/>
-        <w:rPr>
-          <w:rFonts w:ascii="Segoe UI" w:hAnsi="Segoe UI" w:cs="Segoe UI"/>
-        </w:rPr>
-      </w:pPr>
-      <w:r>
-        <w:rPr>
-          <w:rStyle w:val="Strong"/>
-          <w:rFonts w:ascii="Segoe UI" w:hAnsi="Segoe UI" w:cs="Segoe UI"/>
-          <w:bdr w:val="single" w:sz="2" w:space="0" w:color="E5E7EB" w:frame="1"/>
-        </w:rPr>
-        <w:t>Създаване на база данни</w:t>
-      </w:r>
-      <w:r>
-        <w:rPr>
-          <w:rFonts w:ascii="Segoe UI" w:hAnsi="Segoe UI" w:cs="Segoe UI"/>
-        </w:rPr>
-        <w:t>:</w:t>
-      </w:r>
-    </w:p>
-    <w:p>
-      <w:pPr>
-        <w:numPr>
-          <w:ilvl w:val="1"/>
-          <w:numId w:val="9"/>
+          <w:numId w:val="21"/>
         </w:numPr>
         <w:pBdr>
           <w:top w:val="single" w:sz="2" w:space="0" w:color="E5E7EB"/>
@@ -5455,9 +5417,36 @@
       </w:pPr>
       <w:r>
         <w:rPr>
-          <w:rFonts w:ascii="Segoe UI" w:hAnsi="Segoe UI" w:cs="Segoe UI"/>
-        </w:rPr>
-        <w:t>Влизане в PostgreSQL:</w:t>
+          <w:rStyle w:val="Strong"/>
+          <w:rFonts w:ascii="Segoe UI" w:hAnsi="Segoe UI" w:cs="Segoe UI"/>
+          <w:bdr w:val="single" w:sz="2" w:space="0" w:color="E5E7EB" w:frame="1"/>
+        </w:rPr>
+        <w:t>Създаване на база данни и потребител:</w:t>
+      </w:r>
+    </w:p>
+    <w:p>
+      <w:pPr>
+        <w:numPr>
+          <w:ilvl w:val="0"/>
+          <w:numId w:val="22"/>
+        </w:numPr>
+        <w:pBdr>
+          <w:top w:val="single" w:sz="2" w:space="0" w:color="E5E7EB"/>
+          <w:left w:val="single" w:sz="2" w:space="0" w:color="E5E7EB"/>
+          <w:bottom w:val="single" w:sz="2" w:space="0" w:color="E5E7EB"/>
+          <w:right w:val="single" w:sz="2" w:space="0" w:color="E5E7EB"/>
+        </w:pBdr>
+        <w:spacing w:before="100" w:beforeAutospacing="1" w:after="100" w:afterAutospacing="1" w:line="240" w:lineRule="auto"/>
+        <w:jc w:val="left"/>
+        <w:rPr>
+          <w:rFonts w:ascii="Segoe UI" w:hAnsi="Segoe UI" w:cs="Segoe UI"/>
+        </w:rPr>
+      </w:pPr>
+      <w:r>
+        <w:rPr>
+          <w:rFonts w:ascii="Segoe UI" w:hAnsi="Segoe UI" w:cs="Segoe UI"/>
+        </w:rPr>
+        <w:t>Стартиране на MySQL сървъра (ако не е стартиран автоматично):</w:t>
       </w:r>
     </w:p>
     <w:p>
@@ -5471,7 +5460,6 @@
         </w:pBdr>
         <w:shd w:val="clear" w:color="auto" w:fill="242634"/>
         <w:spacing w:after="240"/>
-        <w:ind w:left="720"/>
         <w:rPr>
           <w:rFonts w:ascii="Consolas" w:hAnsi="Consolas"/>
         </w:rPr>
@@ -5494,33 +5482,32 @@
           <w:bottom w:val="single" w:sz="2" w:space="0" w:color="E5E7EB"/>
           <w:right w:val="single" w:sz="2" w:space="0" w:color="E5E7EB"/>
         </w:pBdr>
-        <w:ind w:left="720"/>
-        <w:rPr>
-          <w:rStyle w:val="HTMLCode"/>
-          <w:rFonts w:ascii="Consolas" w:eastAsiaTheme="majorEastAsia" w:hAnsi="Consolas"/>
-          <w:color w:val="C9D1D9"/>
-          <w:sz w:val="18"/>
-          <w:szCs w:val="18"/>
-          <w:bdr w:val="none" w:sz="0" w:space="0" w:color="auto" w:frame="1"/>
-        </w:rPr>
-      </w:pPr>
-      <w:r>
-        <w:rPr>
-          <w:rStyle w:val="HTMLCode"/>
-          <w:rFonts w:ascii="Consolas" w:eastAsiaTheme="majorEastAsia" w:hAnsi="Consolas"/>
-          <w:color w:val="C9D1D9"/>
-          <w:sz w:val="18"/>
-          <w:szCs w:val="18"/>
-          <w:bdr w:val="none" w:sz="0" w:space="0" w:color="auto" w:frame="1"/>
-        </w:rPr>
-        <w:t xml:space="preserve">sudo -u postgres psql  </w:t>
+        <w:rPr>
+          <w:rStyle w:val="HTMLCode"/>
+          <w:rFonts w:ascii="Consolas" w:hAnsi="Consolas"/>
+          <w:color w:val="C9D1D9"/>
+          <w:sz w:val="18"/>
+          <w:szCs w:val="18"/>
+          <w:bdr w:val="none" w:sz="0" w:space="0" w:color="auto" w:frame="1"/>
+        </w:rPr>
+      </w:pPr>
+      <w:r>
+        <w:rPr>
+          <w:rStyle w:val="HTMLCode"/>
+          <w:rFonts w:ascii="Consolas" w:hAnsi="Consolas"/>
+          <w:color w:val="C9D1D9"/>
+          <w:sz w:val="18"/>
+          <w:szCs w:val="18"/>
+          <w:bdr w:val="none" w:sz="0" w:space="0" w:color="auto" w:frame="1"/>
+        </w:rPr>
+        <w:t xml:space="preserve">sudo systemctl start mysql  </w:t>
       </w:r>
     </w:p>
     <w:p>
       <w:pPr>
         <w:numPr>
-          <w:ilvl w:val="1"/>
-          <w:numId w:val="9"/>
+          <w:ilvl w:val="0"/>
+          <w:numId w:val="23"/>
         </w:numPr>
         <w:pBdr>
           <w:top w:val="single" w:sz="2" w:space="0" w:color="E5E7EB"/>
@@ -5538,7 +5525,7 @@
         <w:rPr>
           <w:rFonts w:ascii="Segoe UI" w:hAnsi="Segoe UI" w:cs="Segoe UI"/>
         </w:rPr>
-        <w:t>Създаване на нова база данни:</w:t>
+        <w:t>Влизане в MySQL конзолата:</w:t>
       </w:r>
     </w:p>
     <w:p>
@@ -5552,7 +5539,6 @@
         </w:pBdr>
         <w:shd w:val="clear" w:color="auto" w:fill="242634"/>
         <w:spacing w:after="240"/>
-        <w:ind w:left="720"/>
         <w:rPr>
           <w:rFonts w:ascii="Consolas" w:hAnsi="Consolas"/>
         </w:rPr>
@@ -5563,7 +5549,7 @@
           <w:rFonts w:ascii="Consolas" w:hAnsi="Consolas"/>
           <w:bdr w:val="single" w:sz="2" w:space="0" w:color="E5E7EB" w:frame="1"/>
         </w:rPr>
-        <w:t>sql</w:t>
+        <w:t>bash</w:t>
       </w:r>
     </w:p>
     <w:p>
@@ -5575,45 +5561,32 @@
           <w:bottom w:val="single" w:sz="2" w:space="0" w:color="E5E7EB"/>
           <w:right w:val="single" w:sz="2" w:space="0" w:color="E5E7EB"/>
         </w:pBdr>
-        <w:ind w:left="720"/>
-        <w:rPr>
-          <w:rStyle w:val="HTMLCode"/>
-          <w:rFonts w:ascii="Consolas" w:eastAsiaTheme="majorEastAsia" w:hAnsi="Consolas"/>
-          <w:color w:val="C9D1D9"/>
-          <w:sz w:val="18"/>
-          <w:szCs w:val="18"/>
-          <w:bdr w:val="none" w:sz="0" w:space="0" w:color="auto" w:frame="1"/>
-        </w:rPr>
-      </w:pPr>
-      <w:r>
-        <w:rPr>
-          <w:rStyle w:val="hljs-keyword"/>
-          <w:rFonts w:ascii="Consolas" w:eastAsiaTheme="majorEastAsia" w:hAnsi="Consolas"/>
-          <w:color w:val="FF7B72"/>
-          <w:sz w:val="18"/>
-          <w:szCs w:val="18"/>
-          <w:bdr w:val="single" w:sz="2" w:space="0" w:color="E5E7EB" w:frame="1"/>
-        </w:rPr>
-        <w:t>CREATE</w:t>
-      </w:r>
-      <w:r>
-        <w:rPr>
-          <w:rStyle w:val="HTMLCode"/>
-          <w:rFonts w:ascii="Consolas" w:eastAsiaTheme="majorEastAsia" w:hAnsi="Consolas"/>
-          <w:color w:val="C9D1D9"/>
-          <w:sz w:val="18"/>
-          <w:szCs w:val="18"/>
-          <w:bdr w:val="none" w:sz="0" w:space="0" w:color="auto" w:frame="1"/>
-        </w:rPr>
-        <w:t xml:space="preserve"> DATABASE mydatabase;  </w:t>
-      </w:r>
-    </w:p>
-    <w:p>
-      <w:pPr>
-        <w:pStyle w:val="NormalWeb"/>
+        <w:rPr>
+          <w:rStyle w:val="HTMLCode"/>
+          <w:rFonts w:ascii="Consolas" w:hAnsi="Consolas"/>
+          <w:color w:val="C9D1D9"/>
+          <w:sz w:val="18"/>
+          <w:szCs w:val="18"/>
+          <w:bdr w:val="none" w:sz="0" w:space="0" w:color="auto" w:frame="1"/>
+        </w:rPr>
+      </w:pPr>
+      <w:r>
+        <w:rPr>
+          <w:rStyle w:val="HTMLCode"/>
+          <w:rFonts w:ascii="Consolas" w:hAnsi="Consolas"/>
+          <w:color w:val="C9D1D9"/>
+          <w:sz w:val="18"/>
+          <w:szCs w:val="18"/>
+          <w:bdr w:val="none" w:sz="0" w:space="0" w:color="auto" w:frame="1"/>
+        </w:rPr>
+        <w:t xml:space="preserve">sudo mysql -u root -p  </w:t>
+      </w:r>
+    </w:p>
+    <w:p>
+      <w:pPr>
         <w:numPr>
           <w:ilvl w:val="0"/>
-          <w:numId w:val="9"/>
+          <w:numId w:val="24"/>
         </w:numPr>
         <w:pBdr>
           <w:top w:val="single" w:sz="2" w:space="0" w:color="E5E7EB"/>
@@ -5621,37 +5594,520 @@
           <w:bottom w:val="single" w:sz="2" w:space="0" w:color="E5E7EB"/>
           <w:right w:val="single" w:sz="2" w:space="0" w:color="E5E7EB"/>
         </w:pBdr>
+        <w:spacing w:before="100" w:beforeAutospacing="1" w:after="100" w:afterAutospacing="1" w:line="240" w:lineRule="auto"/>
+        <w:jc w:val="left"/>
+        <w:rPr>
+          <w:rFonts w:ascii="Segoe UI" w:hAnsi="Segoe UI" w:cs="Segoe UI"/>
+        </w:rPr>
+      </w:pPr>
+      <w:r>
+        <w:rPr>
+          <w:rFonts w:ascii="Segoe UI" w:hAnsi="Segoe UI" w:cs="Segoe UI"/>
+        </w:rPr>
+        <w:lastRenderedPageBreak/>
+        <w:t>Създаване на нова база данни и потребител с всички права върху нея:</w:t>
+      </w:r>
+    </w:p>
+    <w:p>
+      <w:pPr>
+        <w:pStyle w:val="HTMLPreformatted"/>
+        <w:pBdr>
+          <w:top w:val="single" w:sz="2" w:space="0" w:color="E5E7EB"/>
+          <w:left w:val="single" w:sz="2" w:space="0" w:color="E5E7EB"/>
+          <w:bottom w:val="single" w:sz="2" w:space="0" w:color="E5E7EB"/>
+          <w:right w:val="single" w:sz="2" w:space="0" w:color="E5E7EB"/>
+        </w:pBdr>
+        <w:shd w:val="clear" w:color="auto" w:fill="242634"/>
+        <w:spacing w:after="240"/>
+        <w:rPr>
+          <w:rFonts w:ascii="Consolas" w:hAnsi="Consolas"/>
+        </w:rPr>
+      </w:pPr>
+      <w:r>
+        <w:rPr>
+          <w:rStyle w:val="text-text-primary-3"/>
+          <w:rFonts w:ascii="Consolas" w:hAnsi="Consolas"/>
+          <w:bdr w:val="single" w:sz="2" w:space="0" w:color="E5E7EB" w:frame="1"/>
+        </w:rPr>
+        <w:t>sql</w:t>
+      </w:r>
+    </w:p>
+    <w:p>
+      <w:pPr>
+        <w:pStyle w:val="HTMLPreformatted"/>
+        <w:pBdr>
+          <w:top w:val="single" w:sz="2" w:space="0" w:color="E5E7EB"/>
+          <w:left w:val="single" w:sz="2" w:space="0" w:color="E5E7EB"/>
+          <w:bottom w:val="single" w:sz="2" w:space="0" w:color="E5E7EB"/>
+          <w:right w:val="single" w:sz="2" w:space="0" w:color="E5E7EB"/>
+        </w:pBdr>
+        <w:rPr>
+          <w:rStyle w:val="HTMLCode"/>
+          <w:rFonts w:ascii="Consolas" w:hAnsi="Consolas"/>
+          <w:color w:val="C9D1D9"/>
+          <w:sz w:val="18"/>
+          <w:szCs w:val="18"/>
+          <w:bdr w:val="none" w:sz="0" w:space="0" w:color="auto" w:frame="1"/>
+        </w:rPr>
+      </w:pPr>
+      <w:r>
+        <w:rPr>
+          <w:rStyle w:val="hljs-keyword"/>
+          <w:rFonts w:ascii="Consolas" w:hAnsi="Consolas"/>
+          <w:color w:val="FF7B72"/>
+          <w:sz w:val="18"/>
+          <w:szCs w:val="18"/>
+          <w:bdr w:val="single" w:sz="2" w:space="0" w:color="E5E7EB" w:frame="1"/>
+        </w:rPr>
+        <w:t>CREATE</w:t>
+      </w:r>
+      <w:r>
+        <w:rPr>
+          <w:rStyle w:val="HTMLCode"/>
+          <w:rFonts w:ascii="Consolas" w:hAnsi="Consolas"/>
+          <w:color w:val="C9D1D9"/>
+          <w:sz w:val="18"/>
+          <w:szCs w:val="18"/>
+          <w:bdr w:val="none" w:sz="0" w:space="0" w:color="auto" w:frame="1"/>
+        </w:rPr>
+        <w:t xml:space="preserve"> DATABASE mydatabase;  </w:t>
+      </w:r>
+    </w:p>
+    <w:p>
+      <w:pPr>
+        <w:pStyle w:val="HTMLPreformatted"/>
+        <w:pBdr>
+          <w:top w:val="single" w:sz="2" w:space="0" w:color="E5E7EB"/>
+          <w:left w:val="single" w:sz="2" w:space="0" w:color="E5E7EB"/>
+          <w:bottom w:val="single" w:sz="2" w:space="0" w:color="E5E7EB"/>
+          <w:right w:val="single" w:sz="2" w:space="0" w:color="E5E7EB"/>
+        </w:pBdr>
+        <w:rPr>
+          <w:rStyle w:val="HTMLCode"/>
+          <w:rFonts w:ascii="Consolas" w:hAnsi="Consolas"/>
+          <w:color w:val="C9D1D9"/>
+          <w:sz w:val="18"/>
+          <w:szCs w:val="18"/>
+          <w:bdr w:val="none" w:sz="0" w:space="0" w:color="auto" w:frame="1"/>
+        </w:rPr>
+      </w:pPr>
+      <w:r>
+        <w:rPr>
+          <w:rStyle w:val="hljs-keyword"/>
+          <w:rFonts w:ascii="Consolas" w:hAnsi="Consolas"/>
+          <w:color w:val="FF7B72"/>
+          <w:sz w:val="18"/>
+          <w:szCs w:val="18"/>
+          <w:bdr w:val="single" w:sz="2" w:space="0" w:color="E5E7EB" w:frame="1"/>
+        </w:rPr>
+        <w:t>CREATE</w:t>
+      </w:r>
+      <w:r>
+        <w:rPr>
+          <w:rStyle w:val="HTMLCode"/>
+          <w:rFonts w:ascii="Consolas" w:hAnsi="Consolas"/>
+          <w:color w:val="C9D1D9"/>
+          <w:sz w:val="18"/>
+          <w:szCs w:val="18"/>
+          <w:bdr w:val="none" w:sz="0" w:space="0" w:color="auto" w:frame="1"/>
+        </w:rPr>
+        <w:t xml:space="preserve"> </w:t>
+      </w:r>
+      <w:r>
+        <w:rPr>
+          <w:rStyle w:val="hljs-keyword"/>
+          <w:rFonts w:ascii="Consolas" w:hAnsi="Consolas"/>
+          <w:color w:val="FF7B72"/>
+          <w:sz w:val="18"/>
+          <w:szCs w:val="18"/>
+          <w:bdr w:val="single" w:sz="2" w:space="0" w:color="E5E7EB" w:frame="1"/>
+        </w:rPr>
+        <w:t>USER</w:t>
+      </w:r>
+      <w:r>
+        <w:rPr>
+          <w:rStyle w:val="HTMLCode"/>
+          <w:rFonts w:ascii="Consolas" w:hAnsi="Consolas"/>
+          <w:color w:val="C9D1D9"/>
+          <w:sz w:val="18"/>
+          <w:szCs w:val="18"/>
+          <w:bdr w:val="none" w:sz="0" w:space="0" w:color="auto" w:frame="1"/>
+        </w:rPr>
+        <w:t xml:space="preserve"> </w:t>
+      </w:r>
+      <w:r>
+        <w:rPr>
+          <w:rStyle w:val="hljs-string"/>
+          <w:rFonts w:ascii="Consolas" w:eastAsiaTheme="majorEastAsia" w:hAnsi="Consolas"/>
+          <w:color w:val="A5D6FF"/>
+          <w:sz w:val="18"/>
+          <w:szCs w:val="18"/>
+          <w:bdr w:val="single" w:sz="2" w:space="0" w:color="E5E7EB" w:frame="1"/>
+        </w:rPr>
+        <w:t>'myuser'</w:t>
+      </w:r>
+      <w:r>
+        <w:rPr>
+          <w:rStyle w:val="HTMLCode"/>
+          <w:rFonts w:ascii="Consolas" w:hAnsi="Consolas"/>
+          <w:color w:val="C9D1D9"/>
+          <w:sz w:val="18"/>
+          <w:szCs w:val="18"/>
+          <w:bdr w:val="none" w:sz="0" w:space="0" w:color="auto" w:frame="1"/>
+        </w:rPr>
+        <w:t>@</w:t>
+      </w:r>
+      <w:r>
+        <w:rPr>
+          <w:rStyle w:val="hljs-string"/>
+          <w:rFonts w:ascii="Consolas" w:eastAsiaTheme="majorEastAsia" w:hAnsi="Consolas"/>
+          <w:color w:val="A5D6FF"/>
+          <w:sz w:val="18"/>
+          <w:szCs w:val="18"/>
+          <w:bdr w:val="single" w:sz="2" w:space="0" w:color="E5E7EB" w:frame="1"/>
+        </w:rPr>
+        <w:t>'localhost'</w:t>
+      </w:r>
+      <w:r>
+        <w:rPr>
+          <w:rStyle w:val="HTMLCode"/>
+          <w:rFonts w:ascii="Consolas" w:hAnsi="Consolas"/>
+          <w:color w:val="C9D1D9"/>
+          <w:sz w:val="18"/>
+          <w:szCs w:val="18"/>
+          <w:bdr w:val="none" w:sz="0" w:space="0" w:color="auto" w:frame="1"/>
+        </w:rPr>
+        <w:t xml:space="preserve"> IDENTIFIED </w:t>
+      </w:r>
+      <w:r>
+        <w:rPr>
+          <w:rStyle w:val="hljs-keyword"/>
+          <w:rFonts w:ascii="Consolas" w:hAnsi="Consolas"/>
+          <w:color w:val="FF7B72"/>
+          <w:sz w:val="18"/>
+          <w:szCs w:val="18"/>
+          <w:bdr w:val="single" w:sz="2" w:space="0" w:color="E5E7EB" w:frame="1"/>
+        </w:rPr>
+        <w:t>BY</w:t>
+      </w:r>
+      <w:r>
+        <w:rPr>
+          <w:rStyle w:val="HTMLCode"/>
+          <w:rFonts w:ascii="Consolas" w:hAnsi="Consolas"/>
+          <w:color w:val="C9D1D9"/>
+          <w:sz w:val="18"/>
+          <w:szCs w:val="18"/>
+          <w:bdr w:val="none" w:sz="0" w:space="0" w:color="auto" w:frame="1"/>
+        </w:rPr>
+        <w:t xml:space="preserve"> </w:t>
+      </w:r>
+      <w:r>
+        <w:rPr>
+          <w:rStyle w:val="hljs-string"/>
+          <w:rFonts w:ascii="Consolas" w:eastAsiaTheme="majorEastAsia" w:hAnsi="Consolas"/>
+          <w:color w:val="A5D6FF"/>
+          <w:sz w:val="18"/>
+          <w:szCs w:val="18"/>
+          <w:bdr w:val="single" w:sz="2" w:space="0" w:color="E5E7EB" w:frame="1"/>
+        </w:rPr>
+        <w:t>'mypassword'</w:t>
+      </w:r>
+      <w:r>
+        <w:rPr>
+          <w:rStyle w:val="HTMLCode"/>
+          <w:rFonts w:ascii="Consolas" w:hAnsi="Consolas"/>
+          <w:color w:val="C9D1D9"/>
+          <w:sz w:val="18"/>
+          <w:szCs w:val="18"/>
+          <w:bdr w:val="none" w:sz="0" w:space="0" w:color="auto" w:frame="1"/>
+        </w:rPr>
+        <w:t xml:space="preserve">;  </w:t>
+      </w:r>
+    </w:p>
+    <w:p>
+      <w:pPr>
+        <w:pStyle w:val="HTMLPreformatted"/>
+        <w:pBdr>
+          <w:top w:val="single" w:sz="2" w:space="0" w:color="E5E7EB"/>
+          <w:left w:val="single" w:sz="2" w:space="0" w:color="E5E7EB"/>
+          <w:bottom w:val="single" w:sz="2" w:space="0" w:color="E5E7EB"/>
+          <w:right w:val="single" w:sz="2" w:space="0" w:color="E5E7EB"/>
+        </w:pBdr>
+        <w:rPr>
+          <w:rStyle w:val="HTMLCode"/>
+          <w:rFonts w:ascii="Consolas" w:hAnsi="Consolas"/>
+          <w:color w:val="C9D1D9"/>
+          <w:sz w:val="18"/>
+          <w:szCs w:val="18"/>
+          <w:bdr w:val="none" w:sz="0" w:space="0" w:color="auto" w:frame="1"/>
+        </w:rPr>
+      </w:pPr>
+      <w:r>
+        <w:rPr>
+          <w:rStyle w:val="hljs-keyword"/>
+          <w:rFonts w:ascii="Consolas" w:hAnsi="Consolas"/>
+          <w:color w:val="FF7B72"/>
+          <w:sz w:val="18"/>
+          <w:szCs w:val="18"/>
+          <w:bdr w:val="single" w:sz="2" w:space="0" w:color="E5E7EB" w:frame="1"/>
+        </w:rPr>
+        <w:t>GRANT</w:t>
+      </w:r>
+      <w:r>
+        <w:rPr>
+          <w:rStyle w:val="HTMLCode"/>
+          <w:rFonts w:ascii="Consolas" w:hAnsi="Consolas"/>
+          <w:color w:val="C9D1D9"/>
+          <w:sz w:val="18"/>
+          <w:szCs w:val="18"/>
+          <w:bdr w:val="none" w:sz="0" w:space="0" w:color="auto" w:frame="1"/>
+        </w:rPr>
+        <w:t xml:space="preserve"> </w:t>
+      </w:r>
+      <w:r>
+        <w:rPr>
+          <w:rStyle w:val="hljs-keyword"/>
+          <w:rFonts w:ascii="Consolas" w:hAnsi="Consolas"/>
+          <w:color w:val="FF7B72"/>
+          <w:sz w:val="18"/>
+          <w:szCs w:val="18"/>
+          <w:bdr w:val="single" w:sz="2" w:space="0" w:color="E5E7EB" w:frame="1"/>
+        </w:rPr>
+        <w:t>ALL</w:t>
+      </w:r>
+      <w:r>
+        <w:rPr>
+          <w:rStyle w:val="HTMLCode"/>
+          <w:rFonts w:ascii="Consolas" w:hAnsi="Consolas"/>
+          <w:color w:val="C9D1D9"/>
+          <w:sz w:val="18"/>
+          <w:szCs w:val="18"/>
+          <w:bdr w:val="none" w:sz="0" w:space="0" w:color="auto" w:frame="1"/>
+        </w:rPr>
+        <w:t xml:space="preserve"> PRIVILEGES </w:t>
+      </w:r>
+      <w:r>
+        <w:rPr>
+          <w:rStyle w:val="hljs-keyword"/>
+          <w:rFonts w:ascii="Consolas" w:hAnsi="Consolas"/>
+          <w:color w:val="FF7B72"/>
+          <w:sz w:val="18"/>
+          <w:szCs w:val="18"/>
+          <w:bdr w:val="single" w:sz="2" w:space="0" w:color="E5E7EB" w:frame="1"/>
+        </w:rPr>
+        <w:t>ON</w:t>
+      </w:r>
+      <w:r>
+        <w:rPr>
+          <w:rStyle w:val="HTMLCode"/>
+          <w:rFonts w:ascii="Consolas" w:hAnsi="Consolas"/>
+          <w:color w:val="C9D1D9"/>
+          <w:sz w:val="18"/>
+          <w:szCs w:val="18"/>
+          <w:bdr w:val="none" w:sz="0" w:space="0" w:color="auto" w:frame="1"/>
+        </w:rPr>
+        <w:t xml:space="preserve"> mydatabase.</w:t>
+      </w:r>
+      <w:r>
+        <w:rPr>
+          <w:rStyle w:val="hljs-operator"/>
+          <w:rFonts w:ascii="Consolas" w:eastAsiaTheme="majorEastAsia" w:hAnsi="Consolas"/>
+          <w:color w:val="79C0FF"/>
+          <w:sz w:val="18"/>
+          <w:szCs w:val="18"/>
+          <w:bdr w:val="single" w:sz="2" w:space="0" w:color="E5E7EB" w:frame="1"/>
+        </w:rPr>
+        <w:t>*</w:t>
+      </w:r>
+      <w:r>
+        <w:rPr>
+          <w:rStyle w:val="HTMLCode"/>
+          <w:rFonts w:ascii="Consolas" w:hAnsi="Consolas"/>
+          <w:color w:val="C9D1D9"/>
+          <w:sz w:val="18"/>
+          <w:szCs w:val="18"/>
+          <w:bdr w:val="none" w:sz="0" w:space="0" w:color="auto" w:frame="1"/>
+        </w:rPr>
+        <w:t xml:space="preserve"> </w:t>
+      </w:r>
+      <w:r>
+        <w:rPr>
+          <w:rStyle w:val="hljs-keyword"/>
+          <w:rFonts w:ascii="Consolas" w:hAnsi="Consolas"/>
+          <w:color w:val="FF7B72"/>
+          <w:sz w:val="18"/>
+          <w:szCs w:val="18"/>
+          <w:bdr w:val="single" w:sz="2" w:space="0" w:color="E5E7EB" w:frame="1"/>
+        </w:rPr>
+        <w:t>TO</w:t>
+      </w:r>
+      <w:r>
+        <w:rPr>
+          <w:rStyle w:val="HTMLCode"/>
+          <w:rFonts w:ascii="Consolas" w:hAnsi="Consolas"/>
+          <w:color w:val="C9D1D9"/>
+          <w:sz w:val="18"/>
+          <w:szCs w:val="18"/>
+          <w:bdr w:val="none" w:sz="0" w:space="0" w:color="auto" w:frame="1"/>
+        </w:rPr>
+        <w:t xml:space="preserve"> </w:t>
+      </w:r>
+      <w:r>
+        <w:rPr>
+          <w:rStyle w:val="hljs-string"/>
+          <w:rFonts w:ascii="Consolas" w:eastAsiaTheme="majorEastAsia" w:hAnsi="Consolas"/>
+          <w:color w:val="A5D6FF"/>
+          <w:sz w:val="18"/>
+          <w:szCs w:val="18"/>
+          <w:bdr w:val="single" w:sz="2" w:space="0" w:color="E5E7EB" w:frame="1"/>
+        </w:rPr>
+        <w:t>'myuser'</w:t>
+      </w:r>
+      <w:r>
+        <w:rPr>
+          <w:rStyle w:val="HTMLCode"/>
+          <w:rFonts w:ascii="Consolas" w:hAnsi="Consolas"/>
+          <w:color w:val="C9D1D9"/>
+          <w:sz w:val="18"/>
+          <w:szCs w:val="18"/>
+          <w:bdr w:val="none" w:sz="0" w:space="0" w:color="auto" w:frame="1"/>
+        </w:rPr>
+        <w:t>@</w:t>
+      </w:r>
+      <w:r>
+        <w:rPr>
+          <w:rStyle w:val="hljs-string"/>
+          <w:rFonts w:ascii="Consolas" w:eastAsiaTheme="majorEastAsia" w:hAnsi="Consolas"/>
+          <w:color w:val="A5D6FF"/>
+          <w:sz w:val="18"/>
+          <w:szCs w:val="18"/>
+          <w:bdr w:val="single" w:sz="2" w:space="0" w:color="E5E7EB" w:frame="1"/>
+        </w:rPr>
+        <w:t>'localhost'</w:t>
+      </w:r>
+      <w:r>
+        <w:rPr>
+          <w:rStyle w:val="HTMLCode"/>
+          <w:rFonts w:ascii="Consolas" w:hAnsi="Consolas"/>
+          <w:color w:val="C9D1D9"/>
+          <w:sz w:val="18"/>
+          <w:szCs w:val="18"/>
+          <w:bdr w:val="none" w:sz="0" w:space="0" w:color="auto" w:frame="1"/>
+        </w:rPr>
+        <w:t xml:space="preserve">;  </w:t>
+      </w:r>
+    </w:p>
+    <w:p>
+      <w:pPr>
+        <w:pStyle w:val="HTMLPreformatted"/>
+        <w:pBdr>
+          <w:top w:val="single" w:sz="2" w:space="0" w:color="E5E7EB"/>
+          <w:left w:val="single" w:sz="2" w:space="0" w:color="E5E7EB"/>
+          <w:bottom w:val="single" w:sz="2" w:space="0" w:color="E5E7EB"/>
+          <w:right w:val="single" w:sz="2" w:space="0" w:color="E5E7EB"/>
+        </w:pBdr>
+        <w:rPr>
+          <w:rStyle w:val="HTMLCode"/>
+          <w:rFonts w:ascii="Consolas" w:hAnsi="Consolas"/>
+          <w:color w:val="C9D1D9"/>
+          <w:sz w:val="18"/>
+          <w:szCs w:val="18"/>
+          <w:bdr w:val="none" w:sz="0" w:space="0" w:color="auto" w:frame="1"/>
+        </w:rPr>
+      </w:pPr>
+      <w:r>
+        <w:rPr>
+          <w:rStyle w:val="HTMLCode"/>
+          <w:rFonts w:ascii="Consolas" w:hAnsi="Consolas"/>
+          <w:color w:val="C9D1D9"/>
+          <w:sz w:val="18"/>
+          <w:szCs w:val="18"/>
+          <w:bdr w:val="none" w:sz="0" w:space="0" w:color="auto" w:frame="1"/>
+        </w:rPr>
+        <w:t xml:space="preserve">FLUSH PRIVILEGES;  </w:t>
+      </w:r>
+    </w:p>
+    <w:p>
+      <w:pPr>
+        <w:pStyle w:val="HTMLPreformatted"/>
+        <w:pBdr>
+          <w:top w:val="single" w:sz="2" w:space="0" w:color="E5E7EB"/>
+          <w:left w:val="single" w:sz="2" w:space="0" w:color="E5E7EB"/>
+          <w:bottom w:val="single" w:sz="2" w:space="0" w:color="E5E7EB"/>
+          <w:right w:val="single" w:sz="2" w:space="0" w:color="E5E7EB"/>
+        </w:pBdr>
+        <w:rPr>
+          <w:rStyle w:val="HTMLCode"/>
+          <w:rFonts w:ascii="Consolas" w:hAnsi="Consolas"/>
+          <w:color w:val="C9D1D9"/>
+          <w:sz w:val="18"/>
+          <w:szCs w:val="18"/>
+          <w:bdr w:val="none" w:sz="0" w:space="0" w:color="auto" w:frame="1"/>
+        </w:rPr>
+      </w:pPr>
+      <w:r>
+        <w:rPr>
+          <w:rStyle w:val="HTMLCode"/>
+          <w:rFonts w:ascii="Consolas" w:hAnsi="Consolas"/>
+          <w:color w:val="C9D1D9"/>
+          <w:sz w:val="18"/>
+          <w:szCs w:val="18"/>
+          <w:bdr w:val="none" w:sz="0" w:space="0" w:color="auto" w:frame="1"/>
+        </w:rPr>
+        <w:t xml:space="preserve">EXIT;  </w:t>
+      </w:r>
+    </w:p>
+    <w:p>
+      <w:pPr>
+        <w:numPr>
+          <w:ilvl w:val="0"/>
+          <w:numId w:val="25"/>
+        </w:numPr>
+        <w:pBdr>
+          <w:top w:val="single" w:sz="2" w:space="0" w:color="E5E7EB"/>
+          <w:left w:val="single" w:sz="2" w:space="0" w:color="E5E7EB"/>
+          <w:bottom w:val="single" w:sz="2" w:space="0" w:color="E5E7EB"/>
+          <w:right w:val="single" w:sz="2" w:space="0" w:color="E5E7EB"/>
+        </w:pBdr>
+        <w:spacing w:before="100" w:beforeAutospacing="1" w:after="100" w:afterAutospacing="1" w:line="240" w:lineRule="auto"/>
+        <w:jc w:val="left"/>
+        <w:rPr>
+          <w:rFonts w:ascii="Segoe UI" w:hAnsi="Segoe UI" w:cs="Segoe UI"/>
+        </w:rPr>
+      </w:pPr>
+      <w:r>
+        <w:rPr>
+          <w:rStyle w:val="Strong"/>
+          <w:rFonts w:ascii="Segoe UI" w:hAnsi="Segoe UI" w:cs="Segoe UI"/>
+          <w:bdr w:val="single" w:sz="2" w:space="0" w:color="E5E7EB" w:frame="1"/>
+        </w:rPr>
+        <w:t>Свързване на Django с MySQL:</w:t>
+      </w:r>
+    </w:p>
+    <w:p>
+      <w:pPr>
+        <w:pStyle w:val="NormalWeb"/>
+        <w:pBdr>
+          <w:top w:val="single" w:sz="2" w:space="0" w:color="E5E7EB"/>
+          <w:left w:val="single" w:sz="2" w:space="0" w:color="E5E7EB"/>
+          <w:bottom w:val="single" w:sz="2" w:space="0" w:color="E5E7EB"/>
+          <w:right w:val="single" w:sz="2" w:space="0" w:color="E5E7EB"/>
+        </w:pBdr>
         <w:spacing w:before="0" w:beforeAutospacing="0" w:after="0" w:afterAutospacing="0"/>
-        <w:jc w:val="left"/>
-        <w:rPr>
-          <w:rFonts w:ascii="Segoe UI" w:hAnsi="Segoe UI" w:cs="Segoe UI"/>
-        </w:rPr>
-      </w:pPr>
-      <w:r>
-        <w:rPr>
-          <w:rStyle w:val="Strong"/>
-          <w:rFonts w:ascii="Segoe UI" w:hAnsi="Segoe UI" w:cs="Segoe UI"/>
-          <w:bdr w:val="single" w:sz="2" w:space="0" w:color="E5E7EB" w:frame="1"/>
-        </w:rPr>
-        <w:t>Свързване на Django с PostgreSQL</w:t>
-      </w:r>
-      <w:r>
-        <w:rPr>
-          <w:rFonts w:ascii="Segoe UI" w:hAnsi="Segoe UI" w:cs="Segoe UI"/>
-        </w:rPr>
-        <w:t>:</w:t>
-      </w:r>
-      <w:r>
-        <w:rPr>
-          <w:rFonts w:ascii="Segoe UI" w:hAnsi="Segoe UI" w:cs="Segoe UI"/>
-        </w:rPr>
-        <w:br/>
+        <w:rPr>
+          <w:rFonts w:ascii="Segoe UI" w:hAnsi="Segoe UI" w:cs="Segoe UI"/>
+        </w:rPr>
+      </w:pPr>
+      <w:r>
+        <w:rPr>
+          <w:rFonts w:ascii="Segoe UI" w:hAnsi="Segoe UI" w:cs="Segoe UI"/>
+        </w:rPr>
         <w:t>В </w:t>
       </w:r>
       <w:r>
         <w:rPr>
           <w:rStyle w:val="HTMLCode"/>
-          <w:rFonts w:ascii="Consolas" w:eastAsiaTheme="majorEastAsia" w:hAnsi="Consolas"/>
+          <w:rFonts w:ascii="Consolas" w:hAnsi="Consolas"/>
           <w:sz w:val="22"/>
           <w:szCs w:val="22"/>
           <w:bdr w:val="single" w:sz="2" w:space="2" w:color="E5E7EB" w:frame="1"/>
@@ -5662,7 +6118,7 @@
         <w:rPr>
           <w:rFonts w:ascii="Segoe UI" w:hAnsi="Segoe UI" w:cs="Segoe UI"/>
         </w:rPr>
-        <w:t> на Django, конфигурацията за базата данни трябва да бъде настроена, както следва:</w:t>
+        <w:t> на Django проекта, конфигурацията за базата данни трябва да бъде настроена, както следва:</w:t>
       </w:r>
     </w:p>
     <w:p>
@@ -5676,7 +6132,6 @@
         </w:pBdr>
         <w:shd w:val="clear" w:color="auto" w:fill="242634"/>
         <w:spacing w:after="240"/>
-        <w:ind w:left="720"/>
         <w:rPr>
           <w:rFonts w:ascii="Consolas" w:hAnsi="Consolas"/>
         </w:rPr>
@@ -5699,20 +6154,19 @@
           <w:bottom w:val="single" w:sz="2" w:space="0" w:color="E5E7EB"/>
           <w:right w:val="single" w:sz="2" w:space="0" w:color="E5E7EB"/>
         </w:pBdr>
-        <w:ind w:left="720"/>
-        <w:rPr>
-          <w:rStyle w:val="HTMLCode"/>
-          <w:rFonts w:ascii="Consolas" w:eastAsiaTheme="majorEastAsia" w:hAnsi="Consolas"/>
-          <w:color w:val="C9D1D9"/>
-          <w:sz w:val="18"/>
-          <w:szCs w:val="18"/>
-          <w:bdr w:val="none" w:sz="0" w:space="0" w:color="auto" w:frame="1"/>
-        </w:rPr>
-      </w:pPr>
-      <w:r>
-        <w:rPr>
-          <w:rStyle w:val="HTMLCode"/>
-          <w:rFonts w:ascii="Consolas" w:eastAsiaTheme="majorEastAsia" w:hAnsi="Consolas"/>
+        <w:rPr>
+          <w:rStyle w:val="HTMLCode"/>
+          <w:rFonts w:ascii="Consolas" w:hAnsi="Consolas"/>
+          <w:color w:val="C9D1D9"/>
+          <w:sz w:val="18"/>
+          <w:szCs w:val="18"/>
+          <w:bdr w:val="none" w:sz="0" w:space="0" w:color="auto" w:frame="1"/>
+        </w:rPr>
+      </w:pPr>
+      <w:r>
+        <w:rPr>
+          <w:rStyle w:val="HTMLCode"/>
+          <w:rFonts w:ascii="Consolas" w:hAnsi="Consolas"/>
           <w:color w:val="C9D1D9"/>
           <w:sz w:val="18"/>
           <w:szCs w:val="18"/>
@@ -5730,20 +6184,19 @@
           <w:bottom w:val="single" w:sz="2" w:space="0" w:color="E5E7EB"/>
           <w:right w:val="single" w:sz="2" w:space="0" w:color="E5E7EB"/>
         </w:pBdr>
-        <w:ind w:left="720"/>
-        <w:rPr>
-          <w:rStyle w:val="HTMLCode"/>
-          <w:rFonts w:ascii="Consolas" w:eastAsiaTheme="majorEastAsia" w:hAnsi="Consolas"/>
-          <w:color w:val="C9D1D9"/>
-          <w:sz w:val="18"/>
-          <w:szCs w:val="18"/>
-          <w:bdr w:val="none" w:sz="0" w:space="0" w:color="auto" w:frame="1"/>
-        </w:rPr>
-      </w:pPr>
-      <w:r>
-        <w:rPr>
-          <w:rStyle w:val="HTMLCode"/>
-          <w:rFonts w:ascii="Consolas" w:eastAsiaTheme="majorEastAsia" w:hAnsi="Consolas"/>
+        <w:rPr>
+          <w:rStyle w:val="HTMLCode"/>
+          <w:rFonts w:ascii="Consolas" w:hAnsi="Consolas"/>
+          <w:color w:val="C9D1D9"/>
+          <w:sz w:val="18"/>
+          <w:szCs w:val="18"/>
+          <w:bdr w:val="none" w:sz="0" w:space="0" w:color="auto" w:frame="1"/>
+        </w:rPr>
+      </w:pPr>
+      <w:r>
+        <w:rPr>
+          <w:rStyle w:val="HTMLCode"/>
+          <w:rFonts w:ascii="Consolas" w:hAnsi="Consolas"/>
           <w:color w:val="C9D1D9"/>
           <w:sz w:val="18"/>
           <w:szCs w:val="18"/>
@@ -5765,7 +6218,7 @@
       <w:r>
         <w:rPr>
           <w:rStyle w:val="HTMLCode"/>
-          <w:rFonts w:ascii="Consolas" w:eastAsiaTheme="majorEastAsia" w:hAnsi="Consolas"/>
+          <w:rFonts w:ascii="Consolas" w:hAnsi="Consolas"/>
           <w:color w:val="C9D1D9"/>
           <w:sz w:val="18"/>
           <w:szCs w:val="18"/>
@@ -5783,20 +6236,19 @@
           <w:bottom w:val="single" w:sz="2" w:space="0" w:color="E5E7EB"/>
           <w:right w:val="single" w:sz="2" w:space="0" w:color="E5E7EB"/>
         </w:pBdr>
-        <w:ind w:left="720"/>
-        <w:rPr>
-          <w:rStyle w:val="HTMLCode"/>
-          <w:rFonts w:ascii="Consolas" w:eastAsiaTheme="majorEastAsia" w:hAnsi="Consolas"/>
-          <w:color w:val="C9D1D9"/>
-          <w:sz w:val="18"/>
-          <w:szCs w:val="18"/>
-          <w:bdr w:val="none" w:sz="0" w:space="0" w:color="auto" w:frame="1"/>
-        </w:rPr>
-      </w:pPr>
-      <w:r>
-        <w:rPr>
-          <w:rStyle w:val="HTMLCode"/>
-          <w:rFonts w:ascii="Consolas" w:eastAsiaTheme="majorEastAsia" w:hAnsi="Consolas"/>
+        <w:rPr>
+          <w:rStyle w:val="HTMLCode"/>
+          <w:rFonts w:ascii="Consolas" w:hAnsi="Consolas"/>
+          <w:color w:val="C9D1D9"/>
+          <w:sz w:val="18"/>
+          <w:szCs w:val="18"/>
+          <w:bdr w:val="none" w:sz="0" w:space="0" w:color="auto" w:frame="1"/>
+        </w:rPr>
+      </w:pPr>
+      <w:r>
+        <w:rPr>
+          <w:rStyle w:val="HTMLCode"/>
+          <w:rFonts w:ascii="Consolas" w:hAnsi="Consolas"/>
           <w:color w:val="C9D1D9"/>
           <w:sz w:val="18"/>
           <w:szCs w:val="18"/>
@@ -5818,7 +6270,7 @@
       <w:r>
         <w:rPr>
           <w:rStyle w:val="HTMLCode"/>
-          <w:rFonts w:ascii="Consolas" w:eastAsiaTheme="majorEastAsia" w:hAnsi="Consolas"/>
+          <w:rFonts w:ascii="Consolas" w:hAnsi="Consolas"/>
           <w:color w:val="C9D1D9"/>
           <w:sz w:val="18"/>
           <w:szCs w:val="18"/>
@@ -5835,12 +6287,12 @@
           <w:szCs w:val="18"/>
           <w:bdr w:val="single" w:sz="2" w:space="0" w:color="E5E7EB" w:frame="1"/>
         </w:rPr>
-        <w:t>'django.db.backends.postgresql'</w:t>
-      </w:r>
-      <w:r>
-        <w:rPr>
-          <w:rStyle w:val="HTMLCode"/>
-          <w:rFonts w:ascii="Consolas" w:eastAsiaTheme="majorEastAsia" w:hAnsi="Consolas"/>
+        <w:t>'django.db.backends.mysql'</w:t>
+      </w:r>
+      <w:r>
+        <w:rPr>
+          <w:rStyle w:val="HTMLCode"/>
+          <w:rFonts w:ascii="Consolas" w:hAnsi="Consolas"/>
           <w:color w:val="C9D1D9"/>
           <w:sz w:val="18"/>
           <w:szCs w:val="18"/>
@@ -5858,20 +6310,19 @@
           <w:bottom w:val="single" w:sz="2" w:space="0" w:color="E5E7EB"/>
           <w:right w:val="single" w:sz="2" w:space="0" w:color="E5E7EB"/>
         </w:pBdr>
-        <w:ind w:left="720"/>
-        <w:rPr>
-          <w:rStyle w:val="HTMLCode"/>
-          <w:rFonts w:ascii="Consolas" w:eastAsiaTheme="majorEastAsia" w:hAnsi="Consolas"/>
-          <w:color w:val="C9D1D9"/>
-          <w:sz w:val="18"/>
-          <w:szCs w:val="18"/>
-          <w:bdr w:val="none" w:sz="0" w:space="0" w:color="auto" w:frame="1"/>
-        </w:rPr>
-      </w:pPr>
-      <w:r>
-        <w:rPr>
-          <w:rStyle w:val="HTMLCode"/>
-          <w:rFonts w:ascii="Consolas" w:eastAsiaTheme="majorEastAsia" w:hAnsi="Consolas"/>
+        <w:rPr>
+          <w:rStyle w:val="HTMLCode"/>
+          <w:rFonts w:ascii="Consolas" w:hAnsi="Consolas"/>
+          <w:color w:val="C9D1D9"/>
+          <w:sz w:val="18"/>
+          <w:szCs w:val="18"/>
+          <w:bdr w:val="none" w:sz="0" w:space="0" w:color="auto" w:frame="1"/>
+        </w:rPr>
+      </w:pPr>
+      <w:r>
+        <w:rPr>
+          <w:rStyle w:val="HTMLCode"/>
+          <w:rFonts w:ascii="Consolas" w:hAnsi="Consolas"/>
           <w:color w:val="C9D1D9"/>
           <w:sz w:val="18"/>
           <w:szCs w:val="18"/>
@@ -5893,7 +6344,7 @@
       <w:r>
         <w:rPr>
           <w:rStyle w:val="HTMLCode"/>
-          <w:rFonts w:ascii="Consolas" w:eastAsiaTheme="majorEastAsia" w:hAnsi="Consolas"/>
+          <w:rFonts w:ascii="Consolas" w:hAnsi="Consolas"/>
           <w:color w:val="C9D1D9"/>
           <w:sz w:val="18"/>
           <w:szCs w:val="18"/>
@@ -5915,7 +6366,7 @@
       <w:r>
         <w:rPr>
           <w:rStyle w:val="HTMLCode"/>
-          <w:rFonts w:ascii="Consolas" w:eastAsiaTheme="majorEastAsia" w:hAnsi="Consolas"/>
+          <w:rFonts w:ascii="Consolas" w:hAnsi="Consolas"/>
           <w:color w:val="C9D1D9"/>
           <w:sz w:val="18"/>
           <w:szCs w:val="18"/>
@@ -5933,20 +6384,19 @@
           <w:bottom w:val="single" w:sz="2" w:space="0" w:color="E5E7EB"/>
           <w:right w:val="single" w:sz="2" w:space="0" w:color="E5E7EB"/>
         </w:pBdr>
-        <w:ind w:left="720"/>
-        <w:rPr>
-          <w:rStyle w:val="HTMLCode"/>
-          <w:rFonts w:ascii="Consolas" w:eastAsiaTheme="majorEastAsia" w:hAnsi="Consolas"/>
-          <w:color w:val="C9D1D9"/>
-          <w:sz w:val="18"/>
-          <w:szCs w:val="18"/>
-          <w:bdr w:val="none" w:sz="0" w:space="0" w:color="auto" w:frame="1"/>
-        </w:rPr>
-      </w:pPr>
-      <w:r>
-        <w:rPr>
-          <w:rStyle w:val="HTMLCode"/>
-          <w:rFonts w:ascii="Consolas" w:eastAsiaTheme="majorEastAsia" w:hAnsi="Consolas"/>
+        <w:rPr>
+          <w:rStyle w:val="HTMLCode"/>
+          <w:rFonts w:ascii="Consolas" w:hAnsi="Consolas"/>
+          <w:color w:val="C9D1D9"/>
+          <w:sz w:val="18"/>
+          <w:szCs w:val="18"/>
+          <w:bdr w:val="none" w:sz="0" w:space="0" w:color="auto" w:frame="1"/>
+        </w:rPr>
+      </w:pPr>
+      <w:r>
+        <w:rPr>
+          <w:rStyle w:val="HTMLCode"/>
+          <w:rFonts w:ascii="Consolas" w:hAnsi="Consolas"/>
           <w:color w:val="C9D1D9"/>
           <w:sz w:val="18"/>
           <w:szCs w:val="18"/>
@@ -5968,7 +6418,7 @@
       <w:r>
         <w:rPr>
           <w:rStyle w:val="HTMLCode"/>
-          <w:rFonts w:ascii="Consolas" w:eastAsiaTheme="majorEastAsia" w:hAnsi="Consolas"/>
+          <w:rFonts w:ascii="Consolas" w:hAnsi="Consolas"/>
           <w:color w:val="C9D1D9"/>
           <w:sz w:val="18"/>
           <w:szCs w:val="18"/>
@@ -5990,7 +6440,7 @@
       <w:r>
         <w:rPr>
           <w:rStyle w:val="HTMLCode"/>
-          <w:rFonts w:ascii="Consolas" w:eastAsiaTheme="majorEastAsia" w:hAnsi="Consolas"/>
+          <w:rFonts w:ascii="Consolas" w:hAnsi="Consolas"/>
           <w:color w:val="C9D1D9"/>
           <w:sz w:val="18"/>
           <w:szCs w:val="18"/>
@@ -6008,20 +6458,19 @@
           <w:bottom w:val="single" w:sz="2" w:space="0" w:color="E5E7EB"/>
           <w:right w:val="single" w:sz="2" w:space="0" w:color="E5E7EB"/>
         </w:pBdr>
-        <w:ind w:left="720"/>
-        <w:rPr>
-          <w:rStyle w:val="HTMLCode"/>
-          <w:rFonts w:ascii="Consolas" w:eastAsiaTheme="majorEastAsia" w:hAnsi="Consolas"/>
-          <w:color w:val="C9D1D9"/>
-          <w:sz w:val="18"/>
-          <w:szCs w:val="18"/>
-          <w:bdr w:val="none" w:sz="0" w:space="0" w:color="auto" w:frame="1"/>
-        </w:rPr>
-      </w:pPr>
-      <w:r>
-        <w:rPr>
-          <w:rStyle w:val="HTMLCode"/>
-          <w:rFonts w:ascii="Consolas" w:eastAsiaTheme="majorEastAsia" w:hAnsi="Consolas"/>
+        <w:rPr>
+          <w:rStyle w:val="HTMLCode"/>
+          <w:rFonts w:ascii="Consolas" w:hAnsi="Consolas"/>
+          <w:color w:val="C9D1D9"/>
+          <w:sz w:val="18"/>
+          <w:szCs w:val="18"/>
+          <w:bdr w:val="none" w:sz="0" w:space="0" w:color="auto" w:frame="1"/>
+        </w:rPr>
+      </w:pPr>
+      <w:r>
+        <w:rPr>
+          <w:rStyle w:val="HTMLCode"/>
+          <w:rFonts w:ascii="Consolas" w:hAnsi="Consolas"/>
           <w:color w:val="C9D1D9"/>
           <w:sz w:val="18"/>
           <w:szCs w:val="18"/>
@@ -6043,7 +6492,7 @@
       <w:r>
         <w:rPr>
           <w:rStyle w:val="HTMLCode"/>
-          <w:rFonts w:ascii="Consolas" w:eastAsiaTheme="majorEastAsia" w:hAnsi="Consolas"/>
+          <w:rFonts w:ascii="Consolas" w:hAnsi="Consolas"/>
           <w:color w:val="C9D1D9"/>
           <w:sz w:val="18"/>
           <w:szCs w:val="18"/>
@@ -6065,7 +6514,7 @@
       <w:r>
         <w:rPr>
           <w:rStyle w:val="HTMLCode"/>
-          <w:rFonts w:ascii="Consolas" w:eastAsiaTheme="majorEastAsia" w:hAnsi="Consolas"/>
+          <w:rFonts w:ascii="Consolas" w:hAnsi="Consolas"/>
           <w:color w:val="C9D1D9"/>
           <w:sz w:val="18"/>
           <w:szCs w:val="18"/>
@@ -6083,20 +6532,19 @@
           <w:bottom w:val="single" w:sz="2" w:space="0" w:color="E5E7EB"/>
           <w:right w:val="single" w:sz="2" w:space="0" w:color="E5E7EB"/>
         </w:pBdr>
-        <w:ind w:left="720"/>
-        <w:rPr>
-          <w:rStyle w:val="HTMLCode"/>
-          <w:rFonts w:ascii="Consolas" w:eastAsiaTheme="majorEastAsia" w:hAnsi="Consolas"/>
-          <w:color w:val="C9D1D9"/>
-          <w:sz w:val="18"/>
-          <w:szCs w:val="18"/>
-          <w:bdr w:val="none" w:sz="0" w:space="0" w:color="auto" w:frame="1"/>
-        </w:rPr>
-      </w:pPr>
-      <w:r>
-        <w:rPr>
-          <w:rStyle w:val="HTMLCode"/>
-          <w:rFonts w:ascii="Consolas" w:eastAsiaTheme="majorEastAsia" w:hAnsi="Consolas"/>
+        <w:rPr>
+          <w:rStyle w:val="HTMLCode"/>
+          <w:rFonts w:ascii="Consolas" w:hAnsi="Consolas"/>
+          <w:color w:val="C9D1D9"/>
+          <w:sz w:val="18"/>
+          <w:szCs w:val="18"/>
+          <w:bdr w:val="none" w:sz="0" w:space="0" w:color="auto" w:frame="1"/>
+        </w:rPr>
+      </w:pPr>
+      <w:r>
+        <w:rPr>
+          <w:rStyle w:val="HTMLCode"/>
+          <w:rFonts w:ascii="Consolas" w:hAnsi="Consolas"/>
           <w:color w:val="C9D1D9"/>
           <w:sz w:val="18"/>
           <w:szCs w:val="18"/>
@@ -6118,7 +6566,7 @@
       <w:r>
         <w:rPr>
           <w:rStyle w:val="HTMLCode"/>
-          <w:rFonts w:ascii="Consolas" w:eastAsiaTheme="majorEastAsia" w:hAnsi="Consolas"/>
+          <w:rFonts w:ascii="Consolas" w:hAnsi="Consolas"/>
           <w:color w:val="C9D1D9"/>
           <w:sz w:val="18"/>
           <w:szCs w:val="18"/>
@@ -6140,7 +6588,7 @@
       <w:r>
         <w:rPr>
           <w:rStyle w:val="HTMLCode"/>
-          <w:rFonts w:ascii="Consolas" w:eastAsiaTheme="majorEastAsia" w:hAnsi="Consolas"/>
+          <w:rFonts w:ascii="Consolas" w:hAnsi="Consolas"/>
           <w:color w:val="C9D1D9"/>
           <w:sz w:val="18"/>
           <w:szCs w:val="18"/>
@@ -6158,20 +6606,19 @@
           <w:bottom w:val="single" w:sz="2" w:space="0" w:color="E5E7EB"/>
           <w:right w:val="single" w:sz="2" w:space="0" w:color="E5E7EB"/>
         </w:pBdr>
-        <w:ind w:left="720"/>
-        <w:rPr>
-          <w:rStyle w:val="HTMLCode"/>
-          <w:rFonts w:ascii="Consolas" w:eastAsiaTheme="majorEastAsia" w:hAnsi="Consolas"/>
-          <w:color w:val="C9D1D9"/>
-          <w:sz w:val="18"/>
-          <w:szCs w:val="18"/>
-          <w:bdr w:val="none" w:sz="0" w:space="0" w:color="auto" w:frame="1"/>
-        </w:rPr>
-      </w:pPr>
-      <w:r>
-        <w:rPr>
-          <w:rStyle w:val="HTMLCode"/>
-          <w:rFonts w:ascii="Consolas" w:eastAsiaTheme="majorEastAsia" w:hAnsi="Consolas"/>
+        <w:rPr>
+          <w:rStyle w:val="HTMLCode"/>
+          <w:rFonts w:ascii="Consolas" w:hAnsi="Consolas"/>
+          <w:color w:val="C9D1D9"/>
+          <w:sz w:val="18"/>
+          <w:szCs w:val="18"/>
+          <w:bdr w:val="none" w:sz="0" w:space="0" w:color="auto" w:frame="1"/>
+        </w:rPr>
+      </w:pPr>
+      <w:r>
+        <w:rPr>
+          <w:rStyle w:val="HTMLCode"/>
+          <w:rFonts w:ascii="Consolas" w:hAnsi="Consolas"/>
           <w:color w:val="C9D1D9"/>
           <w:sz w:val="18"/>
           <w:szCs w:val="18"/>
@@ -6193,7 +6640,7 @@
       <w:r>
         <w:rPr>
           <w:rStyle w:val="HTMLCode"/>
-          <w:rFonts w:ascii="Consolas" w:eastAsiaTheme="majorEastAsia" w:hAnsi="Consolas"/>
+          <w:rFonts w:ascii="Consolas" w:hAnsi="Consolas"/>
           <w:color w:val="C9D1D9"/>
           <w:sz w:val="18"/>
           <w:szCs w:val="18"/>
@@ -6210,12 +6657,12 @@
           <w:szCs w:val="18"/>
           <w:bdr w:val="single" w:sz="2" w:space="0" w:color="E5E7EB" w:frame="1"/>
         </w:rPr>
-        <w:t>''</w:t>
-      </w:r>
-      <w:r>
-        <w:rPr>
-          <w:rStyle w:val="HTMLCode"/>
-          <w:rFonts w:ascii="Consolas" w:eastAsiaTheme="majorEastAsia" w:hAnsi="Consolas"/>
+        <w:t>'3306'</w:t>
+      </w:r>
+      <w:r>
+        <w:rPr>
+          <w:rStyle w:val="HTMLCode"/>
+          <w:rFonts w:ascii="Consolas" w:hAnsi="Consolas"/>
           <w:color w:val="C9D1D9"/>
           <w:sz w:val="18"/>
           <w:szCs w:val="18"/>
@@ -6233,20 +6680,19 @@
           <w:bottom w:val="single" w:sz="2" w:space="0" w:color="E5E7EB"/>
           <w:right w:val="single" w:sz="2" w:space="0" w:color="E5E7EB"/>
         </w:pBdr>
-        <w:ind w:left="720"/>
-        <w:rPr>
-          <w:rStyle w:val="HTMLCode"/>
-          <w:rFonts w:ascii="Consolas" w:eastAsiaTheme="majorEastAsia" w:hAnsi="Consolas"/>
-          <w:color w:val="C9D1D9"/>
-          <w:sz w:val="18"/>
-          <w:szCs w:val="18"/>
-          <w:bdr w:val="none" w:sz="0" w:space="0" w:color="auto" w:frame="1"/>
-        </w:rPr>
-      </w:pPr>
-      <w:r>
-        <w:rPr>
-          <w:rStyle w:val="HTMLCode"/>
-          <w:rFonts w:ascii="Consolas" w:eastAsiaTheme="majorEastAsia" w:hAnsi="Consolas"/>
+        <w:rPr>
+          <w:rStyle w:val="HTMLCode"/>
+          <w:rFonts w:ascii="Consolas" w:hAnsi="Consolas"/>
+          <w:color w:val="C9D1D9"/>
+          <w:sz w:val="18"/>
+          <w:szCs w:val="18"/>
+          <w:bdr w:val="none" w:sz="0" w:space="0" w:color="auto" w:frame="1"/>
+        </w:rPr>
+      </w:pPr>
+      <w:r>
+        <w:rPr>
+          <w:rStyle w:val="HTMLCode"/>
+          <w:rFonts w:ascii="Consolas" w:hAnsi="Consolas"/>
           <w:color w:val="C9D1D9"/>
           <w:sz w:val="18"/>
           <w:szCs w:val="18"/>
@@ -6264,7 +6710,210 @@
           <w:bottom w:val="single" w:sz="2" w:space="0" w:color="E5E7EB"/>
           <w:right w:val="single" w:sz="2" w:space="0" w:color="E5E7EB"/>
         </w:pBdr>
-        <w:ind w:left="720"/>
+        <w:rPr>
+          <w:rStyle w:val="HTMLCode"/>
+          <w:rFonts w:ascii="Consolas" w:hAnsi="Consolas"/>
+          <w:color w:val="C9D1D9"/>
+          <w:sz w:val="18"/>
+          <w:szCs w:val="18"/>
+          <w:bdr w:val="none" w:sz="0" w:space="0" w:color="auto" w:frame="1"/>
+        </w:rPr>
+      </w:pPr>
+      <w:r>
+        <w:rPr>
+          <w:rStyle w:val="HTMLCode"/>
+          <w:rFonts w:ascii="Consolas" w:hAnsi="Consolas"/>
+          <w:color w:val="C9D1D9"/>
+          <w:sz w:val="18"/>
+          <w:szCs w:val="18"/>
+          <w:bdr w:val="none" w:sz="0" w:space="0" w:color="auto" w:frame="1"/>
+        </w:rPr>
+        <w:t xml:space="preserve">}  </w:t>
+      </w:r>
+    </w:p>
+    <w:p>
+      <w:pPr>
+        <w:numPr>
+          <w:ilvl w:val="0"/>
+          <w:numId w:val="26"/>
+        </w:numPr>
+        <w:pBdr>
+          <w:top w:val="single" w:sz="2" w:space="0" w:color="E5E7EB"/>
+          <w:left w:val="single" w:sz="2" w:space="0" w:color="E5E7EB"/>
+          <w:bottom w:val="single" w:sz="2" w:space="0" w:color="E5E7EB"/>
+          <w:right w:val="single" w:sz="2" w:space="0" w:color="E5E7EB"/>
+        </w:pBdr>
+        <w:spacing w:before="100" w:beforeAutospacing="1" w:after="100" w:afterAutospacing="1" w:line="240" w:lineRule="auto"/>
+        <w:jc w:val="left"/>
+        <w:rPr>
+          <w:rFonts w:ascii="Segoe UI" w:hAnsi="Segoe UI" w:cs="Segoe UI"/>
+        </w:rPr>
+      </w:pPr>
+      <w:r>
+        <w:rPr>
+          <w:rStyle w:val="Strong"/>
+          <w:rFonts w:ascii="Segoe UI" w:hAnsi="Segoe UI" w:cs="Segoe UI"/>
+          <w:bdr w:val="single" w:sz="2" w:space="0" w:color="E5E7EB" w:frame="1"/>
+        </w:rPr>
+        <w:t>Инсталиране на необходимите библиотеки:</w:t>
+      </w:r>
+    </w:p>
+    <w:p>
+      <w:pPr>
+        <w:pStyle w:val="NormalWeb"/>
+        <w:pBdr>
+          <w:top w:val="single" w:sz="2" w:space="0" w:color="E5E7EB"/>
+          <w:left w:val="single" w:sz="2" w:space="0" w:color="E5E7EB"/>
+          <w:bottom w:val="single" w:sz="2" w:space="0" w:color="E5E7EB"/>
+          <w:right w:val="single" w:sz="2" w:space="0" w:color="E5E7EB"/>
+        </w:pBdr>
+        <w:spacing w:before="0" w:beforeAutospacing="0" w:after="240" w:afterAutospacing="0"/>
+        <w:rPr>
+          <w:rFonts w:ascii="Segoe UI" w:hAnsi="Segoe UI" w:cs="Segoe UI"/>
+        </w:rPr>
+      </w:pPr>
+      <w:r>
+        <w:rPr>
+          <w:rFonts w:ascii="Segoe UI" w:hAnsi="Segoe UI" w:cs="Segoe UI"/>
+        </w:rPr>
+        <w:t>За да интегрирате Django с MySQL, трябва да инсталирате драйвера за MySQL:</w:t>
+      </w:r>
+    </w:p>
+    <w:p>
+      <w:pPr>
+        <w:pStyle w:val="HTMLPreformatted"/>
+        <w:pBdr>
+          <w:top w:val="single" w:sz="2" w:space="0" w:color="E5E7EB"/>
+          <w:left w:val="single" w:sz="2" w:space="0" w:color="E5E7EB"/>
+          <w:bottom w:val="single" w:sz="2" w:space="0" w:color="E5E7EB"/>
+          <w:right w:val="single" w:sz="2" w:space="0" w:color="E5E7EB"/>
+        </w:pBdr>
+        <w:shd w:val="clear" w:color="auto" w:fill="242634"/>
+        <w:spacing w:after="240"/>
+        <w:rPr>
+          <w:rFonts w:ascii="Consolas" w:hAnsi="Consolas"/>
+        </w:rPr>
+      </w:pPr>
+      <w:r>
+        <w:rPr>
+          <w:rStyle w:val="text-text-primary-3"/>
+          <w:rFonts w:ascii="Consolas" w:hAnsi="Consolas"/>
+          <w:bdr w:val="single" w:sz="2" w:space="0" w:color="E5E7EB" w:frame="1"/>
+        </w:rPr>
+        <w:t>bash</w:t>
+      </w:r>
+    </w:p>
+    <w:p>
+      <w:pPr>
+        <w:pStyle w:val="HTMLPreformatted"/>
+        <w:pBdr>
+          <w:top w:val="single" w:sz="2" w:space="0" w:color="E5E7EB"/>
+          <w:left w:val="single" w:sz="2" w:space="0" w:color="E5E7EB"/>
+          <w:bottom w:val="single" w:sz="2" w:space="0" w:color="E5E7EB"/>
+          <w:right w:val="single" w:sz="2" w:space="0" w:color="E5E7EB"/>
+        </w:pBdr>
+        <w:rPr>
+          <w:rStyle w:val="HTMLCode"/>
+          <w:rFonts w:ascii="Consolas" w:hAnsi="Consolas"/>
+          <w:color w:val="C9D1D9"/>
+          <w:sz w:val="18"/>
+          <w:szCs w:val="18"/>
+          <w:bdr w:val="none" w:sz="0" w:space="0" w:color="auto" w:frame="1"/>
+        </w:rPr>
+      </w:pPr>
+      <w:r>
+        <w:rPr>
+          <w:rStyle w:val="HTMLCode"/>
+          <w:rFonts w:ascii="Consolas" w:hAnsi="Consolas"/>
+          <w:color w:val="C9D1D9"/>
+          <w:sz w:val="18"/>
+          <w:szCs w:val="18"/>
+          <w:bdr w:val="none" w:sz="0" w:space="0" w:color="auto" w:frame="1"/>
+        </w:rPr>
+        <w:t xml:space="preserve">pip install mysqlclient  </w:t>
+      </w:r>
+    </w:p>
+    <w:p>
+      <w:pPr>
+        <w:numPr>
+          <w:ilvl w:val="0"/>
+          <w:numId w:val="27"/>
+        </w:numPr>
+        <w:pBdr>
+          <w:top w:val="single" w:sz="2" w:space="0" w:color="E5E7EB"/>
+          <w:left w:val="single" w:sz="2" w:space="0" w:color="E5E7EB"/>
+          <w:bottom w:val="single" w:sz="2" w:space="0" w:color="E5E7EB"/>
+          <w:right w:val="single" w:sz="2" w:space="0" w:color="E5E7EB"/>
+        </w:pBdr>
+        <w:spacing w:before="100" w:beforeAutospacing="1" w:after="100" w:afterAutospacing="1" w:line="240" w:lineRule="auto"/>
+        <w:jc w:val="left"/>
+        <w:rPr>
+          <w:rFonts w:ascii="Segoe UI" w:hAnsi="Segoe UI" w:cs="Segoe UI"/>
+        </w:rPr>
+      </w:pPr>
+      <w:r>
+        <w:rPr>
+          <w:rStyle w:val="Strong"/>
+          <w:rFonts w:ascii="Segoe UI" w:hAnsi="Segoe UI" w:cs="Segoe UI"/>
+          <w:bdr w:val="single" w:sz="2" w:space="0" w:color="E5E7EB" w:frame="1"/>
+        </w:rPr>
+        <w:t>Извършване на миграции:</w:t>
+      </w:r>
+    </w:p>
+    <w:p>
+      <w:pPr>
+        <w:pStyle w:val="NormalWeb"/>
+        <w:pBdr>
+          <w:top w:val="single" w:sz="2" w:space="0" w:color="E5E7EB"/>
+          <w:left w:val="single" w:sz="2" w:space="0" w:color="E5E7EB"/>
+          <w:bottom w:val="single" w:sz="2" w:space="0" w:color="E5E7EB"/>
+          <w:right w:val="single" w:sz="2" w:space="0" w:color="E5E7EB"/>
+        </w:pBdr>
+        <w:spacing w:before="0" w:beforeAutospacing="0" w:after="240" w:afterAutospacing="0"/>
+        <w:rPr>
+          <w:rFonts w:ascii="Segoe UI" w:hAnsi="Segoe UI" w:cs="Segoe UI"/>
+        </w:rPr>
+      </w:pPr>
+      <w:r>
+        <w:rPr>
+          <w:rFonts w:ascii="Segoe UI" w:hAnsi="Segoe UI" w:cs="Segoe UI"/>
+        </w:rPr>
+        <w:t>След като сте настроили конфигурацията, необходимо е да се създадат таблиците в базата данни с командата:</w:t>
+      </w:r>
+    </w:p>
+    <w:p>
+      <w:pPr>
+        <w:pStyle w:val="HTMLPreformatted"/>
+        <w:pBdr>
+          <w:top w:val="single" w:sz="2" w:space="0" w:color="E5E7EB"/>
+          <w:left w:val="single" w:sz="2" w:space="0" w:color="E5E7EB"/>
+          <w:bottom w:val="single" w:sz="2" w:space="0" w:color="E5E7EB"/>
+          <w:right w:val="single" w:sz="2" w:space="0" w:color="E5E7EB"/>
+        </w:pBdr>
+        <w:shd w:val="clear" w:color="auto" w:fill="242634"/>
+        <w:spacing w:after="240"/>
+        <w:rPr>
+          <w:rFonts w:ascii="Consolas" w:hAnsi="Consolas"/>
+        </w:rPr>
+      </w:pPr>
+      <w:r>
+        <w:rPr>
+          <w:rStyle w:val="text-text-primary-3"/>
+          <w:rFonts w:ascii="Consolas" w:hAnsi="Consolas"/>
+          <w:bdr w:val="single" w:sz="2" w:space="0" w:color="E5E7EB" w:frame="1"/>
+        </w:rPr>
+        <w:t>bash</w:t>
+      </w:r>
+    </w:p>
+    <w:p>
+      <w:pPr>
+        <w:pStyle w:val="HTMLPreformatted"/>
+        <w:pBdr>
+          <w:top w:val="single" w:sz="2" w:space="0" w:color="E5E7EB"/>
+          <w:left w:val="single" w:sz="2" w:space="0" w:color="E5E7EB"/>
+          <w:bottom w:val="single" w:sz="2" w:space="0" w:color="E5E7EB"/>
+          <w:right w:val="single" w:sz="2" w:space="0" w:color="E5E7EB"/>
+        </w:pBdr>
         <w:rPr>
           <w:rFonts w:ascii="Segoe UI" w:hAnsi="Segoe UI" w:cs="Segoe UI"/>
           <w:sz w:val="24"/>
@@ -6274,13 +6923,13 @@
       <w:r>
         <w:rPr>
           <w:rStyle w:val="HTMLCode"/>
-          <w:rFonts w:ascii="Consolas" w:eastAsiaTheme="majorEastAsia" w:hAnsi="Consolas"/>
-          <w:color w:val="C9D1D9"/>
-          <w:sz w:val="18"/>
-          <w:szCs w:val="18"/>
-          <w:bdr w:val="none" w:sz="0" w:space="0" w:color="auto" w:frame="1"/>
-        </w:rPr>
-        <w:t xml:space="preserve">}  </w:t>
+          <w:rFonts w:ascii="Consolas" w:hAnsi="Consolas"/>
+          <w:color w:val="C9D1D9"/>
+          <w:sz w:val="18"/>
+          <w:szCs w:val="18"/>
+          <w:bdr w:val="none" w:sz="0" w:space="0" w:color="auto" w:frame="1"/>
+        </w:rPr>
+        <w:t xml:space="preserve">python3 manage.py migrate  </w:t>
       </w:r>
     </w:p>
     <w:p/>
@@ -6291,7 +6940,7 @@
       <w:r>
         <w:t xml:space="preserve"> </w:t>
       </w:r>
-      <w:bookmarkStart w:id="17" w:name="_Toc195609992"/>
+      <w:bookmarkStart w:id="17" w:name="_Toc196213598"/>
       <w:r>
         <w:t>Методология</w:t>
       </w:r>
@@ -6315,7 +6964,14 @@
         <w:rPr>
           <w:rFonts w:ascii="Segoe UI" w:hAnsi="Segoe UI" w:cs="Segoe UI"/>
         </w:rPr>
-        <w:t>Методологията на дипломния проект се състои от систематичен и структурен подход към разработването на уеб приложение, което да бъде внедрено на реален сървър с операционна система Ubuntu. Проектът е организиран в логическа последователност, включваща кратък анализ на целите, изискванията, подготовката на средата, разработката на приложението и финализацията чрез тестване. Всеки етап е критичен за постигане на успешен резултат.</w:t>
+        <w:t xml:space="preserve">Методологията на дипломния проект се състои от систематичен и структурен подход към разработването на уеб приложение, което да бъде </w:t>
+      </w:r>
+      <w:r>
+        <w:rPr>
+          <w:rFonts w:ascii="Segoe UI" w:hAnsi="Segoe UI" w:cs="Segoe UI"/>
+        </w:rPr>
+        <w:lastRenderedPageBreak/>
+        <w:t>внедрено на реален сървър с операционна система Ubuntu. Проектът е организиран в логическа последователност, включваща кратък анализ на целите, изискванията, подготовката на средата, разработката на приложението и финализацията чрез тестване. Всеки етап е критичен за постигане на успешен резултат.</w:t>
       </w:r>
     </w:p>
     <w:p>
@@ -6325,7 +6981,7 @@
       <w:r>
         <w:t xml:space="preserve"> </w:t>
       </w:r>
-      <w:bookmarkStart w:id="18" w:name="_Toc195609993"/>
+      <w:bookmarkStart w:id="18" w:name="_Toc196213599"/>
       <w:r>
         <w:t>Планиране на проекта</w:t>
       </w:r>
@@ -6335,7 +6991,7 @@
       <w:pPr>
         <w:pStyle w:val="Heading3"/>
       </w:pPr>
-      <w:bookmarkStart w:id="19" w:name="_Toc195609994"/>
+      <w:bookmarkStart w:id="19" w:name="_Toc196213600"/>
       <w:r>
         <w:t>Определяне на целите</w:t>
       </w:r>
@@ -6441,7 +7097,7 @@
       <w:pPr>
         <w:pStyle w:val="Heading3"/>
       </w:pPr>
-      <w:bookmarkStart w:id="20" w:name="_Toc195609995"/>
+      <w:bookmarkStart w:id="20" w:name="_Toc196213601"/>
       <w:r>
         <w:t>Създаване на график</w:t>
       </w:r>
@@ -6593,7 +7249,7 @@
       <w:pPr>
         <w:pStyle w:val="Heading3"/>
       </w:pPr>
-      <w:bookmarkStart w:id="21" w:name="_Toc195609996"/>
+      <w:bookmarkStart w:id="21" w:name="_Toc196213602"/>
       <w:r>
         <w:t>Идентифициране на ресурси</w:t>
       </w:r>
@@ -6710,9 +7366,10 @@
           <w:sz w:val="30"/>
           <w:szCs w:val="30"/>
         </w:rPr>
+        <w:lastRenderedPageBreak/>
         <w:t xml:space="preserve"> </w:t>
       </w:r>
-      <w:bookmarkStart w:id="22" w:name="_Toc195609997"/>
+      <w:bookmarkStart w:id="22" w:name="_Toc196213603"/>
       <w:r>
         <w:rPr>
           <w:rStyle w:val="Heading2Char"/>
@@ -6749,7 +7406,7 @@
       <w:r>
         <w:t xml:space="preserve"> </w:t>
       </w:r>
-      <w:bookmarkStart w:id="23" w:name="_Toc195609998"/>
+      <w:bookmarkStart w:id="23" w:name="_Toc196213604"/>
       <w:r>
         <w:t>Избор на хостинг</w:t>
       </w:r>
@@ -6783,7 +7440,7 @@
       <w:r>
         <w:t xml:space="preserve"> </w:t>
       </w:r>
-      <w:bookmarkStart w:id="24" w:name="_Toc195609999"/>
+      <w:bookmarkStart w:id="24" w:name="_Toc196213605"/>
       <w:r>
         <w:t>Инсталиране на операционната система</w:t>
       </w:r>
@@ -6917,7 +7574,7 @@
       <w:r>
         <w:t xml:space="preserve"> </w:t>
       </w:r>
-      <w:bookmarkStart w:id="25" w:name="_Toc195610000"/>
+      <w:bookmarkStart w:id="25" w:name="_Toc196213606"/>
       <w:r>
         <w:t>Инсталиране на основни пакети</w:t>
       </w:r>
@@ -7047,7 +7704,7 @@
       <w:r>
         <w:t xml:space="preserve"> </w:t>
       </w:r>
-      <w:bookmarkStart w:id="26" w:name="_Toc195610001"/>
+      <w:bookmarkStart w:id="26" w:name="_Toc196213607"/>
       <w:r>
         <w:t>Практическа част</w:t>
       </w:r>
@@ -7079,9 +7736,10 @@
         <w:pStyle w:val="Heading2"/>
       </w:pPr>
       <w:r>
+        <w:lastRenderedPageBreak/>
         <w:t xml:space="preserve"> </w:t>
       </w:r>
-      <w:bookmarkStart w:id="27" w:name="_Toc195610002"/>
+      <w:bookmarkStart w:id="27" w:name="_Toc196213608"/>
       <w:r>
         <w:t>Инсталация на необходимия софтуер</w:t>
       </w:r>
@@ -7091,7 +7749,7 @@
       <w:pPr>
         <w:pStyle w:val="Heading3"/>
       </w:pPr>
-      <w:bookmarkStart w:id="28" w:name="_Toc195610003"/>
+      <w:bookmarkStart w:id="28" w:name="_Toc196213609"/>
       <w:r>
         <w:t>Инсталиране на Ubuntu Server</w:t>
       </w:r>
@@ -7336,7 +7994,7 @@
       <w:r>
         <w:t xml:space="preserve"> </w:t>
       </w:r>
-      <w:bookmarkStart w:id="29" w:name="_Toc195610004"/>
+      <w:bookmarkStart w:id="29" w:name="_Toc196213610"/>
       <w:r>
         <w:t>Инсталиране на необходими пакети</w:t>
       </w:r>
@@ -7687,6 +8345,7 @@
           <w:rFonts w:ascii="Segoe UI" w:hAnsi="Segoe UI" w:cs="Segoe UI"/>
           <w:bdr w:val="single" w:sz="2" w:space="0" w:color="E5E7EB" w:frame="1"/>
         </w:rPr>
+        <w:lastRenderedPageBreak/>
         <w:t>Инсталиране на Nginx</w:t>
       </w:r>
       <w:r>
@@ -7849,7 +8508,7 @@
       <w:r>
         <w:t xml:space="preserve"> </w:t>
       </w:r>
-      <w:bookmarkStart w:id="30" w:name="_Toc195610005"/>
+      <w:bookmarkStart w:id="30" w:name="_Toc196213611"/>
       <w:r>
         <w:t>Настройка на MySQL</w:t>
       </w:r>
@@ -7883,7 +8542,7 @@
       <w:r>
         <w:t xml:space="preserve"> </w:t>
       </w:r>
-      <w:bookmarkStart w:id="31" w:name="_Toc195610006"/>
+      <w:bookmarkStart w:id="31" w:name="_Toc196213612"/>
       <w:r>
         <w:t>Създаване на MySQL база данни и потребител</w:t>
       </w:r>
@@ -8663,9 +9322,10 @@
         <w:pStyle w:val="Heading2"/>
       </w:pPr>
       <w:r>
+        <w:lastRenderedPageBreak/>
         <w:t xml:space="preserve"> </w:t>
       </w:r>
-      <w:bookmarkStart w:id="32" w:name="_Toc195610007"/>
+      <w:bookmarkStart w:id="32" w:name="_Toc196213613"/>
       <w:r>
         <w:t>Инсталиране и конф</w:t>
       </w:r>
@@ -10178,6 +10838,7 @@
           <w:szCs w:val="18"/>
           <w:bdr w:val="none" w:sz="0" w:space="0" w:color="auto" w:frame="1"/>
         </w:rPr>
+        <w:lastRenderedPageBreak/>
         <w:t xml:space="preserve">    </w:t>
       </w:r>
       <w:r>
@@ -10603,7 +11264,7 @@
       <w:r>
         <w:t xml:space="preserve"> </w:t>
       </w:r>
-      <w:bookmarkStart w:id="33" w:name="_Toc195610008"/>
+      <w:bookmarkStart w:id="33" w:name="_Toc196213614"/>
       <w:r>
         <w:t>Настройка на Nginx</w:t>
       </w:r>
@@ -10637,7 +11298,7 @@
       <w:r>
         <w:t xml:space="preserve"> </w:t>
       </w:r>
-      <w:bookmarkStart w:id="34" w:name="_Toc195610009"/>
+      <w:bookmarkStart w:id="34" w:name="_Toc196213615"/>
       <w:r>
         <w:t>Конфигуриране на Nginx</w:t>
       </w:r>
@@ -10741,8 +11402,9 @@
       <w:pPr>
         <w:pStyle w:val="Heading1"/>
       </w:pPr>
-      <w:bookmarkStart w:id="35" w:name="_Toc195610010"/>
-      <w:r>
+      <w:bookmarkStart w:id="35" w:name="_Toc196213616"/>
+      <w:r>
+        <w:lastRenderedPageBreak/>
         <w:t>Заключение</w:t>
       </w:r>
       <w:bookmarkEnd w:id="35"/>
@@ -10777,8 +11439,9 @@
         </w:pBdr>
         <w:ind w:left="431" w:hanging="431"/>
       </w:pPr>
-      <w:bookmarkStart w:id="39" w:name="_Toc195610011"/>
-      <w:r>
+      <w:bookmarkStart w:id="39" w:name="_Toc196213617"/>
+      <w:r>
+        <w:lastRenderedPageBreak/>
         <w:t>Литература:</w:t>
       </w:r>
       <w:bookmarkEnd w:id="36"/>
@@ -11052,6 +11715,7 @@
         <w:docPartUnique/>
       </w:docPartObj>
     </w:sdtPr>
+    <w:sdtEndPr/>
     <w:sdtContent>
       <w:p>
         <w:pPr>
@@ -11079,7 +11743,7 @@
           <w:rPr>
             <w:noProof/>
           </w:rPr>
-          <w:t>7</w:t>
+          <w:t>10</w:t>
         </w:r>
         <w:r>
           <w:rPr>
@@ -11770,6 +12434,119 @@
     </w:lvl>
   </w:abstractNum>
   <w:abstractNum w:abstractNumId="5" w15:restartNumberingAfterBreak="0">
+    <w:nsid w:val="16765BA9"/>
+    <w:multiLevelType w:val="multilevel"/>
+    <w:tmpl w:val="38C4205E"/>
+    <w:lvl w:ilvl="0">
+      <w:start w:val="4"/>
+      <w:numFmt w:val="decimal"/>
+      <w:lvlText w:val="%1."/>
+      <w:lvlJc w:val="left"/>
+      <w:pPr>
+        <w:tabs>
+          <w:tab w:val="num" w:pos="720"/>
+        </w:tabs>
+        <w:ind w:left="720" w:hanging="360"/>
+      </w:pPr>
+    </w:lvl>
+    <w:lvl w:ilvl="1" w:tentative="1">
+      <w:start w:val="1"/>
+      <w:numFmt w:val="decimal"/>
+      <w:lvlText w:val="%2."/>
+      <w:lvlJc w:val="left"/>
+      <w:pPr>
+        <w:tabs>
+          <w:tab w:val="num" w:pos="1440"/>
+        </w:tabs>
+        <w:ind w:left="1440" w:hanging="360"/>
+      </w:pPr>
+    </w:lvl>
+    <w:lvl w:ilvl="2" w:tentative="1">
+      <w:start w:val="1"/>
+      <w:numFmt w:val="decimal"/>
+      <w:lvlText w:val="%3."/>
+      <w:lvlJc w:val="left"/>
+      <w:pPr>
+        <w:tabs>
+          <w:tab w:val="num" w:pos="2160"/>
+        </w:tabs>
+        <w:ind w:left="2160" w:hanging="360"/>
+      </w:pPr>
+    </w:lvl>
+    <w:lvl w:ilvl="3" w:tentative="1">
+      <w:start w:val="1"/>
+      <w:numFmt w:val="decimal"/>
+      <w:lvlText w:val="%4."/>
+      <w:lvlJc w:val="left"/>
+      <w:pPr>
+        <w:tabs>
+          <w:tab w:val="num" w:pos="2880"/>
+        </w:tabs>
+        <w:ind w:left="2880" w:hanging="360"/>
+      </w:pPr>
+    </w:lvl>
+    <w:lvl w:ilvl="4" w:tentative="1">
+      <w:start w:val="1"/>
+      <w:numFmt w:val="decimal"/>
+      <w:lvlText w:val="%5."/>
+      <w:lvlJc w:val="left"/>
+      <w:pPr>
+        <w:tabs>
+          <w:tab w:val="num" w:pos="3600"/>
+        </w:tabs>
+        <w:ind w:left="3600" w:hanging="360"/>
+      </w:pPr>
+    </w:lvl>
+    <w:lvl w:ilvl="5" w:tentative="1">
+      <w:start w:val="1"/>
+      <w:numFmt w:val="decimal"/>
+      <w:lvlText w:val="%6."/>
+      <w:lvlJc w:val="left"/>
+      <w:pPr>
+        <w:tabs>
+          <w:tab w:val="num" w:pos="4320"/>
+        </w:tabs>
+        <w:ind w:left="4320" w:hanging="360"/>
+      </w:pPr>
+    </w:lvl>
+    <w:lvl w:ilvl="6" w:tentative="1">
+      <w:start w:val="1"/>
+      <w:numFmt w:val="decimal"/>
+      <w:lvlText w:val="%7."/>
+      <w:lvlJc w:val="left"/>
+      <w:pPr>
+        <w:tabs>
+          <w:tab w:val="num" w:pos="5040"/>
+        </w:tabs>
+        <w:ind w:left="5040" w:hanging="360"/>
+      </w:pPr>
+    </w:lvl>
+    <w:lvl w:ilvl="7" w:tentative="1">
+      <w:start w:val="1"/>
+      <w:numFmt w:val="decimal"/>
+      <w:lvlText w:val="%8."/>
+      <w:lvlJc w:val="left"/>
+      <w:pPr>
+        <w:tabs>
+          <w:tab w:val="num" w:pos="5760"/>
+        </w:tabs>
+        <w:ind w:left="5760" w:hanging="360"/>
+      </w:pPr>
+    </w:lvl>
+    <w:lvl w:ilvl="8" w:tentative="1">
+      <w:start w:val="1"/>
+      <w:numFmt w:val="decimal"/>
+      <w:lvlText w:val="%9."/>
+      <w:lvlJc w:val="left"/>
+      <w:pPr>
+        <w:tabs>
+          <w:tab w:val="num" w:pos="6480"/>
+        </w:tabs>
+        <w:ind w:left="6480" w:hanging="360"/>
+      </w:pPr>
+    </w:lvl>
+  </w:abstractNum>
+  <w:abstractNum w:abstractNumId="6" w15:restartNumberingAfterBreak="0">
     <w:nsid w:val="1D86423D"/>
     <w:multiLevelType w:val="multilevel"/>
     <w:tmpl w:val="C61E0EF8"/>
@@ -11918,7 +12695,7 @@
       </w:rPr>
     </w:lvl>
   </w:abstractNum>
-  <w:abstractNum w:abstractNumId="6" w15:restartNumberingAfterBreak="0">
+  <w:abstractNum w:abstractNumId="7" w15:restartNumberingAfterBreak="0">
     <w:nsid w:val="267053B8"/>
     <w:multiLevelType w:val="multilevel"/>
     <w:tmpl w:val="1B38A334"/>
@@ -12035,7 +12812,7 @@
       </w:pPr>
     </w:lvl>
   </w:abstractNum>
-  <w:abstractNum w:abstractNumId="7" w15:restartNumberingAfterBreak="0">
+  <w:abstractNum w:abstractNumId="8" w15:restartNumberingAfterBreak="0">
     <w:nsid w:val="28B151F1"/>
     <w:multiLevelType w:val="hybridMultilevel"/>
     <w:tmpl w:val="BEB47992"/>
@@ -12124,7 +12901,7 @@
       </w:pPr>
     </w:lvl>
   </w:abstractNum>
-  <w:abstractNum w:abstractNumId="8" w15:restartNumberingAfterBreak="0">
+  <w:abstractNum w:abstractNumId="9" w15:restartNumberingAfterBreak="0">
     <w:nsid w:val="37C8326E"/>
     <w:multiLevelType w:val="multilevel"/>
     <w:tmpl w:val="DB3E9626"/>
@@ -12237,7 +13014,120 @@
       </w:pPr>
     </w:lvl>
   </w:abstractNum>
-  <w:abstractNum w:abstractNumId="9" w15:restartNumberingAfterBreak="0">
+  <w:abstractNum w:abstractNumId="10" w15:restartNumberingAfterBreak="0">
+    <w:nsid w:val="3AC027D1"/>
+    <w:multiLevelType w:val="multilevel"/>
+    <w:tmpl w:val="85FEFE76"/>
+    <w:lvl w:ilvl="0">
+      <w:start w:val="5"/>
+      <w:numFmt w:val="decimal"/>
+      <w:lvlText w:val="%1."/>
+      <w:lvlJc w:val="left"/>
+      <w:pPr>
+        <w:tabs>
+          <w:tab w:val="num" w:pos="720"/>
+        </w:tabs>
+        <w:ind w:left="720" w:hanging="360"/>
+      </w:pPr>
+    </w:lvl>
+    <w:lvl w:ilvl="1" w:tentative="1">
+      <w:start w:val="1"/>
+      <w:numFmt w:val="decimal"/>
+      <w:lvlText w:val="%2."/>
+      <w:lvlJc w:val="left"/>
+      <w:pPr>
+        <w:tabs>
+          <w:tab w:val="num" w:pos="1440"/>
+        </w:tabs>
+        <w:ind w:left="1440" w:hanging="360"/>
+      </w:pPr>
+    </w:lvl>
+    <w:lvl w:ilvl="2" w:tentative="1">
+      <w:start w:val="1"/>
+      <w:numFmt w:val="decimal"/>
+      <w:lvlText w:val="%3."/>
+      <w:lvlJc w:val="left"/>
+      <w:pPr>
+        <w:tabs>
+          <w:tab w:val="num" w:pos="2160"/>
+        </w:tabs>
+        <w:ind w:left="2160" w:hanging="360"/>
+      </w:pPr>
+    </w:lvl>
+    <w:lvl w:ilvl="3" w:tentative="1">
+      <w:start w:val="1"/>
+      <w:numFmt w:val="decimal"/>
+      <w:lvlText w:val="%4."/>
+      <w:lvlJc w:val="left"/>
+      <w:pPr>
+        <w:tabs>
+          <w:tab w:val="num" w:pos="2880"/>
+        </w:tabs>
+        <w:ind w:left="2880" w:hanging="360"/>
+      </w:pPr>
+    </w:lvl>
+    <w:lvl w:ilvl="4" w:tentative="1">
+      <w:start w:val="1"/>
+      <w:numFmt w:val="decimal"/>
+      <w:lvlText w:val="%5."/>
+      <w:lvlJc w:val="left"/>
+      <w:pPr>
+        <w:tabs>
+          <w:tab w:val="num" w:pos="3600"/>
+        </w:tabs>
+        <w:ind w:left="3600" w:hanging="360"/>
+      </w:pPr>
+    </w:lvl>
+    <w:lvl w:ilvl="5" w:tentative="1">
+      <w:start w:val="1"/>
+      <w:numFmt w:val="decimal"/>
+      <w:lvlText w:val="%6."/>
+      <w:lvlJc w:val="left"/>
+      <w:pPr>
+        <w:tabs>
+          <w:tab w:val="num" w:pos="4320"/>
+        </w:tabs>
+        <w:ind w:left="4320" w:hanging="360"/>
+      </w:pPr>
+    </w:lvl>
+    <w:lvl w:ilvl="6" w:tentative="1">
+      <w:start w:val="1"/>
+      <w:numFmt w:val="decimal"/>
+      <w:lvlText w:val="%7."/>
+      <w:lvlJc w:val="left"/>
+      <w:pPr>
+        <w:tabs>
+          <w:tab w:val="num" w:pos="5040"/>
+        </w:tabs>
+        <w:ind w:left="5040" w:hanging="360"/>
+      </w:pPr>
+    </w:lvl>
+    <w:lvl w:ilvl="7" w:tentative="1">
+      <w:start w:val="1"/>
+      <w:numFmt w:val="decimal"/>
+      <w:lvlText w:val="%8."/>
+      <w:lvlJc w:val="left"/>
+      <w:pPr>
+        <w:tabs>
+          <w:tab w:val="num" w:pos="5760"/>
+        </w:tabs>
+        <w:ind w:left="5760" w:hanging="360"/>
+      </w:pPr>
+    </w:lvl>
+    <w:lvl w:ilvl="8" w:tentative="1">
+      <w:start w:val="1"/>
+      <w:numFmt w:val="decimal"/>
+      <w:lvlText w:val="%9."/>
+      <w:lvlJc w:val="left"/>
+      <w:pPr>
+        <w:tabs>
+          <w:tab w:val="num" w:pos="6480"/>
+        </w:tabs>
+        <w:ind w:left="6480" w:hanging="360"/>
+      </w:pPr>
+    </w:lvl>
+  </w:abstractNum>
+  <w:abstractNum w:abstractNumId="11" w15:restartNumberingAfterBreak="0">
     <w:nsid w:val="3C4570E0"/>
     <w:multiLevelType w:val="multilevel"/>
     <w:tmpl w:val="3C0887C2"/>
@@ -12386,7 +13276,156 @@
       </w:rPr>
     </w:lvl>
   </w:abstractNum>
-  <w:abstractNum w:abstractNumId="10" w15:restartNumberingAfterBreak="0">
+  <w:abstractNum w:abstractNumId="12" w15:restartNumberingAfterBreak="0">
+    <w:nsid w:val="41A5212F"/>
+    <w:multiLevelType w:val="multilevel"/>
+    <w:tmpl w:val="A54615C0"/>
+    <w:lvl w:ilvl="0">
+      <w:start w:val="1"/>
+      <w:numFmt w:val="bullet"/>
+      <w:lvlText w:val=""/>
+      <w:lvlJc w:val="left"/>
+      <w:pPr>
+        <w:tabs>
+          <w:tab w:val="num" w:pos="720"/>
+        </w:tabs>
+        <w:ind w:left="720" w:hanging="360"/>
+      </w:pPr>
+      <w:rPr>
+        <w:rFonts w:ascii="Symbol" w:hAnsi="Symbol" w:hint="default"/>
+        <w:sz w:val="20"/>
+      </w:rPr>
+    </w:lvl>
+    <w:lvl w:ilvl="1" w:tentative="1">
+      <w:start w:val="1"/>
+      <w:numFmt w:val="bullet"/>
+      <w:lvlText w:val="o"/>
+      <w:lvlJc w:val="left"/>
+      <w:pPr>
+        <w:tabs>
+          <w:tab w:val="num" w:pos="1440"/>
+        </w:tabs>
+        <w:ind w:left="1440" w:hanging="360"/>
+      </w:pPr>
+      <w:rPr>
+        <w:rFonts w:ascii="Courier New" w:hAnsi="Courier New" w:hint="default"/>
+        <w:sz w:val="20"/>
+      </w:rPr>
+    </w:lvl>
+    <w:lvl w:ilvl="2" w:tentative="1">
+      <w:start w:val="1"/>
+      <w:numFmt w:val="bullet"/>
+      <w:lvlText w:val=""/>
+      <w:lvlJc w:val="left"/>
+      <w:pPr>
+        <w:tabs>
+          <w:tab w:val="num" w:pos="2160"/>
+        </w:tabs>
+        <w:ind w:left="2160" w:hanging="360"/>
+      </w:pPr>
+      <w:rPr>
+        <w:rFonts w:ascii="Wingdings" w:hAnsi="Wingdings" w:hint="default"/>
+        <w:sz w:val="20"/>
+      </w:rPr>
+    </w:lvl>
+    <w:lvl w:ilvl="3" w:tentative="1">
+      <w:start w:val="1"/>
+      <w:numFmt w:val="bullet"/>
+      <w:lvlText w:val=""/>
+      <w:lvlJc w:val="left"/>
+      <w:pPr>
+        <w:tabs>
+          <w:tab w:val="num" w:pos="2880"/>
+        </w:tabs>
+        <w:ind w:left="2880" w:hanging="360"/>
+      </w:pPr>
+      <w:rPr>
+        <w:rFonts w:ascii="Wingdings" w:hAnsi="Wingdings" w:hint="default"/>
+        <w:sz w:val="20"/>
+      </w:rPr>
+    </w:lvl>
+    <w:lvl w:ilvl="4" w:tentative="1">
+      <w:start w:val="1"/>
+      <w:numFmt w:val="bullet"/>
+      <w:lvlText w:val=""/>
+      <w:lvlJc w:val="left"/>
+      <w:pPr>
+        <w:tabs>
+          <w:tab w:val="num" w:pos="3600"/>
+        </w:tabs>
+        <w:ind w:left="3600" w:hanging="360"/>
+      </w:pPr>
+      <w:rPr>
+        <w:rFonts w:ascii="Wingdings" w:hAnsi="Wingdings" w:hint="default"/>
+        <w:sz w:val="20"/>
+      </w:rPr>
+    </w:lvl>
+    <w:lvl w:ilvl="5" w:tentative="1">
+      <w:start w:val="1"/>
+      <w:numFmt w:val="bullet"/>
+      <w:lvlText w:val=""/>
+      <w:lvlJc w:val="left"/>
+      <w:pPr>
+        <w:tabs>
+          <w:tab w:val="num" w:pos="4320"/>
+        </w:tabs>
+        <w:ind w:left="4320" w:hanging="360"/>
+      </w:pPr>
+      <w:rPr>
+        <w:rFonts w:ascii="Wingdings" w:hAnsi="Wingdings" w:hint="default"/>
+        <w:sz w:val="20"/>
+      </w:rPr>
+    </w:lvl>
+    <w:lvl w:ilvl="6" w:tentative="1">
+      <w:start w:val="1"/>
+      <w:numFmt w:val="bullet"/>
+      <w:lvlText w:val=""/>
+      <w:lvlJc w:val="left"/>
+      <w:pPr>
+        <w:tabs>
+          <w:tab w:val="num" w:pos="5040"/>
+        </w:tabs>
+        <w:ind w:left="5040" w:hanging="360"/>
+      </w:pPr>
+      <w:rPr>
+        <w:rFonts w:ascii="Wingdings" w:hAnsi="Wingdings" w:hint="default"/>
+        <w:sz w:val="20"/>
+      </w:rPr>
+    </w:lvl>
+    <w:lvl w:ilvl="7" w:tentative="1">
+      <w:start w:val="1"/>
+      <w:numFmt w:val="bullet"/>
+      <w:lvlText w:val=""/>
+      <w:lvlJc w:val="left"/>
+      <w:pPr>
+        <w:tabs>
+          <w:tab w:val="num" w:pos="5760"/>
+        </w:tabs>
+        <w:ind w:left="5760" w:hanging="360"/>
+      </w:pPr>
+      <w:rPr>
+        <w:rFonts w:ascii="Wingdings" w:hAnsi="Wingdings" w:hint="default"/>
+        <w:sz w:val="20"/>
+      </w:rPr>
+    </w:lvl>
+    <w:lvl w:ilvl="8" w:tentative="1">
+      <w:start w:val="1"/>
+      <w:numFmt w:val="bullet"/>
+      <w:lvlText w:val=""/>
+      <w:lvlJc w:val="left"/>
+      <w:pPr>
+        <w:tabs>
+          <w:tab w:val="num" w:pos="6480"/>
+        </w:tabs>
+        <w:ind w:left="6480" w:hanging="360"/>
+      </w:pPr>
+      <w:rPr>
+        <w:rFonts w:ascii="Wingdings" w:hAnsi="Wingdings" w:hint="default"/>
+        <w:sz w:val="20"/>
+      </w:rPr>
+    </w:lvl>
+  </w:abstractNum>
+  <w:abstractNum w:abstractNumId="13" w15:restartNumberingAfterBreak="0">
     <w:nsid w:val="4A99268C"/>
     <w:multiLevelType w:val="multilevel"/>
     <w:tmpl w:val="065EC816"/>
@@ -12499,7 +13538,120 @@
       </w:pPr>
     </w:lvl>
   </w:abstractNum>
-  <w:abstractNum w:abstractNumId="11" w15:restartNumberingAfterBreak="0">
+  <w:abstractNum w:abstractNumId="14" w15:restartNumberingAfterBreak="0">
+    <w:nsid w:val="56E43BDE"/>
+    <w:multiLevelType w:val="multilevel"/>
+    <w:tmpl w:val="F6445850"/>
+    <w:lvl w:ilvl="0">
+      <w:start w:val="1"/>
+      <w:numFmt w:val="decimal"/>
+      <w:lvlText w:val="%1."/>
+      <w:lvlJc w:val="left"/>
+      <w:pPr>
+        <w:tabs>
+          <w:tab w:val="num" w:pos="720"/>
+        </w:tabs>
+        <w:ind w:left="720" w:hanging="360"/>
+      </w:pPr>
+    </w:lvl>
+    <w:lvl w:ilvl="1" w:tentative="1">
+      <w:start w:val="1"/>
+      <w:numFmt w:val="decimal"/>
+      <w:lvlText w:val="%2."/>
+      <w:lvlJc w:val="left"/>
+      <w:pPr>
+        <w:tabs>
+          <w:tab w:val="num" w:pos="1440"/>
+        </w:tabs>
+        <w:ind w:left="1440" w:hanging="360"/>
+      </w:pPr>
+    </w:lvl>
+    <w:lvl w:ilvl="2" w:tentative="1">
+      <w:start w:val="1"/>
+      <w:numFmt w:val="decimal"/>
+      <w:lvlText w:val="%3."/>
+      <w:lvlJc w:val="left"/>
+      <w:pPr>
+        <w:tabs>
+          <w:tab w:val="num" w:pos="2160"/>
+        </w:tabs>
+        <w:ind w:left="2160" w:hanging="360"/>
+      </w:pPr>
+    </w:lvl>
+    <w:lvl w:ilvl="3" w:tentative="1">
+      <w:start w:val="1"/>
+      <w:numFmt w:val="decimal"/>
+      <w:lvlText w:val="%4."/>
+      <w:lvlJc w:val="left"/>
+      <w:pPr>
+        <w:tabs>
+          <w:tab w:val="num" w:pos="2880"/>
+        </w:tabs>
+        <w:ind w:left="2880" w:hanging="360"/>
+      </w:pPr>
+    </w:lvl>
+    <w:lvl w:ilvl="4" w:tentative="1">
+      <w:start w:val="1"/>
+      <w:numFmt w:val="decimal"/>
+      <w:lvlText w:val="%5."/>
+      <w:lvlJc w:val="left"/>
+      <w:pPr>
+        <w:tabs>
+          <w:tab w:val="num" w:pos="3600"/>
+        </w:tabs>
+        <w:ind w:left="3600" w:hanging="360"/>
+      </w:pPr>
+    </w:lvl>
+    <w:lvl w:ilvl="5" w:tentative="1">
+      <w:start w:val="1"/>
+      <w:numFmt w:val="decimal"/>
+      <w:lvlText w:val="%6."/>
+      <w:lvlJc w:val="left"/>
+      <w:pPr>
+        <w:tabs>
+          <w:tab w:val="num" w:pos="4320"/>
+        </w:tabs>
+        <w:ind w:left="4320" w:hanging="360"/>
+      </w:pPr>
+    </w:lvl>
+    <w:lvl w:ilvl="6" w:tentative="1">
+      <w:start w:val="1"/>
+      <w:numFmt w:val="decimal"/>
+      <w:lvlText w:val="%7."/>
+      <w:lvlJc w:val="left"/>
+      <w:pPr>
+        <w:tabs>
+          <w:tab w:val="num" w:pos="5040"/>
+        </w:tabs>
+        <w:ind w:left="5040" w:hanging="360"/>
+      </w:pPr>
+    </w:lvl>
+    <w:lvl w:ilvl="7" w:tentative="1">
+      <w:start w:val="1"/>
+      <w:numFmt w:val="decimal"/>
+      <w:lvlText w:val="%8."/>
+      <w:lvlJc w:val="left"/>
+      <w:pPr>
+        <w:tabs>
+          <w:tab w:val="num" w:pos="5760"/>
+        </w:tabs>
+        <w:ind w:left="5760" w:hanging="360"/>
+      </w:pPr>
+    </w:lvl>
+    <w:lvl w:ilvl="8" w:tentative="1">
+      <w:start w:val="1"/>
+      <w:numFmt w:val="decimal"/>
+      <w:lvlText w:val="%9."/>
+      <w:lvlJc w:val="left"/>
+      <w:pPr>
+        <w:tabs>
+          <w:tab w:val="num" w:pos="6480"/>
+        </w:tabs>
+        <w:ind w:left="6480" w:hanging="360"/>
+      </w:pPr>
+    </w:lvl>
+  </w:abstractNum>
+  <w:abstractNum w:abstractNumId="15" w15:restartNumberingAfterBreak="0">
     <w:nsid w:val="576A4B1A"/>
     <w:multiLevelType w:val="multilevel"/>
     <w:tmpl w:val="BF521D60"/>
@@ -12648,7 +13800,7 @@
       </w:rPr>
     </w:lvl>
   </w:abstractNum>
-  <w:abstractNum w:abstractNumId="12" w15:restartNumberingAfterBreak="0">
+  <w:abstractNum w:abstractNumId="16" w15:restartNumberingAfterBreak="0">
     <w:nsid w:val="5D095FF6"/>
     <w:multiLevelType w:val="multilevel"/>
     <w:tmpl w:val="5A0AAB38"/>
@@ -12765,7 +13917,156 @@
       </w:pPr>
     </w:lvl>
   </w:abstractNum>
-  <w:abstractNum w:abstractNumId="13" w15:restartNumberingAfterBreak="0">
+  <w:abstractNum w:abstractNumId="17" w15:restartNumberingAfterBreak="0">
+    <w:nsid w:val="5D2E010B"/>
+    <w:multiLevelType w:val="multilevel"/>
+    <w:tmpl w:val="47CE3316"/>
+    <w:lvl w:ilvl="0">
+      <w:start w:val="1"/>
+      <w:numFmt w:val="bullet"/>
+      <w:lvlText w:val=""/>
+      <w:lvlJc w:val="left"/>
+      <w:pPr>
+        <w:tabs>
+          <w:tab w:val="num" w:pos="720"/>
+        </w:tabs>
+        <w:ind w:left="720" w:hanging="360"/>
+      </w:pPr>
+      <w:rPr>
+        <w:rFonts w:ascii="Symbol" w:hAnsi="Symbol" w:hint="default"/>
+        <w:sz w:val="20"/>
+      </w:rPr>
+    </w:lvl>
+    <w:lvl w:ilvl="1" w:tentative="1">
+      <w:start w:val="1"/>
+      <w:numFmt w:val="bullet"/>
+      <w:lvlText w:val="o"/>
+      <w:lvlJc w:val="left"/>
+      <w:pPr>
+        <w:tabs>
+          <w:tab w:val="num" w:pos="1440"/>
+        </w:tabs>
+        <w:ind w:left="1440" w:hanging="360"/>
+      </w:pPr>
+      <w:rPr>
+        <w:rFonts w:ascii="Courier New" w:hAnsi="Courier New" w:hint="default"/>
+        <w:sz w:val="20"/>
+      </w:rPr>
+    </w:lvl>
+    <w:lvl w:ilvl="2" w:tentative="1">
+      <w:start w:val="1"/>
+      <w:numFmt w:val="bullet"/>
+      <w:lvlText w:val=""/>
+      <w:lvlJc w:val="left"/>
+      <w:pPr>
+        <w:tabs>
+          <w:tab w:val="num" w:pos="2160"/>
+        </w:tabs>
+        <w:ind w:left="2160" w:hanging="360"/>
+      </w:pPr>
+      <w:rPr>
+        <w:rFonts w:ascii="Wingdings" w:hAnsi="Wingdings" w:hint="default"/>
+        <w:sz w:val="20"/>
+      </w:rPr>
+    </w:lvl>
+    <w:lvl w:ilvl="3" w:tentative="1">
+      <w:start w:val="1"/>
+      <w:numFmt w:val="bullet"/>
+      <w:lvlText w:val=""/>
+      <w:lvlJc w:val="left"/>
+      <w:pPr>
+        <w:tabs>
+          <w:tab w:val="num" w:pos="2880"/>
+        </w:tabs>
+        <w:ind w:left="2880" w:hanging="360"/>
+      </w:pPr>
+      <w:rPr>
+        <w:rFonts w:ascii="Wingdings" w:hAnsi="Wingdings" w:hint="default"/>
+        <w:sz w:val="20"/>
+      </w:rPr>
+    </w:lvl>
+    <w:lvl w:ilvl="4" w:tentative="1">
+      <w:start w:val="1"/>
+      <w:numFmt w:val="bullet"/>
+      <w:lvlText w:val=""/>
+      <w:lvlJc w:val="left"/>
+      <w:pPr>
+        <w:tabs>
+          <w:tab w:val="num" w:pos="3600"/>
+        </w:tabs>
+        <w:ind w:left="3600" w:hanging="360"/>
+      </w:pPr>
+      <w:rPr>
+        <w:rFonts w:ascii="Wingdings" w:hAnsi="Wingdings" w:hint="default"/>
+        <w:sz w:val="20"/>
+      </w:rPr>
+    </w:lvl>
+    <w:lvl w:ilvl="5" w:tentative="1">
+      <w:start w:val="1"/>
+      <w:numFmt w:val="bullet"/>
+      <w:lvlText w:val=""/>
+      <w:lvlJc w:val="left"/>
+      <w:pPr>
+        <w:tabs>
+          <w:tab w:val="num" w:pos="4320"/>
+        </w:tabs>
+        <w:ind w:left="4320" w:hanging="360"/>
+      </w:pPr>
+      <w:rPr>
+        <w:rFonts w:ascii="Wingdings" w:hAnsi="Wingdings" w:hint="default"/>
+        <w:sz w:val="20"/>
+      </w:rPr>
+    </w:lvl>
+    <w:lvl w:ilvl="6" w:tentative="1">
+      <w:start w:val="1"/>
+      <w:numFmt w:val="bullet"/>
+      <w:lvlText w:val=""/>
+      <w:lvlJc w:val="left"/>
+      <w:pPr>
+        <w:tabs>
+          <w:tab w:val="num" w:pos="5040"/>
+        </w:tabs>
+        <w:ind w:left="5040" w:hanging="360"/>
+      </w:pPr>
+      <w:rPr>
+        <w:rFonts w:ascii="Wingdings" w:hAnsi="Wingdings" w:hint="default"/>
+        <w:sz w:val="20"/>
+      </w:rPr>
+    </w:lvl>
+    <w:lvl w:ilvl="7" w:tentative="1">
+      <w:start w:val="1"/>
+      <w:numFmt w:val="bullet"/>
+      <w:lvlText w:val=""/>
+      <w:lvlJc w:val="left"/>
+      <w:pPr>
+        <w:tabs>
+          <w:tab w:val="num" w:pos="5760"/>
+        </w:tabs>
+        <w:ind w:left="5760" w:hanging="360"/>
+      </w:pPr>
+      <w:rPr>
+        <w:rFonts w:ascii="Wingdings" w:hAnsi="Wingdings" w:hint="default"/>
+        <w:sz w:val="20"/>
+      </w:rPr>
+    </w:lvl>
+    <w:lvl w:ilvl="8" w:tentative="1">
+      <w:start w:val="1"/>
+      <w:numFmt w:val="bullet"/>
+      <w:lvlText w:val=""/>
+      <w:lvlJc w:val="left"/>
+      <w:pPr>
+        <w:tabs>
+          <w:tab w:val="num" w:pos="6480"/>
+        </w:tabs>
+        <w:ind w:left="6480" w:hanging="360"/>
+      </w:pPr>
+      <w:rPr>
+        <w:rFonts w:ascii="Wingdings" w:hAnsi="Wingdings" w:hint="default"/>
+        <w:sz w:val="20"/>
+      </w:rPr>
+    </w:lvl>
+  </w:abstractNum>
+  <w:abstractNum w:abstractNumId="18" w15:restartNumberingAfterBreak="0">
     <w:nsid w:val="5E5E7406"/>
     <w:multiLevelType w:val="multilevel"/>
     <w:tmpl w:val="C0122CCC"/>
@@ -12914,7 +14215,7 @@
       </w:rPr>
     </w:lvl>
   </w:abstractNum>
-  <w:abstractNum w:abstractNumId="14" w15:restartNumberingAfterBreak="0">
+  <w:abstractNum w:abstractNumId="19" w15:restartNumberingAfterBreak="0">
     <w:nsid w:val="60597EB4"/>
     <w:multiLevelType w:val="multilevel"/>
     <w:tmpl w:val="303277FA"/>
@@ -13063,7 +14364,7 @@
       </w:rPr>
     </w:lvl>
   </w:abstractNum>
-  <w:abstractNum w:abstractNumId="15" w15:restartNumberingAfterBreak="0">
+  <w:abstractNum w:abstractNumId="20" w15:restartNumberingAfterBreak="0">
     <w:nsid w:val="64765011"/>
     <w:multiLevelType w:val="multilevel"/>
     <w:tmpl w:val="D920243C"/>
@@ -13176,7 +14477,233 @@
       </w:pPr>
     </w:lvl>
   </w:abstractNum>
-  <w:abstractNum w:abstractNumId="16" w15:restartNumberingAfterBreak="0">
+  <w:abstractNum w:abstractNumId="21" w15:restartNumberingAfterBreak="0">
+    <w:nsid w:val="6FD457AD"/>
+    <w:multiLevelType w:val="multilevel"/>
+    <w:tmpl w:val="B45A4E48"/>
+    <w:lvl w:ilvl="0">
+      <w:start w:val="2"/>
+      <w:numFmt w:val="decimal"/>
+      <w:lvlText w:val="%1."/>
+      <w:lvlJc w:val="left"/>
+      <w:pPr>
+        <w:tabs>
+          <w:tab w:val="num" w:pos="720"/>
+        </w:tabs>
+        <w:ind w:left="720" w:hanging="360"/>
+      </w:pPr>
+    </w:lvl>
+    <w:lvl w:ilvl="1" w:tentative="1">
+      <w:start w:val="1"/>
+      <w:numFmt w:val="decimal"/>
+      <w:lvlText w:val="%2."/>
+      <w:lvlJc w:val="left"/>
+      <w:pPr>
+        <w:tabs>
+          <w:tab w:val="num" w:pos="1440"/>
+        </w:tabs>
+        <w:ind w:left="1440" w:hanging="360"/>
+      </w:pPr>
+    </w:lvl>
+    <w:lvl w:ilvl="2" w:tentative="1">
+      <w:start w:val="1"/>
+      <w:numFmt w:val="decimal"/>
+      <w:lvlText w:val="%3."/>
+      <w:lvlJc w:val="left"/>
+      <w:pPr>
+        <w:tabs>
+          <w:tab w:val="num" w:pos="2160"/>
+        </w:tabs>
+        <w:ind w:left="2160" w:hanging="360"/>
+      </w:pPr>
+    </w:lvl>
+    <w:lvl w:ilvl="3" w:tentative="1">
+      <w:start w:val="1"/>
+      <w:numFmt w:val="decimal"/>
+      <w:lvlText w:val="%4."/>
+      <w:lvlJc w:val="left"/>
+      <w:pPr>
+        <w:tabs>
+          <w:tab w:val="num" w:pos="2880"/>
+        </w:tabs>
+        <w:ind w:left="2880" w:hanging="360"/>
+      </w:pPr>
+    </w:lvl>
+    <w:lvl w:ilvl="4" w:tentative="1">
+      <w:start w:val="1"/>
+      <w:numFmt w:val="decimal"/>
+      <w:lvlText w:val="%5."/>
+      <w:lvlJc w:val="left"/>
+      <w:pPr>
+        <w:tabs>
+          <w:tab w:val="num" w:pos="3600"/>
+        </w:tabs>
+        <w:ind w:left="3600" w:hanging="360"/>
+      </w:pPr>
+    </w:lvl>
+    <w:lvl w:ilvl="5" w:tentative="1">
+      <w:start w:val="1"/>
+      <w:numFmt w:val="decimal"/>
+      <w:lvlText w:val="%6."/>
+      <w:lvlJc w:val="left"/>
+      <w:pPr>
+        <w:tabs>
+          <w:tab w:val="num" w:pos="4320"/>
+        </w:tabs>
+        <w:ind w:left="4320" w:hanging="360"/>
+      </w:pPr>
+    </w:lvl>
+    <w:lvl w:ilvl="6" w:tentative="1">
+      <w:start w:val="1"/>
+      <w:numFmt w:val="decimal"/>
+      <w:lvlText w:val="%7."/>
+      <w:lvlJc w:val="left"/>
+      <w:pPr>
+        <w:tabs>
+          <w:tab w:val="num" w:pos="5040"/>
+        </w:tabs>
+        <w:ind w:left="5040" w:hanging="360"/>
+      </w:pPr>
+    </w:lvl>
+    <w:lvl w:ilvl="7" w:tentative="1">
+      <w:start w:val="1"/>
+      <w:numFmt w:val="decimal"/>
+      <w:lvlText w:val="%8."/>
+      <w:lvlJc w:val="left"/>
+      <w:pPr>
+        <w:tabs>
+          <w:tab w:val="num" w:pos="5760"/>
+        </w:tabs>
+        <w:ind w:left="5760" w:hanging="360"/>
+      </w:pPr>
+    </w:lvl>
+    <w:lvl w:ilvl="8" w:tentative="1">
+      <w:start w:val="1"/>
+      <w:numFmt w:val="decimal"/>
+      <w:lvlText w:val="%9."/>
+      <w:lvlJc w:val="left"/>
+      <w:pPr>
+        <w:tabs>
+          <w:tab w:val="num" w:pos="6480"/>
+        </w:tabs>
+        <w:ind w:left="6480" w:hanging="360"/>
+      </w:pPr>
+    </w:lvl>
+  </w:abstractNum>
+  <w:abstractNum w:abstractNumId="22" w15:restartNumberingAfterBreak="0">
+    <w:nsid w:val="73D63ACE"/>
+    <w:multiLevelType w:val="multilevel"/>
+    <w:tmpl w:val="48D6A0FC"/>
+    <w:lvl w:ilvl="0">
+      <w:start w:val="3"/>
+      <w:numFmt w:val="decimal"/>
+      <w:lvlText w:val="%1."/>
+      <w:lvlJc w:val="left"/>
+      <w:pPr>
+        <w:tabs>
+          <w:tab w:val="num" w:pos="720"/>
+        </w:tabs>
+        <w:ind w:left="720" w:hanging="360"/>
+      </w:pPr>
+    </w:lvl>
+    <w:lvl w:ilvl="1" w:tentative="1">
+      <w:start w:val="1"/>
+      <w:numFmt w:val="decimal"/>
+      <w:lvlText w:val="%2."/>
+      <w:lvlJc w:val="left"/>
+      <w:pPr>
+        <w:tabs>
+          <w:tab w:val="num" w:pos="1440"/>
+        </w:tabs>
+        <w:ind w:left="1440" w:hanging="360"/>
+      </w:pPr>
+    </w:lvl>
+    <w:lvl w:ilvl="2" w:tentative="1">
+      <w:start w:val="1"/>
+      <w:numFmt w:val="decimal"/>
+      <w:lvlText w:val="%3."/>
+      <w:lvlJc w:val="left"/>
+      <w:pPr>
+        <w:tabs>
+          <w:tab w:val="num" w:pos="2160"/>
+        </w:tabs>
+        <w:ind w:left="2160" w:hanging="360"/>
+      </w:pPr>
+    </w:lvl>
+    <w:lvl w:ilvl="3" w:tentative="1">
+      <w:start w:val="1"/>
+      <w:numFmt w:val="decimal"/>
+      <w:lvlText w:val="%4."/>
+      <w:lvlJc w:val="left"/>
+      <w:pPr>
+        <w:tabs>
+          <w:tab w:val="num" w:pos="2880"/>
+        </w:tabs>
+        <w:ind w:left="2880" w:hanging="360"/>
+      </w:pPr>
+    </w:lvl>
+    <w:lvl w:ilvl="4" w:tentative="1">
+      <w:start w:val="1"/>
+      <w:numFmt w:val="decimal"/>
+      <w:lvlText w:val="%5."/>
+      <w:lvlJc w:val="left"/>
+      <w:pPr>
+        <w:tabs>
+          <w:tab w:val="num" w:pos="3600"/>
+        </w:tabs>
+        <w:ind w:left="3600" w:hanging="360"/>
+      </w:pPr>
+    </w:lvl>
+    <w:lvl w:ilvl="5" w:tentative="1">
+      <w:start w:val="1"/>
+      <w:numFmt w:val="decimal"/>
+      <w:lvlText w:val="%6."/>
+      <w:lvlJc w:val="left"/>
+      <w:pPr>
+        <w:tabs>
+          <w:tab w:val="num" w:pos="4320"/>
+        </w:tabs>
+        <w:ind w:left="4320" w:hanging="360"/>
+      </w:pPr>
+    </w:lvl>
+    <w:lvl w:ilvl="6" w:tentative="1">
+      <w:start w:val="1"/>
+      <w:numFmt w:val="decimal"/>
+      <w:lvlText w:val="%7."/>
+      <w:lvlJc w:val="left"/>
+      <w:pPr>
+        <w:tabs>
+          <w:tab w:val="num" w:pos="5040"/>
+        </w:tabs>
+        <w:ind w:left="5040" w:hanging="360"/>
+      </w:pPr>
+    </w:lvl>
+    <w:lvl w:ilvl="7" w:tentative="1">
+      <w:start w:val="1"/>
+      <w:numFmt w:val="decimal"/>
+      <w:lvlText w:val="%8."/>
+      <w:lvlJc w:val="left"/>
+      <w:pPr>
+        <w:tabs>
+          <w:tab w:val="num" w:pos="5760"/>
+        </w:tabs>
+        <w:ind w:left="5760" w:hanging="360"/>
+      </w:pPr>
+    </w:lvl>
+    <w:lvl w:ilvl="8" w:tentative="1">
+      <w:start w:val="1"/>
+      <w:numFmt w:val="decimal"/>
+      <w:lvlText w:val="%9."/>
+      <w:lvlJc w:val="left"/>
+      <w:pPr>
+        <w:tabs>
+          <w:tab w:val="num" w:pos="6480"/>
+        </w:tabs>
+        <w:ind w:left="6480" w:hanging="360"/>
+      </w:pPr>
+    </w:lvl>
+  </w:abstractNum>
+  <w:abstractNum w:abstractNumId="23" w15:restartNumberingAfterBreak="0">
     <w:nsid w:val="758A7C1C"/>
     <w:multiLevelType w:val="multilevel"/>
     <w:tmpl w:val="322AFB70"/>
@@ -13289,7 +14816,156 @@
       </w:pPr>
     </w:lvl>
   </w:abstractNum>
-  <w:abstractNum w:abstractNumId="17" w15:restartNumberingAfterBreak="0">
+  <w:abstractNum w:abstractNumId="24" w15:restartNumberingAfterBreak="0">
+    <w:nsid w:val="7ECD61F3"/>
+    <w:multiLevelType w:val="multilevel"/>
+    <w:tmpl w:val="FF120C8A"/>
+    <w:lvl w:ilvl="0">
+      <w:start w:val="1"/>
+      <w:numFmt w:val="bullet"/>
+      <w:lvlText w:val=""/>
+      <w:lvlJc w:val="left"/>
+      <w:pPr>
+        <w:tabs>
+          <w:tab w:val="num" w:pos="720"/>
+        </w:tabs>
+        <w:ind w:left="720" w:hanging="360"/>
+      </w:pPr>
+      <w:rPr>
+        <w:rFonts w:ascii="Symbol" w:hAnsi="Symbol" w:hint="default"/>
+        <w:sz w:val="20"/>
+      </w:rPr>
+    </w:lvl>
+    <w:lvl w:ilvl="1" w:tentative="1">
+      <w:start w:val="1"/>
+      <w:numFmt w:val="bullet"/>
+      <w:lvlText w:val="o"/>
+      <w:lvlJc w:val="left"/>
+      <w:pPr>
+        <w:tabs>
+          <w:tab w:val="num" w:pos="1440"/>
+        </w:tabs>
+        <w:ind w:left="1440" w:hanging="360"/>
+      </w:pPr>
+      <w:rPr>
+        <w:rFonts w:ascii="Courier New" w:hAnsi="Courier New" w:hint="default"/>
+        <w:sz w:val="20"/>
+      </w:rPr>
+    </w:lvl>
+    <w:lvl w:ilvl="2" w:tentative="1">
+      <w:start w:val="1"/>
+      <w:numFmt w:val="bullet"/>
+      <w:lvlText w:val=""/>
+      <w:lvlJc w:val="left"/>
+      <w:pPr>
+        <w:tabs>
+          <w:tab w:val="num" w:pos="2160"/>
+        </w:tabs>
+        <w:ind w:left="2160" w:hanging="360"/>
+      </w:pPr>
+      <w:rPr>
+        <w:rFonts w:ascii="Wingdings" w:hAnsi="Wingdings" w:hint="default"/>
+        <w:sz w:val="20"/>
+      </w:rPr>
+    </w:lvl>
+    <w:lvl w:ilvl="3" w:tentative="1">
+      <w:start w:val="1"/>
+      <w:numFmt w:val="bullet"/>
+      <w:lvlText w:val=""/>
+      <w:lvlJc w:val="left"/>
+      <w:pPr>
+        <w:tabs>
+          <w:tab w:val="num" w:pos="2880"/>
+        </w:tabs>
+        <w:ind w:left="2880" w:hanging="360"/>
+      </w:pPr>
+      <w:rPr>
+        <w:rFonts w:ascii="Wingdings" w:hAnsi="Wingdings" w:hint="default"/>
+        <w:sz w:val="20"/>
+      </w:rPr>
+    </w:lvl>
+    <w:lvl w:ilvl="4" w:tentative="1">
+      <w:start w:val="1"/>
+      <w:numFmt w:val="bullet"/>
+      <w:lvlText w:val=""/>
+      <w:lvlJc w:val="left"/>
+      <w:pPr>
+        <w:tabs>
+          <w:tab w:val="num" w:pos="3600"/>
+        </w:tabs>
+        <w:ind w:left="3600" w:hanging="360"/>
+      </w:pPr>
+      <w:rPr>
+        <w:rFonts w:ascii="Wingdings" w:hAnsi="Wingdings" w:hint="default"/>
+        <w:sz w:val="20"/>
+      </w:rPr>
+    </w:lvl>
+    <w:lvl w:ilvl="5" w:tentative="1">
+      <w:start w:val="1"/>
+      <w:numFmt w:val="bullet"/>
+      <w:lvlText w:val=""/>
+      <w:lvlJc w:val="left"/>
+      <w:pPr>
+        <w:tabs>
+          <w:tab w:val="num" w:pos="4320"/>
+        </w:tabs>
+        <w:ind w:left="4320" w:hanging="360"/>
+      </w:pPr>
+      <w:rPr>
+        <w:rFonts w:ascii="Wingdings" w:hAnsi="Wingdings" w:hint="default"/>
+        <w:sz w:val="20"/>
+      </w:rPr>
+    </w:lvl>
+    <w:lvl w:ilvl="6" w:tentative="1">
+      <w:start w:val="1"/>
+      <w:numFmt w:val="bullet"/>
+      <w:lvlText w:val=""/>
+      <w:lvlJc w:val="left"/>
+      <w:pPr>
+        <w:tabs>
+          <w:tab w:val="num" w:pos="5040"/>
+        </w:tabs>
+        <w:ind w:left="5040" w:hanging="360"/>
+      </w:pPr>
+      <w:rPr>
+        <w:rFonts w:ascii="Wingdings" w:hAnsi="Wingdings" w:hint="default"/>
+        <w:sz w:val="20"/>
+      </w:rPr>
+    </w:lvl>
+    <w:lvl w:ilvl="7" w:tentative="1">
+      <w:start w:val="1"/>
+      <w:numFmt w:val="bullet"/>
+      <w:lvlText w:val=""/>
+      <w:lvlJc w:val="left"/>
+      <w:pPr>
+        <w:tabs>
+          <w:tab w:val="num" w:pos="5760"/>
+        </w:tabs>
+        <w:ind w:left="5760" w:hanging="360"/>
+      </w:pPr>
+      <w:rPr>
+        <w:rFonts w:ascii="Wingdings" w:hAnsi="Wingdings" w:hint="default"/>
+        <w:sz w:val="20"/>
+      </w:rPr>
+    </w:lvl>
+    <w:lvl w:ilvl="8" w:tentative="1">
+      <w:start w:val="1"/>
+      <w:numFmt w:val="bullet"/>
+      <w:lvlText w:val=""/>
+      <w:lvlJc w:val="left"/>
+      <w:pPr>
+        <w:tabs>
+          <w:tab w:val="num" w:pos="6480"/>
+        </w:tabs>
+        <w:ind w:left="6480" w:hanging="360"/>
+      </w:pPr>
+      <w:rPr>
+        <w:rFonts w:ascii="Wingdings" w:hAnsi="Wingdings" w:hint="default"/>
+        <w:sz w:val="20"/>
+      </w:rPr>
+    </w:lvl>
+  </w:abstractNum>
+  <w:abstractNum w:abstractNumId="25" w15:restartNumberingAfterBreak="0">
     <w:nsid w:val="7FC87DA4"/>
     <w:multiLevelType w:val="multilevel"/>
     <w:tmpl w:val="C22A3B5A"/>
@@ -13410,7 +15086,7 @@
     <w:abstractNumId w:val="4"/>
   </w:num>
   <w:num w:numId="2">
-    <w:abstractNumId w:val="7"/>
+    <w:abstractNumId w:val="8"/>
   </w:num>
   <w:num w:numId="3">
     <w:abstractNumId w:val="4"/>
@@ -13443,16 +15119,16 @@
     </w:lvlOverride>
   </w:num>
   <w:num w:numId="4">
-    <w:abstractNumId w:val="17"/>
+    <w:abstractNumId w:val="25"/>
   </w:num>
   <w:num w:numId="5">
-    <w:abstractNumId w:val="13"/>
+    <w:abstractNumId w:val="18"/>
   </w:num>
   <w:num w:numId="6">
-    <w:abstractNumId w:val="16"/>
+    <w:abstractNumId w:val="23"/>
   </w:num>
   <w:num w:numId="7">
-    <w:abstractNumId w:val="10"/>
+    <w:abstractNumId w:val="13"/>
   </w:num>
   <w:num w:numId="8">
     <w:abstractNumId w:val="3"/>
@@ -13461,34 +15137,58 @@
     <w:abstractNumId w:val="2"/>
   </w:num>
   <w:num w:numId="10">
-    <w:abstractNumId w:val="9"/>
+    <w:abstractNumId w:val="11"/>
   </w:num>
   <w:num w:numId="11">
-    <w:abstractNumId w:val="11"/>
+    <w:abstractNumId w:val="15"/>
   </w:num>
   <w:num w:numId="12">
-    <w:abstractNumId w:val="5"/>
+    <w:abstractNumId w:val="6"/>
   </w:num>
   <w:num w:numId="13">
-    <w:abstractNumId w:val="14"/>
+    <w:abstractNumId w:val="19"/>
   </w:num>
   <w:num w:numId="14">
     <w:abstractNumId w:val="0"/>
   </w:num>
   <w:num w:numId="15">
-    <w:abstractNumId w:val="12"/>
+    <w:abstractNumId w:val="16"/>
   </w:num>
   <w:num w:numId="16">
     <w:abstractNumId w:val="1"/>
   </w:num>
   <w:num w:numId="17">
-    <w:abstractNumId w:val="8"/>
+    <w:abstractNumId w:val="9"/>
   </w:num>
   <w:num w:numId="18">
-    <w:abstractNumId w:val="6"/>
+    <w:abstractNumId w:val="7"/>
   </w:num>
   <w:num w:numId="19">
-    <w:abstractNumId w:val="15"/>
+    <w:abstractNumId w:val="20"/>
+  </w:num>
+  <w:num w:numId="20">
+    <w:abstractNumId w:val="14"/>
+  </w:num>
+  <w:num w:numId="21">
+    <w:abstractNumId w:val="21"/>
+  </w:num>
+  <w:num w:numId="22">
+    <w:abstractNumId w:val="17"/>
+  </w:num>
+  <w:num w:numId="23">
+    <w:abstractNumId w:val="24"/>
+  </w:num>
+  <w:num w:numId="24">
+    <w:abstractNumId w:val="12"/>
+  </w:num>
+  <w:num w:numId="25">
+    <w:abstractNumId w:val="22"/>
+  </w:num>
+  <w:num w:numId="26">
+    <w:abstractNumId w:val="5"/>
+  </w:num>
+  <w:num w:numId="27">
+    <w:abstractNumId w:val="10"/>
   </w:num>
   <w:numIdMacAtCleanup w:val="19"/>
 </w:numbering>
@@ -15142,7 +16842,7 @@
 </file>
 
 <file path=customXml/itemProps1.xml><?xml version="1.0" encoding="utf-8"?>
-<ds:datastoreItem xmlns:ds="http://schemas.openxmlformats.org/officeDocument/2006/customXml" ds:itemID="{11B4A047-B334-48D8-B748-85513293B48F}">
+<ds:datastoreItem xmlns:ds="http://schemas.openxmlformats.org/officeDocument/2006/customXml" ds:itemID="{00517139-84CF-46D4-8132-80D9EACAB586}">
   <ds:schemaRefs>
     <ds:schemaRef ds:uri="http://schemas.openxmlformats.org/officeDocument/2006/bibliography"/>
   </ds:schemaRefs>

--- a/dr/bistrin_diplomen_proekt.docx
+++ b/dr/bistrin_diplomen_proekt.docx
@@ -36,8 +36,6 @@
           <w:r>
             <w:t>Съдържание</w:t>
           </w:r>
-          <w:bookmarkStart w:id="0" w:name="_GoBack"/>
-          <w:bookmarkEnd w:id="0"/>
         </w:p>
         <w:p>
           <w:pPr>
@@ -3276,35 +3274,35 @@
           <w:numId w:val="3"/>
         </w:numPr>
       </w:pPr>
-      <w:bookmarkStart w:id="1" w:name="_Toc196213582"/>
+      <w:bookmarkStart w:id="0" w:name="_Toc196213582"/>
       <w:r>
         <w:t>Увод</w:t>
       </w:r>
+      <w:bookmarkEnd w:id="0"/>
+    </w:p>
+    <w:p/>
+    <w:p>
+      <w:pPr>
+        <w:pStyle w:val="Heading1"/>
+      </w:pPr>
+      <w:bookmarkStart w:id="1" w:name="_Toc196213583"/>
+      <w:r>
+        <w:t>Цел и задачите на дипломния проект</w:t>
+      </w:r>
       <w:bookmarkEnd w:id="1"/>
-    </w:p>
-    <w:p/>
-    <w:p>
-      <w:pPr>
-        <w:pStyle w:val="Heading1"/>
-      </w:pPr>
-      <w:bookmarkStart w:id="2" w:name="_Toc196213583"/>
-      <w:r>
-        <w:t>Цел и задачите на дипломния проект</w:t>
+      <w:r>
+        <w:t xml:space="preserve"> </w:t>
+      </w:r>
+    </w:p>
+    <w:p>
+      <w:pPr>
+        <w:pStyle w:val="Heading2"/>
+      </w:pPr>
+      <w:bookmarkStart w:id="2" w:name="_Toc196213584"/>
+      <w:r>
+        <w:t>Цел на проекта</w:t>
       </w:r>
       <w:bookmarkEnd w:id="2"/>
-      <w:r>
-        <w:t xml:space="preserve"> </w:t>
-      </w:r>
-    </w:p>
-    <w:p>
-      <w:pPr>
-        <w:pStyle w:val="Heading2"/>
-      </w:pPr>
-      <w:bookmarkStart w:id="3" w:name="_Toc196213584"/>
-      <w:r>
-        <w:t>Цел на проекта</w:t>
-      </w:r>
-      <w:bookmarkEnd w:id="3"/>
     </w:p>
     <w:p>
       <w:pPr>
@@ -3359,11 +3357,11 @@
       <w:pPr>
         <w:pStyle w:val="Heading2"/>
       </w:pPr>
-      <w:bookmarkStart w:id="4" w:name="_Toc196213585"/>
+      <w:bookmarkStart w:id="3" w:name="_Toc196213585"/>
       <w:r>
         <w:t>Задачи на проекта</w:t>
       </w:r>
-      <w:bookmarkEnd w:id="4"/>
+      <w:bookmarkEnd w:id="3"/>
     </w:p>
     <w:p>
       <w:r>
@@ -3740,24 +3738,24 @@
       <w:pPr>
         <w:pStyle w:val="Heading1"/>
       </w:pPr>
-      <w:bookmarkStart w:id="5" w:name="_Toc196213586"/>
+      <w:bookmarkStart w:id="4" w:name="_Toc196213586"/>
       <w:r>
         <w:t>Теоритичен преглед</w:t>
       </w:r>
+      <w:bookmarkEnd w:id="4"/>
+    </w:p>
+    <w:p>
+      <w:pPr>
+        <w:pStyle w:val="Heading2"/>
+      </w:pPr>
+      <w:r>
+        <w:t xml:space="preserve"> </w:t>
+      </w:r>
+      <w:bookmarkStart w:id="5" w:name="_Toc196213587"/>
+      <w:r>
+        <w:t>Въведение в уеб разработката</w:t>
+      </w:r>
       <w:bookmarkEnd w:id="5"/>
-    </w:p>
-    <w:p>
-      <w:pPr>
-        <w:pStyle w:val="Heading2"/>
-      </w:pPr>
-      <w:r>
-        <w:t xml:space="preserve"> </w:t>
-      </w:r>
-      <w:bookmarkStart w:id="6" w:name="_Toc196213587"/>
-      <w:r>
-        <w:t>Въведение в уеб разработката</w:t>
-      </w:r>
-      <w:bookmarkEnd w:id="6"/>
     </w:p>
     <w:p>
       <w:pPr>
@@ -3883,11 +3881,11 @@
       <w:r>
         <w:t xml:space="preserve"> </w:t>
       </w:r>
-      <w:bookmarkStart w:id="7" w:name="_Toc196213588"/>
+      <w:bookmarkStart w:id="6" w:name="_Toc196213588"/>
       <w:r>
         <w:t>Сървърна архитектура и уеб приложения</w:t>
       </w:r>
-      <w:bookmarkEnd w:id="7"/>
+      <w:bookmarkEnd w:id="6"/>
     </w:p>
     <w:p>
       <w:pPr>
@@ -4026,58 +4024,58 @@
       <w:r>
         <w:t xml:space="preserve"> </w:t>
       </w:r>
-      <w:bookmarkStart w:id="8" w:name="_Toc196213589"/>
+      <w:bookmarkStart w:id="7" w:name="_Toc196213589"/>
       <w:r>
         <w:t>WSGI сървъри</w:t>
       </w:r>
+      <w:bookmarkEnd w:id="7"/>
+    </w:p>
+    <w:p>
+      <w:pPr>
+        <w:pStyle w:val="Heading3"/>
+      </w:pPr>
+      <w:r>
+        <w:t xml:space="preserve"> </w:t>
+      </w:r>
+      <w:bookmarkStart w:id="8" w:name="_Toc196213590"/>
+      <w:r>
+        <w:t>WSGI (Web Server Gateway Interface)</w:t>
+      </w:r>
       <w:bookmarkEnd w:id="8"/>
     </w:p>
     <w:p>
       <w:pPr>
+        <w:pStyle w:val="NormalWeb"/>
+        <w:pBdr>
+          <w:top w:val="single" w:sz="2" w:space="0" w:color="E5E7EB"/>
+          <w:left w:val="single" w:sz="2" w:space="0" w:color="E5E7EB"/>
+          <w:bottom w:val="single" w:sz="2" w:space="0" w:color="E5E7EB"/>
+          <w:right w:val="single" w:sz="2" w:space="0" w:color="E5E7EB"/>
+        </w:pBdr>
+        <w:spacing w:before="0" w:beforeAutospacing="0" w:after="240" w:afterAutospacing="0"/>
+        <w:rPr>
+          <w:rFonts w:ascii="Segoe UI" w:hAnsi="Segoe UI" w:cs="Segoe UI"/>
+        </w:rPr>
+      </w:pPr>
+      <w:r>
+        <w:rPr>
+          <w:rFonts w:ascii="Segoe UI" w:hAnsi="Segoe UI" w:cs="Segoe UI"/>
+        </w:rPr>
+        <w:t>WSGI е стандарт за комуникация между Python приложения и уеб сървъри. Той е основополагающият интерфейс, който позволява на Python приложения да функционират на различни уеб платформи. WSGI предлага единен начин за интегриране на Python приложения с уеб сървъри, което осигурява гъвкавост и избираемост на технологиите.</w:t>
+      </w:r>
+    </w:p>
+    <w:p>
+      <w:pPr>
         <w:pStyle w:val="Heading3"/>
       </w:pPr>
       <w:r>
         <w:t xml:space="preserve"> </w:t>
       </w:r>
-      <w:bookmarkStart w:id="9" w:name="_Toc196213590"/>
-      <w:r>
-        <w:t>WSGI (Web Server Gateway Interface)</w:t>
+      <w:bookmarkStart w:id="9" w:name="_Toc196213591"/>
+      <w:r>
+        <w:t>Gunicorn</w:t>
       </w:r>
       <w:bookmarkEnd w:id="9"/>
-    </w:p>
-    <w:p>
-      <w:pPr>
-        <w:pStyle w:val="NormalWeb"/>
-        <w:pBdr>
-          <w:top w:val="single" w:sz="2" w:space="0" w:color="E5E7EB"/>
-          <w:left w:val="single" w:sz="2" w:space="0" w:color="E5E7EB"/>
-          <w:bottom w:val="single" w:sz="2" w:space="0" w:color="E5E7EB"/>
-          <w:right w:val="single" w:sz="2" w:space="0" w:color="E5E7EB"/>
-        </w:pBdr>
-        <w:spacing w:before="0" w:beforeAutospacing="0" w:after="240" w:afterAutospacing="0"/>
-        <w:rPr>
-          <w:rFonts w:ascii="Segoe UI" w:hAnsi="Segoe UI" w:cs="Segoe UI"/>
-        </w:rPr>
-      </w:pPr>
-      <w:r>
-        <w:rPr>
-          <w:rFonts w:ascii="Segoe UI" w:hAnsi="Segoe UI" w:cs="Segoe UI"/>
-        </w:rPr>
-        <w:t>WSGI е стандарт за комуникация между Python приложения и уеб сървъри. Той е основополагающият интерфейс, който позволява на Python приложения да функционират на различни уеб платформи. WSGI предлага единен начин за интегриране на Python приложения с уеб сървъри, което осигурява гъвкавост и избираемост на технологиите.</w:t>
-      </w:r>
-    </w:p>
-    <w:p>
-      <w:pPr>
-        <w:pStyle w:val="Heading3"/>
-      </w:pPr>
-      <w:r>
-        <w:t xml:space="preserve"> </w:t>
-      </w:r>
-      <w:bookmarkStart w:id="10" w:name="_Toc196213591"/>
-      <w:r>
-        <w:t>Gunicorn</w:t>
-      </w:r>
-      <w:bookmarkEnd w:id="10"/>
     </w:p>
     <w:p>
       <w:pPr>
@@ -4190,11 +4188,11 @@
       <w:r>
         <w:t xml:space="preserve"> </w:t>
       </w:r>
-      <w:bookmarkStart w:id="11" w:name="_Toc196213592"/>
+      <w:bookmarkStart w:id="10" w:name="_Toc196213592"/>
       <w:r>
         <w:t>uWSGI</w:t>
       </w:r>
-      <w:bookmarkEnd w:id="11"/>
+      <w:bookmarkEnd w:id="10"/>
     </w:p>
     <w:p>
       <w:pPr>
@@ -4229,22 +4227,22 @@
       <w:pPr>
         <w:pStyle w:val="Heading2"/>
       </w:pPr>
-      <w:bookmarkStart w:id="12" w:name="_Toc196213593"/>
+      <w:bookmarkStart w:id="11" w:name="_Toc196213593"/>
       <w:r>
         <w:lastRenderedPageBreak/>
         <w:t>Уеб сървъри</w:t>
       </w:r>
+      <w:bookmarkEnd w:id="11"/>
+    </w:p>
+    <w:p>
+      <w:pPr>
+        <w:pStyle w:val="Heading3"/>
+      </w:pPr>
+      <w:bookmarkStart w:id="12" w:name="_Toc196213594"/>
+      <w:r>
+        <w:t>Nginx</w:t>
+      </w:r>
       <w:bookmarkEnd w:id="12"/>
-    </w:p>
-    <w:p>
-      <w:pPr>
-        <w:pStyle w:val="Heading3"/>
-      </w:pPr>
-      <w:bookmarkStart w:id="13" w:name="_Toc196213594"/>
-      <w:r>
-        <w:t>Nginx</w:t>
-      </w:r>
-      <w:bookmarkEnd w:id="13"/>
     </w:p>
     <w:p>
       <w:pPr>
@@ -5107,11 +5105,11 @@
         <w:lastRenderedPageBreak/>
         <w:t xml:space="preserve"> </w:t>
       </w:r>
-      <w:bookmarkStart w:id="14" w:name="_Toc196213595"/>
+      <w:bookmarkStart w:id="13" w:name="_Toc196213595"/>
       <w:r>
         <w:t>Django Framework</w:t>
       </w:r>
-      <w:bookmarkEnd w:id="14"/>
+      <w:bookmarkEnd w:id="13"/>
     </w:p>
     <w:p>
       <w:pPr>
@@ -5253,7 +5251,7 @@
           <w:szCs w:val="30"/>
         </w:rPr>
       </w:pPr>
-      <w:bookmarkStart w:id="15" w:name="_Toc196213596"/>
+      <w:bookmarkStart w:id="14" w:name="_Toc196213596"/>
       <w:r>
         <w:rPr>
           <w:rFonts w:ascii="Arial" w:hAnsi="Arial" w:cs="Arial"/>
@@ -5262,7 +5260,7 @@
         </w:rPr>
         <w:t>3.6 БАЗИ ДАННИ</w:t>
       </w:r>
-      <w:bookmarkEnd w:id="15"/>
+      <w:bookmarkEnd w:id="14"/>
     </w:p>
     <w:p>
       <w:pPr>
@@ -5305,7 +5303,7 @@
           <w:szCs w:val="30"/>
         </w:rPr>
       </w:pPr>
-      <w:bookmarkStart w:id="16" w:name="_Toc196213597"/>
+      <w:bookmarkStart w:id="15" w:name="_Toc196213597"/>
       <w:r>
         <w:rPr>
           <w:rFonts w:ascii="Arial" w:hAnsi="Arial" w:cs="Arial"/>
@@ -5314,7 +5312,7 @@
         </w:rPr>
         <w:t>3.6.1 Инсталиране и конфигуриране на MySQL</w:t>
       </w:r>
-      <w:bookmarkEnd w:id="16"/>
+      <w:bookmarkEnd w:id="15"/>
     </w:p>
     <w:p>
       <w:pPr>
@@ -6940,11 +6938,11 @@
       <w:r>
         <w:t xml:space="preserve"> </w:t>
       </w:r>
-      <w:bookmarkStart w:id="17" w:name="_Toc196213598"/>
+      <w:bookmarkStart w:id="16" w:name="_Toc196213598"/>
       <w:r>
         <w:t>Методология</w:t>
       </w:r>
-      <w:bookmarkEnd w:id="17"/>
+      <w:bookmarkEnd w:id="16"/>
     </w:p>
     <w:p>
       <w:pPr>
@@ -6981,21 +6979,21 @@
       <w:r>
         <w:t xml:space="preserve"> </w:t>
       </w:r>
-      <w:bookmarkStart w:id="18" w:name="_Toc196213599"/>
+      <w:bookmarkStart w:id="17" w:name="_Toc196213599"/>
       <w:r>
         <w:t>Планиране на проекта</w:t>
       </w:r>
+      <w:bookmarkEnd w:id="17"/>
+    </w:p>
+    <w:p>
+      <w:pPr>
+        <w:pStyle w:val="Heading3"/>
+      </w:pPr>
+      <w:bookmarkStart w:id="18" w:name="_Toc196213600"/>
+      <w:r>
+        <w:t>Определяне на целите</w:t>
+      </w:r>
       <w:bookmarkEnd w:id="18"/>
-    </w:p>
-    <w:p>
-      <w:pPr>
-        <w:pStyle w:val="Heading3"/>
-      </w:pPr>
-      <w:bookmarkStart w:id="19" w:name="_Toc196213600"/>
-      <w:r>
-        <w:t>Определяне на целите</w:t>
-      </w:r>
-      <w:bookmarkEnd w:id="19"/>
     </w:p>
     <w:p>
       <w:pPr>
@@ -7097,11 +7095,11 @@
       <w:pPr>
         <w:pStyle w:val="Heading3"/>
       </w:pPr>
-      <w:bookmarkStart w:id="20" w:name="_Toc196213601"/>
+      <w:bookmarkStart w:id="19" w:name="_Toc196213601"/>
       <w:r>
         <w:t>Създаване на график</w:t>
       </w:r>
-      <w:bookmarkEnd w:id="20"/>
+      <w:bookmarkEnd w:id="19"/>
     </w:p>
     <w:p>
       <w:pPr>
@@ -7249,11 +7247,11 @@
       <w:pPr>
         <w:pStyle w:val="Heading3"/>
       </w:pPr>
-      <w:bookmarkStart w:id="21" w:name="_Toc196213602"/>
+      <w:bookmarkStart w:id="20" w:name="_Toc196213602"/>
       <w:r>
         <w:t>Идентифициране на ресурси</w:t>
       </w:r>
-      <w:bookmarkEnd w:id="21"/>
+      <w:bookmarkEnd w:id="20"/>
     </w:p>
     <w:p>
       <w:pPr>
@@ -7369,13 +7367,47 @@
         <w:lastRenderedPageBreak/>
         <w:t xml:space="preserve"> </w:t>
       </w:r>
-      <w:bookmarkStart w:id="22" w:name="_Toc196213603"/>
+      <w:bookmarkStart w:id="21" w:name="_Toc196213603"/>
       <w:r>
         <w:rPr>
           <w:rStyle w:val="Heading2Char"/>
         </w:rPr>
         <w:t>Подготовка на сървърната среда</w:t>
       </w:r>
+      <w:bookmarkEnd w:id="21"/>
+    </w:p>
+    <w:p>
+      <w:pPr>
+        <w:pStyle w:val="NormalWeb"/>
+        <w:pBdr>
+          <w:top w:val="single" w:sz="2" w:space="0" w:color="E5E7EB"/>
+          <w:left w:val="single" w:sz="2" w:space="0" w:color="E5E7EB"/>
+          <w:bottom w:val="single" w:sz="2" w:space="0" w:color="E5E7EB"/>
+          <w:right w:val="single" w:sz="2" w:space="0" w:color="E5E7EB"/>
+        </w:pBdr>
+        <w:spacing w:before="0" w:beforeAutospacing="0" w:after="240" w:afterAutospacing="0"/>
+        <w:rPr>
+          <w:rFonts w:ascii="Segoe UI" w:hAnsi="Segoe UI" w:cs="Segoe UI"/>
+        </w:rPr>
+      </w:pPr>
+      <w:r>
+        <w:rPr>
+          <w:rFonts w:ascii="Segoe UI" w:hAnsi="Segoe UI" w:cs="Segoe UI"/>
+        </w:rPr>
+        <w:t>След планирането, екипът преминава към подготовката на сървърната среда. Този процес може да включва следните основни стъпки:</w:t>
+      </w:r>
+    </w:p>
+    <w:p>
+      <w:pPr>
+        <w:pStyle w:val="Heading3"/>
+      </w:pPr>
+      <w:r>
+        <w:t xml:space="preserve"> </w:t>
+      </w:r>
+      <w:bookmarkStart w:id="22" w:name="_Toc196213604"/>
+      <w:r>
+        <w:t>Избор на хостинг</w:t>
+      </w:r>
       <w:bookmarkEnd w:id="22"/>
     </w:p>
     <w:p>
@@ -7396,7 +7428,7 @@
         <w:rPr>
           <w:rFonts w:ascii="Segoe UI" w:hAnsi="Segoe UI" w:cs="Segoe UI"/>
         </w:rPr>
-        <w:t>След планирането, екипът преминава към подготовката на сървърната среда. Този процес може да включва следните основни стъпки:</w:t>
+        <w:t>Изборът на подходящ хостинг е от изключителна важност, тъй като той трябва да осигури достатъчно ресурси и поддръжка. Важно е да се избегнат платформи, които не са съвместими с използваните технологии.</w:t>
       </w:r>
     </w:p>
     <w:p>
@@ -7406,45 +7438,11 @@
       <w:r>
         <w:t xml:space="preserve"> </w:t>
       </w:r>
-      <w:bookmarkStart w:id="23" w:name="_Toc196213604"/>
-      <w:r>
-        <w:t>Избор на хостинг</w:t>
+      <w:bookmarkStart w:id="23" w:name="_Toc196213605"/>
+      <w:r>
+        <w:t>Инсталиране на операционната система</w:t>
       </w:r>
       <w:bookmarkEnd w:id="23"/>
-    </w:p>
-    <w:p>
-      <w:pPr>
-        <w:pStyle w:val="NormalWeb"/>
-        <w:pBdr>
-          <w:top w:val="single" w:sz="2" w:space="0" w:color="E5E7EB"/>
-          <w:left w:val="single" w:sz="2" w:space="0" w:color="E5E7EB"/>
-          <w:bottom w:val="single" w:sz="2" w:space="0" w:color="E5E7EB"/>
-          <w:right w:val="single" w:sz="2" w:space="0" w:color="E5E7EB"/>
-        </w:pBdr>
-        <w:spacing w:before="0" w:beforeAutospacing="0" w:after="240" w:afterAutospacing="0"/>
-        <w:rPr>
-          <w:rFonts w:ascii="Segoe UI" w:hAnsi="Segoe UI" w:cs="Segoe UI"/>
-        </w:rPr>
-      </w:pPr>
-      <w:r>
-        <w:rPr>
-          <w:rFonts w:ascii="Segoe UI" w:hAnsi="Segoe UI" w:cs="Segoe UI"/>
-        </w:rPr>
-        <w:t>Изборът на подходящ хостинг е от изключителна важност, тъй като той трябва да осигури достатъчно ресурси и поддръжка. Важно е да се избегнат платформи, които не са съвместими с използваните технологии.</w:t>
-      </w:r>
-    </w:p>
-    <w:p>
-      <w:pPr>
-        <w:pStyle w:val="Heading3"/>
-      </w:pPr>
-      <w:r>
-        <w:t xml:space="preserve"> </w:t>
-      </w:r>
-      <w:bookmarkStart w:id="24" w:name="_Toc196213605"/>
-      <w:r>
-        <w:t>Инсталиране на операционната система</w:t>
-      </w:r>
-      <w:bookmarkEnd w:id="24"/>
     </w:p>
     <w:p>
       <w:pPr>
@@ -7574,11 +7572,11 @@
       <w:r>
         <w:t xml:space="preserve"> </w:t>
       </w:r>
-      <w:bookmarkStart w:id="25" w:name="_Toc196213606"/>
+      <w:bookmarkStart w:id="24" w:name="_Toc196213606"/>
       <w:r>
         <w:t>Инсталиране на основни пакети</w:t>
       </w:r>
-      <w:bookmarkEnd w:id="25"/>
+      <w:bookmarkEnd w:id="24"/>
     </w:p>
     <w:p>
       <w:pPr>
@@ -7704,11 +7702,11 @@
       <w:r>
         <w:t xml:space="preserve"> </w:t>
       </w:r>
-      <w:bookmarkStart w:id="26" w:name="_Toc196213607"/>
+      <w:bookmarkStart w:id="25" w:name="_Toc196213607"/>
       <w:r>
         <w:t>Практическа част</w:t>
       </w:r>
-      <w:bookmarkEnd w:id="26"/>
+      <w:bookmarkEnd w:id="25"/>
     </w:p>
     <w:p>
       <w:pPr>
@@ -7739,21 +7737,21 @@
         <w:lastRenderedPageBreak/>
         <w:t xml:space="preserve"> </w:t>
       </w:r>
-      <w:bookmarkStart w:id="27" w:name="_Toc196213608"/>
+      <w:bookmarkStart w:id="26" w:name="_Toc196213608"/>
       <w:r>
         <w:t>Инсталация на необходимия софтуер</w:t>
       </w:r>
+      <w:bookmarkEnd w:id="26"/>
+    </w:p>
+    <w:p>
+      <w:pPr>
+        <w:pStyle w:val="Heading3"/>
+      </w:pPr>
+      <w:bookmarkStart w:id="27" w:name="_Toc196213609"/>
+      <w:r>
+        <w:t>Инсталиране на Ubuntu Server</w:t>
+      </w:r>
       <w:bookmarkEnd w:id="27"/>
-    </w:p>
-    <w:p>
-      <w:pPr>
-        <w:pStyle w:val="Heading3"/>
-      </w:pPr>
-      <w:bookmarkStart w:id="28" w:name="_Toc196213609"/>
-      <w:r>
-        <w:t>Инсталиране на Ubuntu Server</w:t>
-      </w:r>
-      <w:bookmarkEnd w:id="28"/>
     </w:p>
     <w:p>
       <w:pPr>
@@ -7994,11 +7992,11 @@
       <w:r>
         <w:t xml:space="preserve"> </w:t>
       </w:r>
-      <w:bookmarkStart w:id="29" w:name="_Toc196213610"/>
+      <w:bookmarkStart w:id="28" w:name="_Toc196213610"/>
       <w:r>
         <w:t>Инсталиране на необходими пакети</w:t>
       </w:r>
-      <w:bookmarkEnd w:id="29"/>
+      <w:bookmarkEnd w:id="28"/>
     </w:p>
     <w:p>
       <w:pPr>
@@ -8508,45 +8506,45 @@
       <w:r>
         <w:t xml:space="preserve"> </w:t>
       </w:r>
-      <w:bookmarkStart w:id="30" w:name="_Toc196213611"/>
+      <w:bookmarkStart w:id="29" w:name="_Toc196213611"/>
       <w:r>
         <w:t>Настройка на MySQL</w:t>
       </w:r>
+      <w:bookmarkEnd w:id="29"/>
+    </w:p>
+    <w:p>
+      <w:pPr>
+        <w:pStyle w:val="NormalWeb"/>
+        <w:pBdr>
+          <w:top w:val="single" w:sz="2" w:space="0" w:color="E5E7EB"/>
+          <w:left w:val="single" w:sz="2" w:space="0" w:color="E5E7EB"/>
+          <w:bottom w:val="single" w:sz="2" w:space="0" w:color="E5E7EB"/>
+          <w:right w:val="single" w:sz="2" w:space="0" w:color="E5E7EB"/>
+        </w:pBdr>
+        <w:spacing w:before="0" w:beforeAutospacing="0" w:after="240" w:afterAutospacing="0"/>
+        <w:rPr>
+          <w:rFonts w:ascii="Segoe UI" w:hAnsi="Segoe UI" w:cs="Segoe UI"/>
+        </w:rPr>
+      </w:pPr>
+      <w:r>
+        <w:rPr>
+          <w:rFonts w:ascii="Segoe UI" w:hAnsi="Segoe UI" w:cs="Segoe UI"/>
+        </w:rPr>
+        <w:t>След инсталирането на необходимите софтуерни компоненти, следва конфигурация на MySQL.</w:t>
+      </w:r>
+    </w:p>
+    <w:p>
+      <w:pPr>
+        <w:pStyle w:val="Heading3"/>
+      </w:pPr>
+      <w:r>
+        <w:t xml:space="preserve"> </w:t>
+      </w:r>
+      <w:bookmarkStart w:id="30" w:name="_Toc196213612"/>
+      <w:r>
+        <w:t>Създаване на MySQL база данни и потребител</w:t>
+      </w:r>
       <w:bookmarkEnd w:id="30"/>
-    </w:p>
-    <w:p>
-      <w:pPr>
-        <w:pStyle w:val="NormalWeb"/>
-        <w:pBdr>
-          <w:top w:val="single" w:sz="2" w:space="0" w:color="E5E7EB"/>
-          <w:left w:val="single" w:sz="2" w:space="0" w:color="E5E7EB"/>
-          <w:bottom w:val="single" w:sz="2" w:space="0" w:color="E5E7EB"/>
-          <w:right w:val="single" w:sz="2" w:space="0" w:color="E5E7EB"/>
-        </w:pBdr>
-        <w:spacing w:before="0" w:beforeAutospacing="0" w:after="240" w:afterAutospacing="0"/>
-        <w:rPr>
-          <w:rFonts w:ascii="Segoe UI" w:hAnsi="Segoe UI" w:cs="Segoe UI"/>
-        </w:rPr>
-      </w:pPr>
-      <w:r>
-        <w:rPr>
-          <w:rFonts w:ascii="Segoe UI" w:hAnsi="Segoe UI" w:cs="Segoe UI"/>
-        </w:rPr>
-        <w:t>След инсталирането на необходимите софтуерни компоненти, следва конфигурация на MySQL.</w:t>
-      </w:r>
-    </w:p>
-    <w:p>
-      <w:pPr>
-        <w:pStyle w:val="Heading3"/>
-      </w:pPr>
-      <w:r>
-        <w:t xml:space="preserve"> </w:t>
-      </w:r>
-      <w:bookmarkStart w:id="31" w:name="_Toc196213612"/>
-      <w:r>
-        <w:t>Създаване на MySQL база данни и потребител</w:t>
-      </w:r>
-      <w:bookmarkEnd w:id="31"/>
     </w:p>
     <w:p>
       <w:pPr>
@@ -9325,14 +9323,14 @@
         <w:lastRenderedPageBreak/>
         <w:t xml:space="preserve"> </w:t>
       </w:r>
-      <w:bookmarkStart w:id="32" w:name="_Toc196213613"/>
+      <w:bookmarkStart w:id="31" w:name="_Toc196213613"/>
       <w:r>
         <w:t>Инсталиране и конф</w:t>
       </w:r>
       <w:r>
         <w:t>игуриране на Django</w:t>
       </w:r>
-      <w:bookmarkEnd w:id="32"/>
+      <w:bookmarkEnd w:id="31"/>
       <w:r>
         <w:t xml:space="preserve"> </w:t>
       </w:r>
@@ -11264,37 +11262,39 @@
       <w:r>
         <w:t xml:space="preserve"> </w:t>
       </w:r>
-      <w:bookmarkStart w:id="33" w:name="_Toc196213614"/>
+      <w:bookmarkStart w:id="32" w:name="_Toc196213614"/>
       <w:r>
         <w:t>Настройка на Nginx</w:t>
       </w:r>
+      <w:bookmarkEnd w:id="32"/>
+    </w:p>
+    <w:p>
+      <w:pPr>
+        <w:pStyle w:val="NormalWeb"/>
+        <w:pBdr>
+          <w:top w:val="single" w:sz="2" w:space="0" w:color="E5E7EB"/>
+          <w:left w:val="single" w:sz="2" w:space="0" w:color="E5E7EB"/>
+          <w:bottom w:val="single" w:sz="2" w:space="0" w:color="E5E7EB"/>
+          <w:right w:val="single" w:sz="2" w:space="0" w:color="E5E7EB"/>
+        </w:pBdr>
+        <w:spacing w:before="0" w:beforeAutospacing="0" w:after="240" w:afterAutospacing="0"/>
+        <w:rPr>
+          <w:rFonts w:ascii="Segoe UI" w:hAnsi="Segoe UI" w:cs="Segoe UI"/>
+        </w:rPr>
+      </w:pPr>
+      <w:r>
+        <w:rPr>
+          <w:rFonts w:ascii="Segoe UI" w:hAnsi="Segoe UI" w:cs="Segoe UI"/>
+        </w:rPr>
+        <w:t>След успешното създаване и тестване на Django приложението, следва конфигурацията на Nginx, който ще служи като уеб сървър.</w:t>
+      </w:r>
+    </w:p>
+    <w:p>
+      <w:pPr>
+        <w:pStyle w:val="Heading3"/>
+      </w:pPr>
+      <w:bookmarkStart w:id="33" w:name="_GoBack"/>
       <w:bookmarkEnd w:id="33"/>
-    </w:p>
-    <w:p>
-      <w:pPr>
-        <w:pStyle w:val="NormalWeb"/>
-        <w:pBdr>
-          <w:top w:val="single" w:sz="2" w:space="0" w:color="E5E7EB"/>
-          <w:left w:val="single" w:sz="2" w:space="0" w:color="E5E7EB"/>
-          <w:bottom w:val="single" w:sz="2" w:space="0" w:color="E5E7EB"/>
-          <w:right w:val="single" w:sz="2" w:space="0" w:color="E5E7EB"/>
-        </w:pBdr>
-        <w:spacing w:before="0" w:beforeAutospacing="0" w:after="240" w:afterAutospacing="0"/>
-        <w:rPr>
-          <w:rFonts w:ascii="Segoe UI" w:hAnsi="Segoe UI" w:cs="Segoe UI"/>
-        </w:rPr>
-      </w:pPr>
-      <w:r>
-        <w:rPr>
-          <w:rFonts w:ascii="Segoe UI" w:hAnsi="Segoe UI" w:cs="Segoe UI"/>
-        </w:rPr>
-        <w:t>След успешното създаване и тестване на Django приложението, следва конфигурацията на Nginx, който ще служи като уеб сървър.</w:t>
-      </w:r>
-    </w:p>
-    <w:p>
-      <w:pPr>
-        <w:pStyle w:val="Heading3"/>
-      </w:pPr>
       <w:r>
         <w:t xml:space="preserve"> </w:t>
       </w:r>
@@ -11743,7 +11743,7 @@
           <w:rPr>
             <w:noProof/>
           </w:rPr>
-          <w:t>10</w:t>
+          <w:t>16</w:t>
         </w:r>
         <w:r>
           <w:rPr>
@@ -16842,7 +16842,7 @@
 </file>
 
 <file path=customXml/itemProps1.xml><?xml version="1.0" encoding="utf-8"?>
-<ds:datastoreItem xmlns:ds="http://schemas.openxmlformats.org/officeDocument/2006/customXml" ds:itemID="{00517139-84CF-46D4-8132-80D9EACAB586}">
+<ds:datastoreItem xmlns:ds="http://schemas.openxmlformats.org/officeDocument/2006/customXml" ds:itemID="{E4B371C2-E51E-49AD-8B89-02625416C97C}">
   <ds:schemaRefs>
     <ds:schemaRef ds:uri="http://schemas.openxmlformats.org/officeDocument/2006/bibliography"/>
   </ds:schemaRefs>

--- a/dr/bistrin_diplomen_proekt.docx
+++ b/dr/bistrin_diplomen_proekt.docx
@@ -3478,7 +3478,6 @@
           <w:right w:val="single" w:sz="2" w:space="0" w:color="E5E7EB"/>
         </w:pBdr>
         <w:spacing w:before="100" w:beforeAutospacing="1" w:after="100" w:afterAutospacing="1" w:line="240" w:lineRule="auto"/>
-        <w:jc w:val="left"/>
         <w:rPr>
           <w:rFonts w:ascii="Segoe UI" w:hAnsi="Segoe UI" w:cs="Segoe UI"/>
         </w:rPr>
@@ -3503,7 +3502,6 @@
           <w:right w:val="single" w:sz="2" w:space="0" w:color="E5E7EB"/>
         </w:pBdr>
         <w:spacing w:before="60" w:after="100" w:afterAutospacing="1" w:line="240" w:lineRule="auto"/>
-        <w:jc w:val="left"/>
         <w:rPr>
           <w:rFonts w:ascii="Segoe UI" w:hAnsi="Segoe UI" w:cs="Segoe UI"/>
         </w:rPr>
@@ -3562,7 +3560,6 @@
           <w:right w:val="single" w:sz="2" w:space="0" w:color="E5E7EB"/>
         </w:pBdr>
         <w:spacing w:before="100" w:beforeAutospacing="1" w:after="100" w:afterAutospacing="1" w:line="240" w:lineRule="auto"/>
-        <w:jc w:val="left"/>
         <w:rPr>
           <w:rFonts w:ascii="Segoe UI" w:hAnsi="Segoe UI" w:cs="Segoe UI"/>
         </w:rPr>
@@ -3587,7 +3584,6 @@
           <w:right w:val="single" w:sz="2" w:space="0" w:color="E5E7EB"/>
         </w:pBdr>
         <w:spacing w:before="60" w:after="100" w:afterAutospacing="1" w:line="240" w:lineRule="auto"/>
-        <w:jc w:val="left"/>
         <w:rPr>
           <w:rFonts w:ascii="Segoe UI" w:hAnsi="Segoe UI" w:cs="Segoe UI"/>
         </w:rPr>
@@ -3646,7 +3642,6 @@
           <w:right w:val="single" w:sz="2" w:space="0" w:color="E5E7EB"/>
         </w:pBdr>
         <w:spacing w:before="100" w:beforeAutospacing="1" w:after="100" w:afterAutospacing="1" w:line="240" w:lineRule="auto"/>
-        <w:jc w:val="left"/>
         <w:rPr>
           <w:rFonts w:ascii="Segoe UI" w:hAnsi="Segoe UI" w:cs="Segoe UI"/>
         </w:rPr>
@@ -3706,7 +3701,6 @@
           <w:right w:val="single" w:sz="2" w:space="0" w:color="E5E7EB"/>
         </w:pBdr>
         <w:spacing w:before="100" w:beforeAutospacing="1" w:after="100" w:afterAutospacing="1" w:line="240" w:lineRule="auto"/>
-        <w:jc w:val="left"/>
         <w:rPr>
           <w:rFonts w:ascii="Segoe UI" w:hAnsi="Segoe UI" w:cs="Segoe UI"/>
         </w:rPr>
@@ -3820,7 +3814,6 @@
           <w:right w:val="single" w:sz="2" w:space="0" w:color="E5E7EB"/>
         </w:pBdr>
         <w:spacing w:before="240" w:beforeAutospacing="0" w:after="240" w:afterAutospacing="0"/>
-        <w:jc w:val="left"/>
         <w:rPr>
           <w:rFonts w:ascii="Segoe UI" w:hAnsi="Segoe UI" w:cs="Segoe UI"/>
         </w:rPr>
@@ -3854,7 +3847,6 @@
           <w:right w:val="single" w:sz="2" w:space="0" w:color="E5E7EB"/>
         </w:pBdr>
         <w:spacing w:before="240" w:beforeAutospacing="0" w:after="240" w:afterAutospacing="0"/>
-        <w:jc w:val="left"/>
         <w:rPr>
           <w:rFonts w:ascii="Segoe UI" w:hAnsi="Segoe UI" w:cs="Segoe UI"/>
         </w:rPr>
@@ -3922,7 +3914,6 @@
           <w:right w:val="single" w:sz="2" w:space="0" w:color="E5E7EB"/>
         </w:pBdr>
         <w:spacing w:before="240" w:beforeAutospacing="0" w:after="240" w:afterAutospacing="0"/>
-        <w:jc w:val="left"/>
         <w:rPr>
           <w:rFonts w:ascii="Segoe UI" w:hAnsi="Segoe UI" w:cs="Segoe UI"/>
         </w:rPr>
@@ -3956,7 +3947,6 @@
           <w:right w:val="single" w:sz="2" w:space="0" w:color="E5E7EB"/>
         </w:pBdr>
         <w:spacing w:before="240" w:beforeAutospacing="0" w:after="240" w:afterAutospacing="0"/>
-        <w:jc w:val="left"/>
         <w:rPr>
           <w:rFonts w:ascii="Segoe UI" w:hAnsi="Segoe UI" w:cs="Segoe UI"/>
         </w:rPr>
@@ -3973,14 +3963,14 @@
         <w:rPr>
           <w:rFonts w:ascii="Segoe UI" w:hAnsi="Segoe UI" w:cs="Segoe UI"/>
         </w:rPr>
-        <w:t xml:space="preserve">: Тук се осъществява логиката на приложението, обработката на данни и взаимодействието с бази данни. Често се </w:t>
+        <w:t xml:space="preserve">: Тук се осъществява логиката на приложението, обработката на данни и взаимодействието с бази данни. Често се използват </w:t>
       </w:r>
       <w:r>
         <w:rPr>
           <w:rFonts w:ascii="Segoe UI" w:hAnsi="Segoe UI" w:cs="Segoe UI"/>
         </w:rPr>
         <w:lastRenderedPageBreak/>
-        <w:t>използват фреймворкове като Django (за Python), Laravel (за PHP) иRuby on Rails (за Ruby) за бързо и ефективно разработване на приложения.</w:t>
+        <w:t>фреймворкове като Django (за Python), Laravel (за PHP) иRuby on Rails (за Ruby) за бързо и ефективно разработване на приложения.</w:t>
       </w:r>
     </w:p>
     <w:p>
@@ -3997,7 +3987,6 @@
           <w:right w:val="single" w:sz="2" w:space="0" w:color="E5E7EB"/>
         </w:pBdr>
         <w:spacing w:before="240" w:beforeAutospacing="0" w:after="240" w:afterAutospacing="0"/>
-        <w:jc w:val="left"/>
         <w:rPr>
           <w:rFonts w:ascii="Segoe UI" w:hAnsi="Segoe UI" w:cs="Segoe UI"/>
         </w:rPr>
@@ -4229,48 +4218,54 @@
       </w:pPr>
       <w:bookmarkStart w:id="11" w:name="_Toc196213593"/>
       <w:r>
+        <w:t>Уеб сървъри</w:t>
+      </w:r>
+      <w:bookmarkEnd w:id="11"/>
+    </w:p>
+    <w:p>
+      <w:pPr>
+        <w:pStyle w:val="Heading3"/>
+      </w:pPr>
+      <w:bookmarkStart w:id="12" w:name="_Toc196213594"/>
+      <w:r>
+        <w:t>Nginx</w:t>
+      </w:r>
+      <w:bookmarkEnd w:id="12"/>
+    </w:p>
+    <w:p>
+      <w:pPr>
+        <w:pStyle w:val="NormalWeb"/>
+        <w:pBdr>
+          <w:top w:val="single" w:sz="2" w:space="0" w:color="E5E7EB"/>
+          <w:left w:val="single" w:sz="2" w:space="0" w:color="E5E7EB"/>
+          <w:bottom w:val="single" w:sz="2" w:space="0" w:color="E5E7EB"/>
+          <w:right w:val="single" w:sz="2" w:space="0" w:color="E5E7EB"/>
+        </w:pBdr>
+        <w:spacing w:before="0" w:beforeAutospacing="0" w:after="240" w:afterAutospacing="0"/>
+        <w:rPr>
+          <w:rFonts w:ascii="Segoe UI" w:hAnsi="Segoe UI" w:cs="Segoe UI"/>
+        </w:rPr>
+      </w:pPr>
+      <w:r>
+        <w:rPr>
+          <w:rStyle w:val="Strong"/>
+          <w:rFonts w:ascii="Segoe UI" w:hAnsi="Segoe UI" w:cs="Segoe UI"/>
+          <w:bdr w:val="single" w:sz="2" w:space="0" w:color="E5E7EB" w:frame="1"/>
+        </w:rPr>
+        <w:t>Nginx</w:t>
+      </w:r>
+      <w:r>
+        <w:rPr>
+          <w:rFonts w:ascii="Segoe UI" w:hAnsi="Segoe UI" w:cs="Segoe UI"/>
+        </w:rPr>
+        <w:t xml:space="preserve"> е един от най-разпространените и мощни уеб сървъри в света. Той е проектиран за бързина, надеждност и ефективност при обработката на </w:t>
+      </w:r>
+      <w:r>
+        <w:rPr>
+          <w:rFonts w:ascii="Segoe UI" w:hAnsi="Segoe UI" w:cs="Segoe UI"/>
+        </w:rPr>
         <w:lastRenderedPageBreak/>
-        <w:t>Уеб сървъри</w:t>
-      </w:r>
-      <w:bookmarkEnd w:id="11"/>
-    </w:p>
-    <w:p>
-      <w:pPr>
-        <w:pStyle w:val="Heading3"/>
-      </w:pPr>
-      <w:bookmarkStart w:id="12" w:name="_Toc196213594"/>
-      <w:r>
-        <w:t>Nginx</w:t>
-      </w:r>
-      <w:bookmarkEnd w:id="12"/>
-    </w:p>
-    <w:p>
-      <w:pPr>
-        <w:pStyle w:val="NormalWeb"/>
-        <w:pBdr>
-          <w:top w:val="single" w:sz="2" w:space="0" w:color="E5E7EB"/>
-          <w:left w:val="single" w:sz="2" w:space="0" w:color="E5E7EB"/>
-          <w:bottom w:val="single" w:sz="2" w:space="0" w:color="E5E7EB"/>
-          <w:right w:val="single" w:sz="2" w:space="0" w:color="E5E7EB"/>
-        </w:pBdr>
-        <w:spacing w:before="0" w:beforeAutospacing="0" w:after="240" w:afterAutospacing="0"/>
-        <w:rPr>
-          <w:rFonts w:ascii="Segoe UI" w:hAnsi="Segoe UI" w:cs="Segoe UI"/>
-        </w:rPr>
-      </w:pPr>
-      <w:r>
-        <w:rPr>
-          <w:rStyle w:val="Strong"/>
-          <w:rFonts w:ascii="Segoe UI" w:hAnsi="Segoe UI" w:cs="Segoe UI"/>
-          <w:bdr w:val="single" w:sz="2" w:space="0" w:color="E5E7EB" w:frame="1"/>
-        </w:rPr>
-        <w:t>Nginx</w:t>
-      </w:r>
-      <w:r>
-        <w:rPr>
-          <w:rFonts w:ascii="Segoe UI" w:hAnsi="Segoe UI" w:cs="Segoe UI"/>
-        </w:rPr>
-        <w:t> е един от най-разпространените и мощни уеб сървъри в света. Той е проектиран за бързина, надеждност и ефективност при обработката на множество паралелни заявки. Nginx е известен със своята способност да функционира като реверсивен прокси и също така да бъде load balancer. Успешната конфигурация на Nginx е от изключителна важност за правилното функциониране на Django приложения, а основните стъпки включват:</w:t>
+        <w:t>множество паралелни заявки. Nginx е известен със своята способност да функционира като реверсивен прокси и също така да бъде load balancer. Успешната конфигурация на Nginx е от изключителна важност за правилното функциониране на Django приложения, а основните стъпки включват:</w:t>
       </w:r>
     </w:p>
     <w:p>
@@ -5102,7 +5097,6 @@
         <w:pStyle w:val="Heading2"/>
       </w:pPr>
       <w:r>
-        <w:lastRenderedPageBreak/>
         <w:t xml:space="preserve"> </w:t>
       </w:r>
       <w:bookmarkStart w:id="13" w:name="_Toc196213595"/>
@@ -5156,6 +5150,7 @@
           <w:rFonts w:ascii="Segoe UI" w:hAnsi="Segoe UI" w:cs="Segoe UI"/>
           <w:bdr w:val="single" w:sz="2" w:space="0" w:color="E5E7EB" w:frame="1"/>
         </w:rPr>
+        <w:lastRenderedPageBreak/>
         <w:t>Административен панел</w:t>
       </w:r>
       <w:r>
@@ -5258,9 +5253,25 @@
           <w:sz w:val="30"/>
           <w:szCs w:val="30"/>
         </w:rPr>
-        <w:t>3.6 БАЗИ ДАННИ</w:t>
+        <w:t>3.6 Бази</w:t>
+      </w:r>
+      <w:r>
+        <w:rPr>
+          <w:rFonts w:ascii="Arial" w:hAnsi="Arial" w:cs="Arial"/>
+          <w:sz w:val="30"/>
+          <w:szCs w:val="30"/>
+        </w:rPr>
+        <w:t xml:space="preserve"> </w:t>
       </w:r>
       <w:bookmarkEnd w:id="14"/>
+      <w:r>
+        <w:rPr>
+          <w:rFonts w:ascii="Arial" w:hAnsi="Arial" w:cs="Arial"/>
+          <w:sz w:val="30"/>
+          <w:szCs w:val="30"/>
+        </w:rPr>
+        <w:t>данни</w:t>
+      </w:r>
     </w:p>
     <w:p>
       <w:pPr>
@@ -5602,7 +5613,6 @@
         <w:rPr>
           <w:rFonts w:ascii="Segoe UI" w:hAnsi="Segoe UI" w:cs="Segoe UI"/>
         </w:rPr>
-        <w:lastRenderedPageBreak/>
         <w:t>Създаване на нова база данни и потребител с всички права върху нея:</w:t>
       </w:r>
     </w:p>
@@ -6052,6 +6062,7 @@
           <w:szCs w:val="18"/>
           <w:bdr w:val="none" w:sz="0" w:space="0" w:color="auto" w:frame="1"/>
         </w:rPr>
+        <w:lastRenderedPageBreak/>
         <w:t xml:space="preserve">EXIT;  </w:t>
       </w:r>
     </w:p>
@@ -6962,21 +6973,15 @@
         <w:rPr>
           <w:rFonts w:ascii="Segoe UI" w:hAnsi="Segoe UI" w:cs="Segoe UI"/>
         </w:rPr>
-        <w:t xml:space="preserve">Методологията на дипломния проект се състои от систематичен и структурен подход към разработването на уеб приложение, което да бъде </w:t>
-      </w:r>
-      <w:r>
-        <w:rPr>
-          <w:rFonts w:ascii="Segoe UI" w:hAnsi="Segoe UI" w:cs="Segoe UI"/>
-        </w:rPr>
+        <w:t>Методологията на дипломния проект се състои от систематичен и структурен подход към разработването на уеб приложение, което да бъде внедрено на реален сървър с операционна система Ubuntu. Проектът е организиран в логическа последователност, включваща кратък анализ на целите, изискванията, подготовката на средата, разработката на приложението и финализацията чрез тестване. Всеки етап е критичен за постигане на успешен резултат.</w:t>
+      </w:r>
+    </w:p>
+    <w:p>
+      <w:pPr>
+        <w:pStyle w:val="Heading2"/>
+      </w:pPr>
+      <w:r>
         <w:lastRenderedPageBreak/>
-        <w:t>внедрено на реален сървър с операционна система Ubuntu. Проектът е организиран в логическа последователност, включваща кратък анализ на целите, изискванията, подготовката на средата, разработката на приложението и финализацията чрез тестване. Всеки етап е критичен за постигане на успешен резултат.</w:t>
-      </w:r>
-    </w:p>
-    <w:p>
-      <w:pPr>
-        <w:pStyle w:val="Heading2"/>
-      </w:pPr>
-      <w:r>
         <w:t xml:space="preserve"> </w:t>
       </w:r>
       <w:bookmarkStart w:id="17" w:name="_Toc196213599"/>
@@ -7119,7 +7124,15 @@
         <w:rPr>
           <w:rFonts w:ascii="Segoe UI" w:hAnsi="Segoe UI" w:cs="Segoe UI"/>
         </w:rPr>
-        <w:t>Графикът е важен инструмент за управление на времето, който включва всички етапи на проекта. Всеки етап трябва да има определен срок. Например:</w:t>
+        <w:t xml:space="preserve">Графикът е важен инструмент за управление на времето, който включва всички етапи на проекта. Всеки </w:t>
+      </w:r>
+      <w:bookmarkStart w:id="20" w:name="_GoBack"/>
+      <w:bookmarkEnd w:id="20"/>
+      <w:r>
+        <w:rPr>
+          <w:rFonts w:ascii="Segoe UI" w:hAnsi="Segoe UI" w:cs="Segoe UI"/>
+        </w:rPr>
+        <w:t>етап трябва да има определен срок. Например:</w:t>
       </w:r>
     </w:p>
     <w:p>
@@ -7247,11 +7260,11 @@
       <w:pPr>
         <w:pStyle w:val="Heading3"/>
       </w:pPr>
-      <w:bookmarkStart w:id="20" w:name="_Toc196213602"/>
+      <w:bookmarkStart w:id="21" w:name="_Toc196213602"/>
       <w:r>
         <w:t>Идентифициране на ресурси</w:t>
       </w:r>
-      <w:bookmarkEnd w:id="20"/>
+      <w:bookmarkEnd w:id="21"/>
     </w:p>
     <w:p>
       <w:pPr>
@@ -7364,17 +7377,51 @@
           <w:sz w:val="30"/>
           <w:szCs w:val="30"/>
         </w:rPr>
+        <w:t xml:space="preserve"> </w:t>
+      </w:r>
+      <w:bookmarkStart w:id="22" w:name="_Toc196213603"/>
+      <w:r>
+        <w:rPr>
+          <w:rStyle w:val="Heading2Char"/>
+        </w:rPr>
+        <w:t>Подготовка на сървърната среда</w:t>
+      </w:r>
+      <w:bookmarkEnd w:id="22"/>
+    </w:p>
+    <w:p>
+      <w:pPr>
+        <w:pStyle w:val="NormalWeb"/>
+        <w:pBdr>
+          <w:top w:val="single" w:sz="2" w:space="0" w:color="E5E7EB"/>
+          <w:left w:val="single" w:sz="2" w:space="0" w:color="E5E7EB"/>
+          <w:bottom w:val="single" w:sz="2" w:space="0" w:color="E5E7EB"/>
+          <w:right w:val="single" w:sz="2" w:space="0" w:color="E5E7EB"/>
+        </w:pBdr>
+        <w:spacing w:before="0" w:beforeAutospacing="0" w:after="240" w:afterAutospacing="0"/>
+        <w:rPr>
+          <w:rFonts w:ascii="Segoe UI" w:hAnsi="Segoe UI" w:cs="Segoe UI"/>
+        </w:rPr>
+      </w:pPr>
+      <w:r>
+        <w:rPr>
+          <w:rFonts w:ascii="Segoe UI" w:hAnsi="Segoe UI" w:cs="Segoe UI"/>
+        </w:rPr>
+        <w:t>След планирането, екипът преминава към подготовката на сървърната среда. Този процес може да включва следните основни стъпки:</w:t>
+      </w:r>
+    </w:p>
+    <w:p>
+      <w:pPr>
+        <w:pStyle w:val="Heading3"/>
+      </w:pPr>
+      <w:r>
         <w:lastRenderedPageBreak/>
         <w:t xml:space="preserve"> </w:t>
       </w:r>
-      <w:bookmarkStart w:id="21" w:name="_Toc196213603"/>
-      <w:r>
-        <w:rPr>
-          <w:rStyle w:val="Heading2Char"/>
-        </w:rPr>
-        <w:t>Подготовка на сървърната среда</w:t>
-      </w:r>
-      <w:bookmarkEnd w:id="21"/>
+      <w:bookmarkStart w:id="23" w:name="_Toc196213604"/>
+      <w:r>
+        <w:t>Избор на хостинг</w:t>
+      </w:r>
+      <w:bookmarkEnd w:id="23"/>
     </w:p>
     <w:p>
       <w:pPr>
@@ -7394,7 +7441,7 @@
         <w:rPr>
           <w:rFonts w:ascii="Segoe UI" w:hAnsi="Segoe UI" w:cs="Segoe UI"/>
         </w:rPr>
-        <w:t>След планирането, екипът преминава към подготовката на сървърната среда. Този процес може да включва следните основни стъпки:</w:t>
+        <w:t>Изборът на подходящ хостинг е от изключителна важност, тъй като той трябва да осигури достатъчно ресурси и поддръжка. Важно е да се избегнат платформи, които не са съвместими с използваните технологии.</w:t>
       </w:r>
     </w:p>
     <w:p>
@@ -7404,45 +7451,11 @@
       <w:r>
         <w:t xml:space="preserve"> </w:t>
       </w:r>
-      <w:bookmarkStart w:id="22" w:name="_Toc196213604"/>
-      <w:r>
-        <w:t>Избор на хостинг</w:t>
-      </w:r>
-      <w:bookmarkEnd w:id="22"/>
-    </w:p>
-    <w:p>
-      <w:pPr>
-        <w:pStyle w:val="NormalWeb"/>
-        <w:pBdr>
-          <w:top w:val="single" w:sz="2" w:space="0" w:color="E5E7EB"/>
-          <w:left w:val="single" w:sz="2" w:space="0" w:color="E5E7EB"/>
-          <w:bottom w:val="single" w:sz="2" w:space="0" w:color="E5E7EB"/>
-          <w:right w:val="single" w:sz="2" w:space="0" w:color="E5E7EB"/>
-        </w:pBdr>
-        <w:spacing w:before="0" w:beforeAutospacing="0" w:after="240" w:afterAutospacing="0"/>
-        <w:rPr>
-          <w:rFonts w:ascii="Segoe UI" w:hAnsi="Segoe UI" w:cs="Segoe UI"/>
-        </w:rPr>
-      </w:pPr>
-      <w:r>
-        <w:rPr>
-          <w:rFonts w:ascii="Segoe UI" w:hAnsi="Segoe UI" w:cs="Segoe UI"/>
-        </w:rPr>
-        <w:t>Изборът на подходящ хостинг е от изключителна важност, тъй като той трябва да осигури достатъчно ресурси и поддръжка. Важно е да се избегнат платформи, които не са съвместими с използваните технологии.</w:t>
-      </w:r>
-    </w:p>
-    <w:p>
-      <w:pPr>
-        <w:pStyle w:val="Heading3"/>
-      </w:pPr>
-      <w:r>
-        <w:t xml:space="preserve"> </w:t>
-      </w:r>
-      <w:bookmarkStart w:id="23" w:name="_Toc196213605"/>
+      <w:bookmarkStart w:id="24" w:name="_Toc196213605"/>
       <w:r>
         <w:t>Инсталиране на операционната система</w:t>
       </w:r>
-      <w:bookmarkEnd w:id="23"/>
+      <w:bookmarkEnd w:id="24"/>
     </w:p>
     <w:p>
       <w:pPr>
@@ -7572,11 +7585,11 @@
       <w:r>
         <w:t xml:space="preserve"> </w:t>
       </w:r>
-      <w:bookmarkStart w:id="24" w:name="_Toc196213606"/>
+      <w:bookmarkStart w:id="25" w:name="_Toc196213606"/>
       <w:r>
         <w:t>Инсталиране на основни пакети</w:t>
       </w:r>
-      <w:bookmarkEnd w:id="24"/>
+      <w:bookmarkEnd w:id="25"/>
     </w:p>
     <w:p>
       <w:pPr>
@@ -7702,11 +7715,11 @@
       <w:r>
         <w:t xml:space="preserve"> </w:t>
       </w:r>
-      <w:bookmarkStart w:id="25" w:name="_Toc196213607"/>
+      <w:bookmarkStart w:id="26" w:name="_Toc196213607"/>
       <w:r>
         <w:t>Практическа част</w:t>
       </w:r>
-      <w:bookmarkEnd w:id="25"/>
+      <w:bookmarkEnd w:id="26"/>
     </w:p>
     <w:p>
       <w:pPr>
@@ -7734,24 +7747,23 @@
         <w:pStyle w:val="Heading2"/>
       </w:pPr>
       <w:r>
-        <w:lastRenderedPageBreak/>
         <w:t xml:space="preserve"> </w:t>
       </w:r>
-      <w:bookmarkStart w:id="26" w:name="_Toc196213608"/>
+      <w:bookmarkStart w:id="27" w:name="_Toc196213608"/>
       <w:r>
         <w:t>Инсталация на необходимия софтуер</w:t>
       </w:r>
-      <w:bookmarkEnd w:id="26"/>
+      <w:bookmarkEnd w:id="27"/>
     </w:p>
     <w:p>
       <w:pPr>
         <w:pStyle w:val="Heading3"/>
       </w:pPr>
-      <w:bookmarkStart w:id="27" w:name="_Toc196213609"/>
+      <w:bookmarkStart w:id="28" w:name="_Toc196213609"/>
       <w:r>
         <w:t>Инсталиране на Ubuntu Server</w:t>
       </w:r>
-      <w:bookmarkEnd w:id="27"/>
+      <w:bookmarkEnd w:id="28"/>
     </w:p>
     <w:p>
       <w:pPr>
@@ -7799,6 +7811,7 @@
           <w:rFonts w:ascii="Segoe UI" w:hAnsi="Segoe UI" w:cs="Segoe UI"/>
           <w:bdr w:val="single" w:sz="2" w:space="0" w:color="E5E7EB" w:frame="1"/>
         </w:rPr>
+        <w:lastRenderedPageBreak/>
         <w:t>Изтегляне на ISO файл</w:t>
       </w:r>
       <w:r>
@@ -7992,11 +8005,11 @@
       <w:r>
         <w:t xml:space="preserve"> </w:t>
       </w:r>
-      <w:bookmarkStart w:id="28" w:name="_Toc196213610"/>
+      <w:bookmarkStart w:id="29" w:name="_Toc196213610"/>
       <w:r>
         <w:t>Инсталиране на необходими пакети</w:t>
       </w:r>
-      <w:bookmarkEnd w:id="28"/>
+      <w:bookmarkEnd w:id="29"/>
     </w:p>
     <w:p>
       <w:pPr>
@@ -8343,7 +8356,6 @@
           <w:rFonts w:ascii="Segoe UI" w:hAnsi="Segoe UI" w:cs="Segoe UI"/>
           <w:bdr w:val="single" w:sz="2" w:space="0" w:color="E5E7EB" w:frame="1"/>
         </w:rPr>
-        <w:lastRenderedPageBreak/>
         <w:t>Инсталиране на Nginx</w:t>
       </w:r>
       <w:r>
@@ -8465,6 +8477,7 @@
           <w:rFonts w:ascii="Consolas" w:eastAsiaTheme="majorEastAsia" w:hAnsi="Consolas"/>
           <w:bdr w:val="single" w:sz="2" w:space="0" w:color="E5E7EB" w:frame="1"/>
         </w:rPr>
+        <w:lastRenderedPageBreak/>
         <w:t>bash</w:t>
       </w:r>
     </w:p>
@@ -8506,11 +8519,11 @@
       <w:r>
         <w:t xml:space="preserve"> </w:t>
       </w:r>
-      <w:bookmarkStart w:id="29" w:name="_Toc196213611"/>
+      <w:bookmarkStart w:id="30" w:name="_Toc196213611"/>
       <w:r>
         <w:t>Настройка на MySQL</w:t>
       </w:r>
-      <w:bookmarkEnd w:id="29"/>
+      <w:bookmarkEnd w:id="30"/>
     </w:p>
     <w:p>
       <w:pPr>
@@ -8540,11 +8553,11 @@
       <w:r>
         <w:t xml:space="preserve"> </w:t>
       </w:r>
-      <w:bookmarkStart w:id="30" w:name="_Toc196213612"/>
+      <w:bookmarkStart w:id="31" w:name="_Toc196213612"/>
       <w:r>
         <w:t>Създаване на MySQL база данни и потребител</w:t>
       </w:r>
-      <w:bookmarkEnd w:id="30"/>
+      <w:bookmarkEnd w:id="31"/>
     </w:p>
     <w:p>
       <w:pPr>
@@ -9320,17 +9333,16 @@
         <w:pStyle w:val="Heading2"/>
       </w:pPr>
       <w:r>
-        <w:lastRenderedPageBreak/>
         <w:t xml:space="preserve"> </w:t>
       </w:r>
-      <w:bookmarkStart w:id="31" w:name="_Toc196213613"/>
+      <w:bookmarkStart w:id="32" w:name="_Toc196213613"/>
       <w:r>
         <w:t>Инсталиране и конф</w:t>
       </w:r>
       <w:r>
         <w:t>игуриране на Django</w:t>
       </w:r>
-      <w:bookmarkEnd w:id="31"/>
+      <w:bookmarkEnd w:id="32"/>
       <w:r>
         <w:t xml:space="preserve"> </w:t>
       </w:r>
@@ -9381,6 +9393,7 @@
           <w:rFonts w:ascii="Segoe UI" w:hAnsi="Segoe UI" w:cs="Segoe UI"/>
           <w:bdr w:val="single" w:sz="2" w:space="0" w:color="E5E7EB" w:frame="1"/>
         </w:rPr>
+        <w:lastRenderedPageBreak/>
         <w:t>Инсталиране на Django и MySQL Connector</w:t>
       </w:r>
       <w:r>
@@ -10836,7 +10849,6 @@
           <w:szCs w:val="18"/>
           <w:bdr w:val="none" w:sz="0" w:space="0" w:color="auto" w:frame="1"/>
         </w:rPr>
-        <w:lastRenderedPageBreak/>
         <w:t xml:space="preserve">    </w:t>
       </w:r>
       <w:r>
@@ -10907,6 +10919,7 @@
           <w:rFonts w:ascii="Segoe UI" w:hAnsi="Segoe UI" w:cs="Segoe UI"/>
           <w:bdr w:val="single" w:sz="2" w:space="0" w:color="E5E7EB" w:frame="1"/>
         </w:rPr>
+        <w:lastRenderedPageBreak/>
         <w:t>Миграция на базата данни</w:t>
       </w:r>
       <w:r>
@@ -11262,11 +11275,11 @@
       <w:r>
         <w:t xml:space="preserve"> </w:t>
       </w:r>
-      <w:bookmarkStart w:id="32" w:name="_Toc196213614"/>
+      <w:bookmarkStart w:id="33" w:name="_Toc196213614"/>
       <w:r>
         <w:t>Настройка на Nginx</w:t>
       </w:r>
-      <w:bookmarkEnd w:id="32"/>
+      <w:bookmarkEnd w:id="33"/>
     </w:p>
     <w:p>
       <w:pPr>
@@ -11293,8 +11306,6 @@
       <w:pPr>
         <w:pStyle w:val="Heading3"/>
       </w:pPr>
-      <w:bookmarkStart w:id="33" w:name="_GoBack"/>
-      <w:bookmarkEnd w:id="33"/>
       <w:r>
         <w:t xml:space="preserve"> </w:t>
       </w:r>
@@ -11743,7 +11754,7 @@
           <w:rPr>
             <w:noProof/>
           </w:rPr>
-          <w:t>16</w:t>
+          <w:t>11</w:t>
         </w:r>
         <w:r>
           <w:rPr>
@@ -16842,7 +16853,7 @@
 </file>
 
 <file path=customXml/itemProps1.xml><?xml version="1.0" encoding="utf-8"?>
-<ds:datastoreItem xmlns:ds="http://schemas.openxmlformats.org/officeDocument/2006/customXml" ds:itemID="{E4B371C2-E51E-49AD-8B89-02625416C97C}">
+<ds:datastoreItem xmlns:ds="http://schemas.openxmlformats.org/officeDocument/2006/customXml" ds:itemID="{DD00F187-1050-459F-A7D2-E9F74F665102}">
   <ds:schemaRefs>
     <ds:schemaRef ds:uri="http://schemas.openxmlformats.org/officeDocument/2006/bibliography"/>
   </ds:schemaRefs>

--- a/dr/bistrin_diplomen_proekt.docx
+++ b/dr/bistrin_diplomen_proekt.docx
@@ -1,6 +1,6 @@
 
 <file path=word/document.xml><?xml version="1.0" encoding="utf-8"?>
-<w:document xmlns:wpc="http://schemas.microsoft.com/office/word/2010/wordprocessingCanvas" xmlns:cx="http://schemas.microsoft.com/office/drawing/2014/chartex" xmlns:cx1="http://schemas.microsoft.com/office/drawing/2015/9/8/chartex" xmlns:mc="http://schemas.openxmlformats.org/markup-compatibility/2006" xmlns:o="urn:schemas-microsoft-com:office:office" xmlns:r="http://schemas.openxmlformats.org/officeDocument/2006/relationships" xmlns:m="http://schemas.openxmlformats.org/officeDocument/2006/math" xmlns:v="urn:schemas-microsoft-com:vml" xmlns:wp14="http://schemas.microsoft.com/office/word/2010/wordprocessingDrawing" xmlns:wp="http://schemas.openxmlformats.org/drawingml/2006/wordprocessingDrawing" xmlns:w10="urn:schemas-microsoft-com:office:word" xmlns:w="http://schemas.openxmlformats.org/wordprocessingml/2006/main" xmlns:w14="http://schemas.microsoft.com/office/word/2010/wordml" xmlns:w15="http://schemas.microsoft.com/office/word/2012/wordml" xmlns:w16se="http://schemas.microsoft.com/office/word/2015/wordml/symex" xmlns:wpg="http://schemas.microsoft.com/office/word/2010/wordprocessingGroup" xmlns:wpi="http://schemas.microsoft.com/office/word/2010/wordprocessingInk" xmlns:wne="http://schemas.microsoft.com/office/word/2006/wordml" xmlns:wps="http://schemas.microsoft.com/office/word/2010/wordprocessingShape" mc:Ignorable="w14 w15 w16se wp14">
+<w:document xmlns:wpc="http://schemas.microsoft.com/office/word/2010/wordprocessingCanvas" xmlns:cx="http://schemas.microsoft.com/office/drawing/2014/chartex" xmlns:mc="http://schemas.openxmlformats.org/markup-compatibility/2006" xmlns:o="urn:schemas-microsoft-com:office:office" xmlns:r="http://schemas.openxmlformats.org/officeDocument/2006/relationships" xmlns:m="http://schemas.openxmlformats.org/officeDocument/2006/math" xmlns:v="urn:schemas-microsoft-com:vml" xmlns:wp14="http://schemas.microsoft.com/office/word/2010/wordprocessingDrawing" xmlns:wp="http://schemas.openxmlformats.org/drawingml/2006/wordprocessingDrawing" xmlns:w10="urn:schemas-microsoft-com:office:word" xmlns:w="http://schemas.openxmlformats.org/wordprocessingml/2006/main" xmlns:w14="http://schemas.microsoft.com/office/word/2010/wordml" xmlns:w15="http://schemas.microsoft.com/office/word/2012/wordml" xmlns:w16se="http://schemas.microsoft.com/office/word/2015/wordml/symex" xmlns:wpg="http://schemas.microsoft.com/office/word/2010/wordprocessingGroup" xmlns:wpi="http://schemas.microsoft.com/office/word/2010/wordprocessingInk" xmlns:wne="http://schemas.microsoft.com/office/word/2006/wordml" xmlns:wps="http://schemas.microsoft.com/office/word/2010/wordprocessingShape" mc:Ignorable="w14 w15 w16se wp14">
   <w:body>
     <w:sdt>
       <w:sdtPr>
@@ -4163,6 +4163,21 @@
           <w:rFonts w:ascii="Segoe UI" w:hAnsi="Segoe UI" w:cs="Segoe UI"/>
         </w:rPr>
       </w:pPr>
+    </w:p>
+    <w:p>
+      <w:pPr>
+        <w:pStyle w:val="NormalWeb"/>
+        <w:pBdr>
+          <w:top w:val="single" w:sz="2" w:space="0" w:color="E5E7EB"/>
+          <w:left w:val="single" w:sz="2" w:space="0" w:color="E5E7EB"/>
+          <w:bottom w:val="single" w:sz="2" w:space="0" w:color="E5E7EB"/>
+          <w:right w:val="single" w:sz="2" w:space="0" w:color="E5E7EB"/>
+        </w:pBdr>
+        <w:spacing w:before="0" w:beforeAutospacing="0" w:after="240" w:afterAutospacing="0"/>
+        <w:rPr>
+          <w:rFonts w:ascii="Segoe UI" w:hAnsi="Segoe UI" w:cs="Segoe UI"/>
+        </w:rPr>
+      </w:pPr>
       <w:r>
         <w:rPr>
           <w:rFonts w:ascii="Segoe UI" w:hAnsi="Segoe UI" w:cs="Segoe UI"/>
@@ -4218,6 +4233,7 @@
       </w:pPr>
       <w:bookmarkStart w:id="11" w:name="_Toc196213593"/>
       <w:r>
+        <w:lastRenderedPageBreak/>
         <w:t>Уеб сървъри</w:t>
       </w:r>
       <w:bookmarkEnd w:id="11"/>
@@ -4258,14 +4274,7 @@
         <w:rPr>
           <w:rFonts w:ascii="Segoe UI" w:hAnsi="Segoe UI" w:cs="Segoe UI"/>
         </w:rPr>
-        <w:t xml:space="preserve"> е един от най-разпространените и мощни уеб сървъри в света. Той е проектиран за бързина, надеждност и ефективност при обработката на </w:t>
-      </w:r>
-      <w:r>
-        <w:rPr>
-          <w:rFonts w:ascii="Segoe UI" w:hAnsi="Segoe UI" w:cs="Segoe UI"/>
-        </w:rPr>
-        <w:lastRenderedPageBreak/>
-        <w:t>множество паралелни заявки. Nginx е известен със своята способност да функционира като реверсивен прокси и също така да бъде load balancer. Успешната конфигурация на Nginx е от изключителна важност за правилното функциониране на Django приложения, а основните стъпки включват:</w:t>
+        <w:t> е един от най-разпространените и мощни уеб сървъри в света. Той е проектиран за бързина, надеждност и ефективност при обработката на множество паралелни заявки. Nginx е известен със своята способност да функционира като реверсивен прокси и също така да бъде load balancer. Успешната конфигурация на Nginx е от изключителна важност за правилното функциониране на Django приложения, а основните стъпки включват:</w:t>
       </w:r>
     </w:p>
     <w:p>
@@ -4359,6 +4368,26 @@
     </w:p>
     <w:p>
       <w:pPr>
+        <w:pStyle w:val="HTMLPreformatted"/>
+        <w:pBdr>
+          <w:top w:val="single" w:sz="2" w:space="0" w:color="E5E7EB"/>
+          <w:left w:val="single" w:sz="2" w:space="0" w:color="E5E7EB"/>
+          <w:bottom w:val="single" w:sz="2" w:space="0" w:color="E5E7EB"/>
+          <w:right w:val="single" w:sz="2" w:space="0" w:color="E5E7EB"/>
+        </w:pBdr>
+        <w:ind w:left="720"/>
+        <w:rPr>
+          <w:rStyle w:val="HTMLCode"/>
+          <w:rFonts w:ascii="Consolas" w:eastAsiaTheme="majorEastAsia" w:hAnsi="Consolas"/>
+          <w:color w:val="C9D1D9"/>
+          <w:sz w:val="18"/>
+          <w:szCs w:val="18"/>
+          <w:bdr w:val="none" w:sz="0" w:space="0" w:color="auto" w:frame="1"/>
+        </w:rPr>
+      </w:pPr>
+    </w:p>
+    <w:p>
+      <w:pPr>
         <w:numPr>
           <w:ilvl w:val="0"/>
           <w:numId w:val="7"/>
@@ -4457,6 +4486,7 @@
           <w:bdr w:val="none" w:sz="0" w:space="0" w:color="auto" w:frame="1"/>
         </w:rPr>
       </w:pPr>
+      <w:bookmarkStart w:id="13" w:name="_GoBack"/>
       <w:r>
         <w:rPr>
           <w:rStyle w:val="HTMLCode"/>
@@ -4943,6 +4973,7 @@
         <w:t xml:space="preserve">}  </w:t>
       </w:r>
     </w:p>
+    <w:bookmarkEnd w:id="13"/>
     <w:p>
       <w:pPr>
         <w:numPr>
@@ -5097,13 +5128,14 @@
         <w:pStyle w:val="Heading2"/>
       </w:pPr>
       <w:r>
+        <w:lastRenderedPageBreak/>
         <w:t xml:space="preserve"> </w:t>
       </w:r>
-      <w:bookmarkStart w:id="13" w:name="_Toc196213595"/>
+      <w:bookmarkStart w:id="14" w:name="_Toc196213595"/>
       <w:r>
         <w:t>Django Framework</w:t>
       </w:r>
-      <w:bookmarkEnd w:id="13"/>
+      <w:bookmarkEnd w:id="14"/>
     </w:p>
     <w:p>
       <w:pPr>
@@ -5150,7 +5182,6 @@
           <w:rFonts w:ascii="Segoe UI" w:hAnsi="Segoe UI" w:cs="Segoe UI"/>
           <w:bdr w:val="single" w:sz="2" w:space="0" w:color="E5E7EB" w:frame="1"/>
         </w:rPr>
-        <w:lastRenderedPageBreak/>
         <w:t>Административен панел</w:t>
       </w:r>
       <w:r>
@@ -5246,7 +5277,7 @@
           <w:szCs w:val="30"/>
         </w:rPr>
       </w:pPr>
-      <w:bookmarkStart w:id="14" w:name="_Toc196213596"/>
+      <w:bookmarkStart w:id="15" w:name="_Toc196213596"/>
       <w:r>
         <w:rPr>
           <w:rFonts w:ascii="Arial" w:hAnsi="Arial" w:cs="Arial"/>
@@ -5263,7 +5294,7 @@
         </w:rPr>
         <w:t xml:space="preserve"> </w:t>
       </w:r>
-      <w:bookmarkEnd w:id="14"/>
+      <w:bookmarkEnd w:id="15"/>
       <w:r>
         <w:rPr>
           <w:rFonts w:ascii="Arial" w:hAnsi="Arial" w:cs="Arial"/>
@@ -5314,7 +5345,7 @@
           <w:szCs w:val="30"/>
         </w:rPr>
       </w:pPr>
-      <w:bookmarkStart w:id="15" w:name="_Toc196213597"/>
+      <w:bookmarkStart w:id="16" w:name="_Toc196213597"/>
       <w:r>
         <w:rPr>
           <w:rFonts w:ascii="Arial" w:hAnsi="Arial" w:cs="Arial"/>
@@ -5323,7 +5354,7 @@
         </w:rPr>
         <w:t>3.6.1 Инсталиране и конфигуриране на MySQL</w:t>
       </w:r>
-      <w:bookmarkEnd w:id="15"/>
+      <w:bookmarkEnd w:id="16"/>
     </w:p>
     <w:p>
       <w:pPr>
@@ -5613,6 +5644,7 @@
         <w:rPr>
           <w:rFonts w:ascii="Segoe UI" w:hAnsi="Segoe UI" w:cs="Segoe UI"/>
         </w:rPr>
+        <w:lastRenderedPageBreak/>
         <w:t>Създаване на нова база данни и потребител с всички права върху нея:</w:t>
       </w:r>
     </w:p>
@@ -6062,7 +6094,6 @@
           <w:szCs w:val="18"/>
           <w:bdr w:val="none" w:sz="0" w:space="0" w:color="auto" w:frame="1"/>
         </w:rPr>
-        <w:lastRenderedPageBreak/>
         <w:t xml:space="preserve">EXIT;  </w:t>
       </w:r>
     </w:p>
@@ -6949,11 +6980,11 @@
       <w:r>
         <w:t xml:space="preserve"> </w:t>
       </w:r>
-      <w:bookmarkStart w:id="16" w:name="_Toc196213598"/>
+      <w:bookmarkStart w:id="17" w:name="_Toc196213598"/>
       <w:r>
         <w:t>Методология</w:t>
       </w:r>
-      <w:bookmarkEnd w:id="16"/>
+      <w:bookmarkEnd w:id="17"/>
     </w:p>
     <w:p>
       <w:pPr>
@@ -6973,7 +7004,14 @@
         <w:rPr>
           <w:rFonts w:ascii="Segoe UI" w:hAnsi="Segoe UI" w:cs="Segoe UI"/>
         </w:rPr>
-        <w:t>Методологията на дипломния проект се състои от систематичен и структурен подход към разработването на уеб приложение, което да бъде внедрено на реален сървър с операционна система Ubuntu. Проектът е организиран в логическа последователност, включваща кратък анализ на целите, изискванията, подготовката на средата, разработката на приложението и финализацията чрез тестване. Всеки етап е критичен за постигане на успешен резултат.</w:t>
+        <w:t xml:space="preserve">Методологията на дипломния проект се състои от систематичен и структурен подход към разработването на уеб приложение, което да бъде </w:t>
+      </w:r>
+      <w:r>
+        <w:rPr>
+          <w:rFonts w:ascii="Segoe UI" w:hAnsi="Segoe UI" w:cs="Segoe UI"/>
+        </w:rPr>
+        <w:lastRenderedPageBreak/>
+        <w:t>внедрено на реален сървър с операционна система Ubuntu. Проектът е организиран в логическа последователност, включваща кратък анализ на целите, изискванията, подготовката на средата, разработката на приложението и финализацията чрез тестване. Всеки етап е критичен за постигане на успешен резултат.</w:t>
       </w:r>
     </w:p>
     <w:p>
@@ -6981,24 +7019,23 @@
         <w:pStyle w:val="Heading2"/>
       </w:pPr>
       <w:r>
-        <w:lastRenderedPageBreak/>
         <w:t xml:space="preserve"> </w:t>
       </w:r>
-      <w:bookmarkStart w:id="17" w:name="_Toc196213599"/>
+      <w:bookmarkStart w:id="18" w:name="_Toc196213599"/>
       <w:r>
         <w:t>Планиране на проекта</w:t>
       </w:r>
-      <w:bookmarkEnd w:id="17"/>
+      <w:bookmarkEnd w:id="18"/>
     </w:p>
     <w:p>
       <w:pPr>
         <w:pStyle w:val="Heading3"/>
       </w:pPr>
-      <w:bookmarkStart w:id="18" w:name="_Toc196213600"/>
+      <w:bookmarkStart w:id="19" w:name="_Toc196213600"/>
       <w:r>
         <w:t>Определяне на целите</w:t>
       </w:r>
-      <w:bookmarkEnd w:id="18"/>
+      <w:bookmarkEnd w:id="19"/>
     </w:p>
     <w:p>
       <w:pPr>
@@ -7100,11 +7137,11 @@
       <w:pPr>
         <w:pStyle w:val="Heading3"/>
       </w:pPr>
-      <w:bookmarkStart w:id="19" w:name="_Toc196213601"/>
+      <w:bookmarkStart w:id="20" w:name="_Toc196213601"/>
       <w:r>
         <w:t>Създаване на график</w:t>
       </w:r>
-      <w:bookmarkEnd w:id="19"/>
+      <w:bookmarkEnd w:id="20"/>
     </w:p>
     <w:p>
       <w:pPr>
@@ -7124,15 +7161,7 @@
         <w:rPr>
           <w:rFonts w:ascii="Segoe UI" w:hAnsi="Segoe UI" w:cs="Segoe UI"/>
         </w:rPr>
-        <w:t xml:space="preserve">Графикът е важен инструмент за управление на времето, който включва всички етапи на проекта. Всеки </w:t>
-      </w:r>
-      <w:bookmarkStart w:id="20" w:name="_GoBack"/>
-      <w:bookmarkEnd w:id="20"/>
-      <w:r>
-        <w:rPr>
-          <w:rFonts w:ascii="Segoe UI" w:hAnsi="Segoe UI" w:cs="Segoe UI"/>
-        </w:rPr>
-        <w:t>етап трябва да има определен срок. Например:</w:t>
+        <w:t>Графикът е важен инструмент за управление на времето, който включва всички етапи на проекта. Всеки етап трябва да има определен срок. Например:</w:t>
       </w:r>
     </w:p>
     <w:p>
@@ -7377,6 +7406,7 @@
           <w:sz w:val="30"/>
           <w:szCs w:val="30"/>
         </w:rPr>
+        <w:lastRenderedPageBreak/>
         <w:t xml:space="preserve"> </w:t>
       </w:r>
       <w:bookmarkStart w:id="22" w:name="_Toc196213603"/>
@@ -7414,7 +7444,6 @@
         <w:pStyle w:val="Heading3"/>
       </w:pPr>
       <w:r>
-        <w:lastRenderedPageBreak/>
         <w:t xml:space="preserve"> </w:t>
       </w:r>
       <w:bookmarkStart w:id="23" w:name="_Toc196213604"/>
@@ -7747,6 +7776,7 @@
         <w:pStyle w:val="Heading2"/>
       </w:pPr>
       <w:r>
+        <w:lastRenderedPageBreak/>
         <w:t xml:space="preserve"> </w:t>
       </w:r>
       <w:bookmarkStart w:id="27" w:name="_Toc196213608"/>
@@ -7811,7 +7841,6 @@
           <w:rFonts w:ascii="Segoe UI" w:hAnsi="Segoe UI" w:cs="Segoe UI"/>
           <w:bdr w:val="single" w:sz="2" w:space="0" w:color="E5E7EB" w:frame="1"/>
         </w:rPr>
-        <w:lastRenderedPageBreak/>
         <w:t>Изтегляне на ISO файл</w:t>
       </w:r>
       <w:r>
@@ -8356,6 +8385,7 @@
           <w:rFonts w:ascii="Segoe UI" w:hAnsi="Segoe UI" w:cs="Segoe UI"/>
           <w:bdr w:val="single" w:sz="2" w:space="0" w:color="E5E7EB" w:frame="1"/>
         </w:rPr>
+        <w:lastRenderedPageBreak/>
         <w:t>Инсталиране на Nginx</w:t>
       </w:r>
       <w:r>
@@ -8477,7 +8507,6 @@
           <w:rFonts w:ascii="Consolas" w:eastAsiaTheme="majorEastAsia" w:hAnsi="Consolas"/>
           <w:bdr w:val="single" w:sz="2" w:space="0" w:color="E5E7EB" w:frame="1"/>
         </w:rPr>
-        <w:lastRenderedPageBreak/>
         <w:t>bash</w:t>
       </w:r>
     </w:p>
@@ -9333,6 +9362,7 @@
         <w:pStyle w:val="Heading2"/>
       </w:pPr>
       <w:r>
+        <w:lastRenderedPageBreak/>
         <w:t xml:space="preserve"> </w:t>
       </w:r>
       <w:bookmarkStart w:id="32" w:name="_Toc196213613"/>
@@ -9393,7 +9423,6 @@
           <w:rFonts w:ascii="Segoe UI" w:hAnsi="Segoe UI" w:cs="Segoe UI"/>
           <w:bdr w:val="single" w:sz="2" w:space="0" w:color="E5E7EB" w:frame="1"/>
         </w:rPr>
-        <w:lastRenderedPageBreak/>
         <w:t>Инсталиране на Django и MySQL Connector</w:t>
       </w:r>
       <w:r>
@@ -10849,6 +10878,7 @@
           <w:szCs w:val="18"/>
           <w:bdr w:val="none" w:sz="0" w:space="0" w:color="auto" w:frame="1"/>
         </w:rPr>
+        <w:lastRenderedPageBreak/>
         <w:t xml:space="preserve">    </w:t>
       </w:r>
       <w:r>
@@ -10919,7 +10949,6 @@
           <w:rFonts w:ascii="Segoe UI" w:hAnsi="Segoe UI" w:cs="Segoe UI"/>
           <w:bdr w:val="single" w:sz="2" w:space="0" w:color="E5E7EB" w:frame="1"/>
         </w:rPr>
-        <w:lastRenderedPageBreak/>
         <w:t>Миграция на базата данни</w:t>
       </w:r>
       <w:r>
@@ -11698,7 +11727,7 @@
 </file>
 
 <file path=word/endnotes.xml><?xml version="1.0" encoding="utf-8"?>
-<w:endnotes xmlns:wpc="http://schemas.microsoft.com/office/word/2010/wordprocessingCanvas" xmlns:cx="http://schemas.microsoft.com/office/drawing/2014/chartex" xmlns:cx1="http://schemas.microsoft.com/office/drawing/2015/9/8/chartex" xmlns:mc="http://schemas.openxmlformats.org/markup-compatibility/2006" xmlns:o="urn:schemas-microsoft-com:office:office" xmlns:r="http://schemas.openxmlformats.org/officeDocument/2006/relationships" xmlns:m="http://schemas.openxmlformats.org/officeDocument/2006/math" xmlns:v="urn:schemas-microsoft-com:vml" xmlns:wp14="http://schemas.microsoft.com/office/word/2010/wordprocessingDrawing" xmlns:wp="http://schemas.openxmlformats.org/drawingml/2006/wordprocessingDrawing" xmlns:w10="urn:schemas-microsoft-com:office:word" xmlns:w="http://schemas.openxmlformats.org/wordprocessingml/2006/main" xmlns:w14="http://schemas.microsoft.com/office/word/2010/wordml" xmlns:w15="http://schemas.microsoft.com/office/word/2012/wordml" xmlns:w16se="http://schemas.microsoft.com/office/word/2015/wordml/symex" xmlns:wpg="http://schemas.microsoft.com/office/word/2010/wordprocessingGroup" xmlns:wpi="http://schemas.microsoft.com/office/word/2010/wordprocessingInk" xmlns:wne="http://schemas.microsoft.com/office/word/2006/wordml" xmlns:wps="http://schemas.microsoft.com/office/word/2010/wordprocessingShape" mc:Ignorable="w14 w15 w16se wp14">
+<w:endnotes xmlns:wpc="http://schemas.microsoft.com/office/word/2010/wordprocessingCanvas" xmlns:cx="http://schemas.microsoft.com/office/drawing/2014/chartex" xmlns:mc="http://schemas.openxmlformats.org/markup-compatibility/2006" xmlns:o="urn:schemas-microsoft-com:office:office" xmlns:r="http://schemas.openxmlformats.org/officeDocument/2006/relationships" xmlns:m="http://schemas.openxmlformats.org/officeDocument/2006/math" xmlns:v="urn:schemas-microsoft-com:vml" xmlns:wp14="http://schemas.microsoft.com/office/word/2010/wordprocessingDrawing" xmlns:wp="http://schemas.openxmlformats.org/drawingml/2006/wordprocessingDrawing" xmlns:w10="urn:schemas-microsoft-com:office:word" xmlns:w="http://schemas.openxmlformats.org/wordprocessingml/2006/main" xmlns:w14="http://schemas.microsoft.com/office/word/2010/wordml" xmlns:w15="http://schemas.microsoft.com/office/word/2012/wordml" xmlns:w16se="http://schemas.microsoft.com/office/word/2015/wordml/symex" xmlns:wpg="http://schemas.microsoft.com/office/word/2010/wordprocessingGroup" xmlns:wpi="http://schemas.microsoft.com/office/word/2010/wordprocessingInk" xmlns:wne="http://schemas.microsoft.com/office/word/2006/wordml" xmlns:wps="http://schemas.microsoft.com/office/word/2010/wordprocessingShape" mc:Ignorable="w14 w15 w16se wp14">
   <w:endnote w:type="separator" w:id="-1">
     <w:p>
       <w:r>
@@ -11717,7 +11746,7 @@
 </file>
 
 <file path=word/footer1.xml><?xml version="1.0" encoding="utf-8"?>
-<w:ftr xmlns:wpc="http://schemas.microsoft.com/office/word/2010/wordprocessingCanvas" xmlns:cx="http://schemas.microsoft.com/office/drawing/2014/chartex" xmlns:cx1="http://schemas.microsoft.com/office/drawing/2015/9/8/chartex" xmlns:mc="http://schemas.openxmlformats.org/markup-compatibility/2006" xmlns:o="urn:schemas-microsoft-com:office:office" xmlns:r="http://schemas.openxmlformats.org/officeDocument/2006/relationships" xmlns:m="http://schemas.openxmlformats.org/officeDocument/2006/math" xmlns:v="urn:schemas-microsoft-com:vml" xmlns:wp14="http://schemas.microsoft.com/office/word/2010/wordprocessingDrawing" xmlns:wp="http://schemas.openxmlformats.org/drawingml/2006/wordprocessingDrawing" xmlns:w10="urn:schemas-microsoft-com:office:word" xmlns:w="http://schemas.openxmlformats.org/wordprocessingml/2006/main" xmlns:w14="http://schemas.microsoft.com/office/word/2010/wordml" xmlns:w15="http://schemas.microsoft.com/office/word/2012/wordml" xmlns:w16se="http://schemas.microsoft.com/office/word/2015/wordml/symex" xmlns:wpg="http://schemas.microsoft.com/office/word/2010/wordprocessingGroup" xmlns:wpi="http://schemas.microsoft.com/office/word/2010/wordprocessingInk" xmlns:wne="http://schemas.microsoft.com/office/word/2006/wordml" xmlns:wps="http://schemas.microsoft.com/office/word/2010/wordprocessingShape" mc:Ignorable="w14 w15 w16se wp14">
+<w:ftr xmlns:wpc="http://schemas.microsoft.com/office/word/2010/wordprocessingCanvas" xmlns:cx="http://schemas.microsoft.com/office/drawing/2014/chartex" xmlns:mc="http://schemas.openxmlformats.org/markup-compatibility/2006" xmlns:o="urn:schemas-microsoft-com:office:office" xmlns:r="http://schemas.openxmlformats.org/officeDocument/2006/relationships" xmlns:m="http://schemas.openxmlformats.org/officeDocument/2006/math" xmlns:v="urn:schemas-microsoft-com:vml" xmlns:wp14="http://schemas.microsoft.com/office/word/2010/wordprocessingDrawing" xmlns:wp="http://schemas.openxmlformats.org/drawingml/2006/wordprocessingDrawing" xmlns:w10="urn:schemas-microsoft-com:office:word" xmlns:w="http://schemas.openxmlformats.org/wordprocessingml/2006/main" xmlns:w14="http://schemas.microsoft.com/office/word/2010/wordml" xmlns:w15="http://schemas.microsoft.com/office/word/2012/wordml" xmlns:w16se="http://schemas.microsoft.com/office/word/2015/wordml/symex" xmlns:wpg="http://schemas.microsoft.com/office/word/2010/wordprocessingGroup" xmlns:wpi="http://schemas.microsoft.com/office/word/2010/wordprocessingInk" xmlns:wne="http://schemas.microsoft.com/office/word/2006/wordml" xmlns:wps="http://schemas.microsoft.com/office/word/2010/wordprocessingShape" mc:Ignorable="w14 w15 w16se wp14">
   <w:sdt>
     <w:sdtPr>
       <w:id w:val="9166122"/>
@@ -11754,7 +11783,7 @@
           <w:rPr>
             <w:noProof/>
           </w:rPr>
-          <w:t>11</w:t>
+          <w:t>16</w:t>
         </w:r>
         <w:r>
           <w:rPr>
@@ -11774,7 +11803,7 @@
 </file>
 
 <file path=word/footnotes.xml><?xml version="1.0" encoding="utf-8"?>
-<w:footnotes xmlns:wpc="http://schemas.microsoft.com/office/word/2010/wordprocessingCanvas" xmlns:cx="http://schemas.microsoft.com/office/drawing/2014/chartex" xmlns:cx1="http://schemas.microsoft.com/office/drawing/2015/9/8/chartex" xmlns:mc="http://schemas.openxmlformats.org/markup-compatibility/2006" xmlns:o="urn:schemas-microsoft-com:office:office" xmlns:r="http://schemas.openxmlformats.org/officeDocument/2006/relationships" xmlns:m="http://schemas.openxmlformats.org/officeDocument/2006/math" xmlns:v="urn:schemas-microsoft-com:vml" xmlns:wp14="http://schemas.microsoft.com/office/word/2010/wordprocessingDrawing" xmlns:wp="http://schemas.openxmlformats.org/drawingml/2006/wordprocessingDrawing" xmlns:w10="urn:schemas-microsoft-com:office:word" xmlns:w="http://schemas.openxmlformats.org/wordprocessingml/2006/main" xmlns:w14="http://schemas.microsoft.com/office/word/2010/wordml" xmlns:w15="http://schemas.microsoft.com/office/word/2012/wordml" xmlns:w16se="http://schemas.microsoft.com/office/word/2015/wordml/symex" xmlns:wpg="http://schemas.microsoft.com/office/word/2010/wordprocessingGroup" xmlns:wpi="http://schemas.microsoft.com/office/word/2010/wordprocessingInk" xmlns:wne="http://schemas.microsoft.com/office/word/2006/wordml" xmlns:wps="http://schemas.microsoft.com/office/word/2010/wordprocessingShape" mc:Ignorable="w14 w15 w16se wp14">
+<w:footnotes xmlns:wpc="http://schemas.microsoft.com/office/word/2010/wordprocessingCanvas" xmlns:cx="http://schemas.microsoft.com/office/drawing/2014/chartex" xmlns:mc="http://schemas.openxmlformats.org/markup-compatibility/2006" xmlns:o="urn:schemas-microsoft-com:office:office" xmlns:r="http://schemas.openxmlformats.org/officeDocument/2006/relationships" xmlns:m="http://schemas.openxmlformats.org/officeDocument/2006/math" xmlns:v="urn:schemas-microsoft-com:vml" xmlns:wp14="http://schemas.microsoft.com/office/word/2010/wordprocessingDrawing" xmlns:wp="http://schemas.openxmlformats.org/drawingml/2006/wordprocessingDrawing" xmlns:w10="urn:schemas-microsoft-com:office:word" xmlns:w="http://schemas.openxmlformats.org/wordprocessingml/2006/main" xmlns:w14="http://schemas.microsoft.com/office/word/2010/wordml" xmlns:w15="http://schemas.microsoft.com/office/word/2012/wordml" xmlns:w16se="http://schemas.microsoft.com/office/word/2015/wordml/symex" xmlns:wpg="http://schemas.microsoft.com/office/word/2010/wordprocessingGroup" xmlns:wpi="http://schemas.microsoft.com/office/word/2010/wordprocessingInk" xmlns:wne="http://schemas.microsoft.com/office/word/2006/wordml" xmlns:wps="http://schemas.microsoft.com/office/word/2010/wordprocessingShape" mc:Ignorable="w14 w15 w16se wp14">
   <w:footnote w:type="separator" w:id="-1">
     <w:p>
       <w:r>
@@ -11793,7 +11822,7 @@
 </file>
 
 <file path=word/numbering.xml><?xml version="1.0" encoding="utf-8"?>
-<w:numbering xmlns:wpc="http://schemas.microsoft.com/office/word/2010/wordprocessingCanvas" xmlns:cx="http://schemas.microsoft.com/office/drawing/2014/chartex" xmlns:cx1="http://schemas.microsoft.com/office/drawing/2015/9/8/chartex" xmlns:mc="http://schemas.openxmlformats.org/markup-compatibility/2006" xmlns:o="urn:schemas-microsoft-com:office:office" xmlns:r="http://schemas.openxmlformats.org/officeDocument/2006/relationships" xmlns:m="http://schemas.openxmlformats.org/officeDocument/2006/math" xmlns:v="urn:schemas-microsoft-com:vml" xmlns:wp14="http://schemas.microsoft.com/office/word/2010/wordprocessingDrawing" xmlns:wp="http://schemas.openxmlformats.org/drawingml/2006/wordprocessingDrawing" xmlns:w10="urn:schemas-microsoft-com:office:word" xmlns:w="http://schemas.openxmlformats.org/wordprocessingml/2006/main" xmlns:w14="http://schemas.microsoft.com/office/word/2010/wordml" xmlns:w15="http://schemas.microsoft.com/office/word/2012/wordml" xmlns:w16se="http://schemas.microsoft.com/office/word/2015/wordml/symex" xmlns:wpg="http://schemas.microsoft.com/office/word/2010/wordprocessingGroup" xmlns:wpi="http://schemas.microsoft.com/office/word/2010/wordprocessingInk" xmlns:wne="http://schemas.microsoft.com/office/word/2006/wordml" xmlns:wps="http://schemas.microsoft.com/office/word/2010/wordprocessingShape" mc:Ignorable="w14 w15 w16se wp14">
+<w:numbering xmlns:wpc="http://schemas.microsoft.com/office/word/2010/wordprocessingCanvas" xmlns:cx="http://schemas.microsoft.com/office/drawing/2014/chartex" xmlns:mc="http://schemas.openxmlformats.org/markup-compatibility/2006" xmlns:o="urn:schemas-microsoft-com:office:office" xmlns:r="http://schemas.openxmlformats.org/officeDocument/2006/relationships" xmlns:m="http://schemas.openxmlformats.org/officeDocument/2006/math" xmlns:v="urn:schemas-microsoft-com:vml" xmlns:wp14="http://schemas.microsoft.com/office/word/2010/wordprocessingDrawing" xmlns:wp="http://schemas.openxmlformats.org/drawingml/2006/wordprocessingDrawing" xmlns:w10="urn:schemas-microsoft-com:office:word" xmlns:w="http://schemas.openxmlformats.org/wordprocessingml/2006/main" xmlns:w14="http://schemas.microsoft.com/office/word/2010/wordml" xmlns:w15="http://schemas.microsoft.com/office/word/2012/wordml" xmlns:w16se="http://schemas.microsoft.com/office/word/2015/wordml/symex" xmlns:wpg="http://schemas.microsoft.com/office/word/2010/wordprocessingGroup" xmlns:wpi="http://schemas.microsoft.com/office/word/2010/wordprocessingInk" xmlns:wne="http://schemas.microsoft.com/office/word/2006/wordml" xmlns:wps="http://schemas.microsoft.com/office/word/2010/wordprocessingShape" mc:Ignorable="w14 w15 w16se wp14">
   <w:abstractNum w:abstractNumId="0" w15:restartNumberingAfterBreak="0">
     <w:nsid w:val="06EF3578"/>
     <w:multiLevelType w:val="multilevel"/>
@@ -16853,7 +16882,7 @@
 </file>
 
 <file path=customXml/itemProps1.xml><?xml version="1.0" encoding="utf-8"?>
-<ds:datastoreItem xmlns:ds="http://schemas.openxmlformats.org/officeDocument/2006/customXml" ds:itemID="{DD00F187-1050-459F-A7D2-E9F74F665102}">
+<ds:datastoreItem xmlns:ds="http://schemas.openxmlformats.org/officeDocument/2006/customXml" ds:itemID="{C14A686A-B520-4B7C-96EA-1B2A4F0A137F}">
   <ds:schemaRefs>
     <ds:schemaRef ds:uri="http://schemas.openxmlformats.org/officeDocument/2006/bibliography"/>
   </ds:schemaRefs>
